--- a/cisco/aaa-ise.docx
+++ b/cisco/aaa-ise.docx
@@ -5,14 +5,8 @@
     <w:p>
       <w:pPr>
         <w:pStyle w:val="Titre"/>
-        <w:rPr>
-          <w:lang w:val="en-GB"/>
-        </w:rPr>
-      </w:pPr>
-      <w:r>
-        <w:rPr>
-          <w:lang w:val="en-GB"/>
-        </w:rPr>
+      </w:pPr>
+      <w:r>
         <w:t>AAA</w:t>
       </w:r>
     </w:p>
@@ -21,14 +15,12 @@
         <w:rPr>
           <w:sz w:val="36"/>
           <w:szCs w:val="36"/>
-          <w:lang w:val="en-GB"/>
         </w:rPr>
       </w:pPr>
       <w:r>
         <w:rPr>
           <w:sz w:val="36"/>
           <w:szCs w:val="36"/>
-          <w:lang w:val="en-GB"/>
         </w:rPr>
         <w:t>Authentication, Authorization &amp; Accounting</w:t>
       </w:r>
@@ -40,7 +32,7 @@
           <w:color w:val="auto"/>
           <w:sz w:val="22"/>
           <w:szCs w:val="22"/>
-          <w:lang w:val="fr-FR" w:eastAsia="en-US"/>
+          <w:lang w:eastAsia="en-US"/>
         </w:rPr>
         <w:id w:val="-1702545803"/>
         <w:docPartObj>
@@ -58,27 +50,12 @@
         <w:p>
           <w:pPr>
             <w:pStyle w:val="En-ttedetabledesmatires"/>
-            <w:rPr>
-              <w:lang w:val="en-GB"/>
-            </w:rPr>
           </w:pPr>
           <w:r>
-            <w:rPr>
-              <w:lang w:val="en-GB"/>
-            </w:rPr>
             <w:t>Tab</w:t>
           </w:r>
           <w:r>
-            <w:rPr>
-              <w:lang w:val="en-GB"/>
-            </w:rPr>
-            <w:t>le o</w:t>
-          </w:r>
-          <w:r>
-            <w:rPr>
-              <w:lang w:val="en-GB"/>
-            </w:rPr>
-            <w:t>f contents</w:t>
+            <w:t>le of contents</w:t>
           </w:r>
         </w:p>
         <w:p>
@@ -93,7 +70,7 @@
               <w:kern w:val="2"/>
               <w:sz w:val="24"/>
               <w:szCs w:val="24"/>
-              <w:lang w:eastAsia="fr-BE"/>
+              <w:lang w:val="fr-BE" w:eastAsia="fr-BE"/>
               <w14:ligatures w14:val="standardContextual"/>
             </w:rPr>
           </w:pPr>
@@ -106,14 +83,13 @@
           <w:r>
             <w:fldChar w:fldCharType="separate"/>
           </w:r>
-          <w:hyperlink w:anchor="_Toc223962698" w:history="1">
+          <w:hyperlink w:anchor="_Toc224829094" w:history="1">
             <w:r>
               <w:rPr>
                 <w:rStyle w:val="Lienhypertexte"/>
                 <w:noProof/>
-                <w:lang w:val="en-GB"/>
-              </w:rPr>
-              <w:t>Router</w:t>
+              </w:rPr>
+              <w:t>On the devices</w:t>
             </w:r>
             <w:r>
               <w:rPr>
@@ -134,7 +110,7 @@
                 <w:noProof/>
                 <w:webHidden/>
               </w:rPr>
-              <w:instrText xml:space="preserve"> PAGEREF _Toc223962698 \h </w:instrText>
+              <w:instrText xml:space="preserve"> PAGEREF _Toc224829094 \h </w:instrText>
             </w:r>
             <w:r>
               <w:rPr>
@@ -177,16 +153,15 @@
               <w:kern w:val="2"/>
               <w:sz w:val="24"/>
               <w:szCs w:val="24"/>
-              <w:lang w:eastAsia="fr-BE"/>
+              <w:lang w:val="fr-BE" w:eastAsia="fr-BE"/>
               <w14:ligatures w14:val="standardContextual"/>
             </w:rPr>
           </w:pPr>
-          <w:hyperlink w:anchor="_Toc223962699" w:history="1">
+          <w:hyperlink w:anchor="_Toc224829095" w:history="1">
             <w:r>
               <w:rPr>
                 <w:rStyle w:val="Lienhypertexte"/>
                 <w:noProof/>
-                <w:lang w:val="en-GB"/>
               </w:rPr>
               <w:t>Authentication</w:t>
             </w:r>
@@ -209,7 +184,7 @@
                 <w:noProof/>
                 <w:webHidden/>
               </w:rPr>
-              <w:instrText xml:space="preserve"> PAGEREF _Toc223962699 \h </w:instrText>
+              <w:instrText xml:space="preserve"> PAGEREF _Toc224829095 \h </w:instrText>
             </w:r>
             <w:r>
               <w:rPr>
@@ -252,16 +227,15 @@
               <w:kern w:val="2"/>
               <w:sz w:val="24"/>
               <w:szCs w:val="24"/>
-              <w:lang w:eastAsia="fr-BE"/>
+              <w:lang w:val="fr-BE" w:eastAsia="fr-BE"/>
               <w14:ligatures w14:val="standardContextual"/>
             </w:rPr>
           </w:pPr>
-          <w:hyperlink w:anchor="_Toc223962700" w:history="1">
+          <w:hyperlink w:anchor="_Toc224829096" w:history="1">
             <w:r>
               <w:rPr>
                 <w:rStyle w:val="Lienhypertexte"/>
                 <w:noProof/>
-                <w:lang w:val="en-GB"/>
               </w:rPr>
               <w:t>Authorization</w:t>
             </w:r>
@@ -284,7 +258,7 @@
                 <w:noProof/>
                 <w:webHidden/>
               </w:rPr>
-              <w:instrText xml:space="preserve"> PAGEREF _Toc223962700 \h </w:instrText>
+              <w:instrText xml:space="preserve"> PAGEREF _Toc224829096 \h </w:instrText>
             </w:r>
             <w:r>
               <w:rPr>
@@ -327,16 +301,15 @@
               <w:kern w:val="2"/>
               <w:sz w:val="24"/>
               <w:szCs w:val="24"/>
-              <w:lang w:eastAsia="fr-BE"/>
+              <w:lang w:val="fr-BE" w:eastAsia="fr-BE"/>
               <w14:ligatures w14:val="standardContextual"/>
             </w:rPr>
           </w:pPr>
-          <w:hyperlink w:anchor="_Toc223962701" w:history="1">
+          <w:hyperlink w:anchor="_Toc224829097" w:history="1">
             <w:r>
               <w:rPr>
                 <w:rStyle w:val="Lienhypertexte"/>
                 <w:noProof/>
-                <w:lang w:val="en-GB"/>
               </w:rPr>
               <w:t>Privilege access</w:t>
             </w:r>
@@ -359,7 +332,7 @@
                 <w:noProof/>
                 <w:webHidden/>
               </w:rPr>
-              <w:instrText xml:space="preserve"> PAGEREF _Toc223962701 \h </w:instrText>
+              <w:instrText xml:space="preserve"> PAGEREF _Toc224829097 \h </w:instrText>
             </w:r>
             <w:r>
               <w:rPr>
@@ -402,16 +375,15 @@
               <w:kern w:val="2"/>
               <w:sz w:val="24"/>
               <w:szCs w:val="24"/>
-              <w:lang w:eastAsia="fr-BE"/>
+              <w:lang w:val="fr-BE" w:eastAsia="fr-BE"/>
               <w14:ligatures w14:val="standardContextual"/>
             </w:rPr>
           </w:pPr>
-          <w:hyperlink w:anchor="_Toc223962702" w:history="1">
+          <w:hyperlink w:anchor="_Toc224829098" w:history="1">
             <w:r>
               <w:rPr>
                 <w:rStyle w:val="Lienhypertexte"/>
                 <w:noProof/>
-                <w:lang w:val="en-GB"/>
               </w:rPr>
               <w:t>SSH access</w:t>
             </w:r>
@@ -434,7 +406,7 @@
                 <w:noProof/>
                 <w:webHidden/>
               </w:rPr>
-              <w:instrText xml:space="preserve"> PAGEREF _Toc223962702 \h </w:instrText>
+              <w:instrText xml:space="preserve"> PAGEREF _Toc224829098 \h </w:instrText>
             </w:r>
             <w:r>
               <w:rPr>
@@ -477,16 +449,15 @@
               <w:kern w:val="2"/>
               <w:sz w:val="24"/>
               <w:szCs w:val="24"/>
-              <w:lang w:eastAsia="fr-BE"/>
+              <w:lang w:val="fr-BE" w:eastAsia="fr-BE"/>
               <w14:ligatures w14:val="standardContextual"/>
             </w:rPr>
           </w:pPr>
-          <w:hyperlink w:anchor="_Toc223962703" w:history="1">
+          <w:hyperlink w:anchor="_Toc224829099" w:history="1">
             <w:r>
               <w:rPr>
                 <w:rStyle w:val="Lienhypertexte"/>
                 <w:noProof/>
-                <w:lang w:val="en-GB"/>
               </w:rPr>
               <w:t>Authentication proxy access</w:t>
             </w:r>
@@ -509,7 +480,7 @@
                 <w:noProof/>
                 <w:webHidden/>
               </w:rPr>
-              <w:instrText xml:space="preserve"> PAGEREF _Toc223962703 \h </w:instrText>
+              <w:instrText xml:space="preserve"> PAGEREF _Toc224829099 \h </w:instrText>
             </w:r>
             <w:r>
               <w:rPr>
@@ -529,7 +500,7 @@
                 <w:noProof/>
                 <w:webHidden/>
               </w:rPr>
-              <w:t>3</w:t>
+              <w:t>4</w:t>
             </w:r>
             <w:r>
               <w:rPr>
@@ -552,18 +523,17 @@
               <w:kern w:val="2"/>
               <w:sz w:val="24"/>
               <w:szCs w:val="24"/>
-              <w:lang w:eastAsia="fr-BE"/>
+              <w:lang w:val="fr-BE" w:eastAsia="fr-BE"/>
               <w14:ligatures w14:val="standardContextual"/>
             </w:rPr>
           </w:pPr>
-          <w:hyperlink w:anchor="_Toc223962704" w:history="1">
+          <w:hyperlink w:anchor="_Toc224829100" w:history="1">
             <w:r>
               <w:rPr>
                 <w:rStyle w:val="Lienhypertexte"/>
                 <w:noProof/>
-                <w:lang w:val="en-GB"/>
-              </w:rPr>
-              <w:t>ISE server</w:t>
+              </w:rPr>
+              <w:t>802.1X Ethernet access</w:t>
             </w:r>
             <w:r>
               <w:rPr>
@@ -584,7 +554,7 @@
                 <w:noProof/>
                 <w:webHidden/>
               </w:rPr>
-              <w:instrText xml:space="preserve"> PAGEREF _Toc223962704 \h </w:instrText>
+              <w:instrText xml:space="preserve"> PAGEREF _Toc224829100 \h </w:instrText>
             </w:r>
             <w:r>
               <w:rPr>
@@ -604,7 +574,7 @@
                 <w:noProof/>
                 <w:webHidden/>
               </w:rPr>
-              <w:t>4</w:t>
+              <w:t>5</w:t>
             </w:r>
             <w:r>
               <w:rPr>
@@ -627,18 +597,17 @@
               <w:kern w:val="2"/>
               <w:sz w:val="24"/>
               <w:szCs w:val="24"/>
-              <w:lang w:eastAsia="fr-BE"/>
+              <w:lang w:val="fr-BE" w:eastAsia="fr-BE"/>
               <w14:ligatures w14:val="standardContextual"/>
             </w:rPr>
           </w:pPr>
-          <w:hyperlink w:anchor="_Toc223962705" w:history="1">
+          <w:hyperlink w:anchor="_Toc224829101" w:history="1">
             <w:r>
               <w:rPr>
                 <w:rStyle w:val="Lienhypertexte"/>
                 <w:noProof/>
-                <w:lang w:val="en-GB"/>
-              </w:rPr>
-              <w:t>Add network devices</w:t>
+              </w:rPr>
+              <w:t>On the authenticator device</w:t>
             </w:r>
             <w:r>
               <w:rPr>
@@ -659,7 +628,7 @@
                 <w:noProof/>
                 <w:webHidden/>
               </w:rPr>
-              <w:instrText xml:space="preserve"> PAGEREF _Toc223962705 \h </w:instrText>
+              <w:instrText xml:space="preserve"> PAGEREF _Toc224829101 \h </w:instrText>
             </w:r>
             <w:r>
               <w:rPr>
@@ -679,7 +648,7 @@
                 <w:noProof/>
                 <w:webHidden/>
               </w:rPr>
-              <w:t>4</w:t>
+              <w:t>5</w:t>
             </w:r>
             <w:r>
               <w:rPr>
@@ -702,18 +671,17 @@
               <w:kern w:val="2"/>
               <w:sz w:val="24"/>
               <w:szCs w:val="24"/>
-              <w:lang w:eastAsia="fr-BE"/>
+              <w:lang w:val="fr-BE" w:eastAsia="fr-BE"/>
               <w14:ligatures w14:val="standardContextual"/>
             </w:rPr>
           </w:pPr>
-          <w:hyperlink w:anchor="_Toc223962706" w:history="1">
+          <w:hyperlink w:anchor="_Toc224829102" w:history="1">
             <w:r>
               <w:rPr>
                 <w:rStyle w:val="Lienhypertexte"/>
                 <w:noProof/>
-                <w:lang w:val="en-GB"/>
-              </w:rPr>
-              <w:t>Add identities</w:t>
+              </w:rPr>
+              <w:t>On the Windows device</w:t>
             </w:r>
             <w:r>
               <w:rPr>
@@ -734,7 +702,7 @@
                 <w:noProof/>
                 <w:webHidden/>
               </w:rPr>
-              <w:instrText xml:space="preserve"> PAGEREF _Toc223962706 \h </w:instrText>
+              <w:instrText xml:space="preserve"> PAGEREF _Toc224829102 \h </w:instrText>
             </w:r>
             <w:r>
               <w:rPr>
@@ -754,7 +722,81 @@
                 <w:noProof/>
                 <w:webHidden/>
               </w:rPr>
-              <w:t>5</w:t>
+              <w:t>6</w:t>
+            </w:r>
+            <w:r>
+              <w:rPr>
+                <w:noProof/>
+                <w:webHidden/>
+              </w:rPr>
+              <w:fldChar w:fldCharType="end"/>
+            </w:r>
+          </w:hyperlink>
+        </w:p>
+        <w:p>
+          <w:pPr>
+            <w:pStyle w:val="TM1"/>
+            <w:tabs>
+              <w:tab w:val="right" w:leader="dot" w:pos="9062"/>
+            </w:tabs>
+            <w:rPr>
+              <w:rFonts w:eastAsiaTheme="minorEastAsia"/>
+              <w:noProof/>
+              <w:kern w:val="2"/>
+              <w:sz w:val="24"/>
+              <w:szCs w:val="24"/>
+              <w:lang w:val="fr-BE" w:eastAsia="fr-BE"/>
+              <w14:ligatures w14:val="standardContextual"/>
+            </w:rPr>
+          </w:pPr>
+          <w:hyperlink w:anchor="_Toc224829103" w:history="1">
+            <w:r>
+              <w:rPr>
+                <w:rStyle w:val="Lienhypertexte"/>
+                <w:noProof/>
+              </w:rPr>
+              <w:t>On the ISE server</w:t>
+            </w:r>
+            <w:r>
+              <w:rPr>
+                <w:noProof/>
+                <w:webHidden/>
+              </w:rPr>
+              <w:tab/>
+            </w:r>
+            <w:r>
+              <w:rPr>
+                <w:noProof/>
+                <w:webHidden/>
+              </w:rPr>
+              <w:fldChar w:fldCharType="begin"/>
+            </w:r>
+            <w:r>
+              <w:rPr>
+                <w:noProof/>
+                <w:webHidden/>
+              </w:rPr>
+              <w:instrText xml:space="preserve"> PAGEREF _Toc224829103 \h </w:instrText>
+            </w:r>
+            <w:r>
+              <w:rPr>
+                <w:noProof/>
+                <w:webHidden/>
+              </w:rPr>
+            </w:r>
+            <w:r>
+              <w:rPr>
+                <w:noProof/>
+                <w:webHidden/>
+              </w:rPr>
+              <w:fldChar w:fldCharType="separate"/>
+            </w:r>
+            <w:r>
+              <w:rPr>
+                <w:noProof/>
+                <w:webHidden/>
+              </w:rPr>
+              <w:t>8</w:t>
             </w:r>
             <w:r>
               <w:rPr>
@@ -777,16 +819,163 @@
               <w:kern w:val="2"/>
               <w:sz w:val="24"/>
               <w:szCs w:val="24"/>
-              <w:lang w:eastAsia="fr-BE"/>
+              <w:lang w:val="fr-BE" w:eastAsia="fr-BE"/>
               <w14:ligatures w14:val="standardContextual"/>
             </w:rPr>
           </w:pPr>
-          <w:hyperlink w:anchor="_Toc223962707" w:history="1">
+          <w:hyperlink w:anchor="_Toc224829104" w:history="1">
             <w:r>
               <w:rPr>
                 <w:rStyle w:val="Lienhypertexte"/>
                 <w:noProof/>
-                <w:lang w:val="en-GB"/>
+              </w:rPr>
+              <w:t>Add network devices</w:t>
+            </w:r>
+            <w:r>
+              <w:rPr>
+                <w:noProof/>
+                <w:webHidden/>
+              </w:rPr>
+              <w:tab/>
+            </w:r>
+            <w:r>
+              <w:rPr>
+                <w:noProof/>
+                <w:webHidden/>
+              </w:rPr>
+              <w:fldChar w:fldCharType="begin"/>
+            </w:r>
+            <w:r>
+              <w:rPr>
+                <w:noProof/>
+                <w:webHidden/>
+              </w:rPr>
+              <w:instrText xml:space="preserve"> PAGEREF _Toc224829104 \h </w:instrText>
+            </w:r>
+            <w:r>
+              <w:rPr>
+                <w:noProof/>
+                <w:webHidden/>
+              </w:rPr>
+            </w:r>
+            <w:r>
+              <w:rPr>
+                <w:noProof/>
+                <w:webHidden/>
+              </w:rPr>
+              <w:fldChar w:fldCharType="separate"/>
+            </w:r>
+            <w:r>
+              <w:rPr>
+                <w:noProof/>
+                <w:webHidden/>
+              </w:rPr>
+              <w:t>8</w:t>
+            </w:r>
+            <w:r>
+              <w:rPr>
+                <w:noProof/>
+                <w:webHidden/>
+              </w:rPr>
+              <w:fldChar w:fldCharType="end"/>
+            </w:r>
+          </w:hyperlink>
+        </w:p>
+        <w:p>
+          <w:pPr>
+            <w:pStyle w:val="TM2"/>
+            <w:tabs>
+              <w:tab w:val="right" w:leader="dot" w:pos="9062"/>
+            </w:tabs>
+            <w:rPr>
+              <w:rFonts w:eastAsiaTheme="minorEastAsia"/>
+              <w:noProof/>
+              <w:kern w:val="2"/>
+              <w:sz w:val="24"/>
+              <w:szCs w:val="24"/>
+              <w:lang w:val="fr-BE" w:eastAsia="fr-BE"/>
+              <w14:ligatures w14:val="standardContextual"/>
+            </w:rPr>
+          </w:pPr>
+          <w:hyperlink w:anchor="_Toc224829105" w:history="1">
+            <w:r>
+              <w:rPr>
+                <w:rStyle w:val="Lienhypertexte"/>
+                <w:noProof/>
+              </w:rPr>
+              <w:t>Add identities</w:t>
+            </w:r>
+            <w:r>
+              <w:rPr>
+                <w:noProof/>
+                <w:webHidden/>
+              </w:rPr>
+              <w:tab/>
+            </w:r>
+            <w:r>
+              <w:rPr>
+                <w:noProof/>
+                <w:webHidden/>
+              </w:rPr>
+              <w:fldChar w:fldCharType="begin"/>
+            </w:r>
+            <w:r>
+              <w:rPr>
+                <w:noProof/>
+                <w:webHidden/>
+              </w:rPr>
+              <w:instrText xml:space="preserve"> PAGEREF _Toc224829105 \h </w:instrText>
+            </w:r>
+            <w:r>
+              <w:rPr>
+                <w:noProof/>
+                <w:webHidden/>
+              </w:rPr>
+            </w:r>
+            <w:r>
+              <w:rPr>
+                <w:noProof/>
+                <w:webHidden/>
+              </w:rPr>
+              <w:fldChar w:fldCharType="separate"/>
+            </w:r>
+            <w:r>
+              <w:rPr>
+                <w:noProof/>
+                <w:webHidden/>
+              </w:rPr>
+              <w:t>9</w:t>
+            </w:r>
+            <w:r>
+              <w:rPr>
+                <w:noProof/>
+                <w:webHidden/>
+              </w:rPr>
+              <w:fldChar w:fldCharType="end"/>
+            </w:r>
+          </w:hyperlink>
+        </w:p>
+        <w:p>
+          <w:pPr>
+            <w:pStyle w:val="TM2"/>
+            <w:tabs>
+              <w:tab w:val="right" w:leader="dot" w:pos="9062"/>
+            </w:tabs>
+            <w:rPr>
+              <w:rFonts w:eastAsiaTheme="minorEastAsia"/>
+              <w:noProof/>
+              <w:kern w:val="2"/>
+              <w:sz w:val="24"/>
+              <w:szCs w:val="24"/>
+              <w:lang w:val="fr-BE" w:eastAsia="fr-BE"/>
+              <w14:ligatures w14:val="standardContextual"/>
+            </w:rPr>
+          </w:pPr>
+          <w:hyperlink w:anchor="_Toc224829106" w:history="1">
+            <w:r>
+              <w:rPr>
+                <w:rStyle w:val="Lienhypertexte"/>
+                <w:noProof/>
               </w:rPr>
               <w:t>Add policies</w:t>
             </w:r>
@@ -809,7 +998,7 @@
                 <w:noProof/>
                 <w:webHidden/>
               </w:rPr>
-              <w:instrText xml:space="preserve"> PAGEREF _Toc223962707 \h </w:instrText>
+              <w:instrText xml:space="preserve"> PAGEREF _Toc224829106 \h </w:instrText>
             </w:r>
             <w:r>
               <w:rPr>
@@ -829,7 +1018,7 @@
                 <w:noProof/>
                 <w:webHidden/>
               </w:rPr>
-              <w:t>7</w:t>
+              <w:t>11</w:t>
             </w:r>
             <w:r>
               <w:rPr>
@@ -847,15 +1036,20 @@
               <w:tab w:val="right" w:leader="dot" w:pos="9062"/>
             </w:tabs>
             <w:rPr>
+              <w:rFonts w:eastAsiaTheme="minorEastAsia"/>
               <w:noProof/>
+              <w:kern w:val="2"/>
+              <w:sz w:val="24"/>
+              <w:szCs w:val="24"/>
+              <w:lang w:val="fr-BE" w:eastAsia="fr-BE"/>
+              <w14:ligatures w14:val="standardContextual"/>
             </w:rPr>
           </w:pPr>
-          <w:hyperlink w:anchor="_Toc223962708" w:history="1">
+          <w:hyperlink w:anchor="_Toc224829107" w:history="1">
             <w:r>
               <w:rPr>
                 <w:rStyle w:val="Lienhypertexte"/>
                 <w:noProof/>
-                <w:lang w:val="en-GB"/>
               </w:rPr>
               <w:t>Create conditions</w:t>
             </w:r>
@@ -878,7 +1072,7 @@
                 <w:noProof/>
                 <w:webHidden/>
               </w:rPr>
-              <w:instrText xml:space="preserve"> PAGEREF _Toc223962708 \h </w:instrText>
+              <w:instrText xml:space="preserve"> PAGEREF _Toc224829107 \h </w:instrText>
             </w:r>
             <w:r>
               <w:rPr>
@@ -898,7 +1092,7 @@
                 <w:noProof/>
                 <w:webHidden/>
               </w:rPr>
-              <w:t>7</w:t>
+              <w:t>11</w:t>
             </w:r>
             <w:r>
               <w:rPr>
@@ -914,7 +1108,6 @@
             <w:rPr>
               <w:b/>
               <w:bCs/>
-              <w:lang w:val="fr-FR"/>
             </w:rPr>
             <w:fldChar w:fldCharType="end"/>
           </w:r>
@@ -937,17 +1130,11 @@
     <w:p>
       <w:pPr>
         <w:pStyle w:val="Titre1"/>
-        <w:rPr>
-          <w:lang w:val="en-GB"/>
-        </w:rPr>
-      </w:pPr>
-      <w:bookmarkStart w:id="0" w:name="_Toc223962698"/>
-      <w:r>
-        <w:rPr>
-          <w:lang w:val="en-GB"/>
-        </w:rPr>
+      </w:pPr>
+      <w:bookmarkStart w:id="0" w:name="_Toc224829094"/>
+      <w:r>
         <w:lastRenderedPageBreak/>
-        <w:t>Router</w:t>
+        <w:t>On the devices</w:t>
       </w:r>
       <w:bookmarkEnd w:id="0"/>
     </w:p>
@@ -956,14 +1143,12 @@
         <w:rPr>
           <w:b/>
           <w:bCs/>
-          <w:lang w:val="en-GB"/>
-        </w:rPr>
-      </w:pPr>
-      <w:r>
-        <w:rPr>
-          <w:b/>
-          <w:bCs/>
-          <w:lang w:val="en-GB"/>
+        </w:rPr>
+      </w:pPr>
+      <w:r>
+        <w:rPr>
+          <w:b/>
+          <w:bCs/>
         </w:rPr>
         <w:t>D</w:t>
       </w:r>
@@ -971,86 +1156,67 @@
         <w:rPr>
           <w:b/>
           <w:bCs/>
-          <w:lang w:val="en-GB"/>
         </w:rPr>
         <w:t>ebug:</w:t>
       </w:r>
     </w:p>
     <w:p>
-      <w:pPr>
-        <w:rPr>
-          <w:lang w:val="en-GB"/>
-        </w:rPr>
-      </w:pPr>
-      <w:r>
-        <w:rPr>
-          <w:lang w:val="en-GB"/>
-        </w:rPr>
+      <w:r>
         <w:t>R1 #debug radius</w:t>
       </w:r>
     </w:p>
     <w:p>
-      <w:pPr>
-        <w:rPr>
-          <w:lang w:val="en-GB"/>
-        </w:rPr>
-      </w:pPr>
-      <w:r>
-        <w:rPr>
-          <w:lang w:val="en-GB"/>
-        </w:rPr>
+      <w:r>
         <w:t>R1 #</w:t>
       </w:r>
       <w:r>
-        <w:rPr>
-          <w:lang w:val="en-GB"/>
-        </w:rPr>
-        <w:t>show ip auth-proxy cache</w:t>
-      </w:r>
-    </w:p>
-    <w:p>
-      <w:pPr>
-        <w:rPr>
-          <w:b/>
-          <w:bCs/>
-          <w:lang w:val="en-GB"/>
-        </w:rPr>
-      </w:pPr>
-      <w:r>
-        <w:rPr>
-          <w:b/>
-          <w:bCs/>
-          <w:lang w:val="en-GB"/>
+        <w:t xml:space="preserve">show </w:t>
+      </w:r>
+      <w:proofErr w:type="spellStart"/>
+      <w:r>
+        <w:t>ip</w:t>
+      </w:r>
+      <w:proofErr w:type="spellEnd"/>
+      <w:r>
+        <w:t xml:space="preserve"> auth-proxy cache</w:t>
+      </w:r>
+    </w:p>
+    <w:p>
+      <w:pPr>
+        <w:rPr>
+          <w:b/>
+          <w:bCs/>
+        </w:rPr>
+      </w:pPr>
+      <w:r>
+        <w:rPr>
+          <w:b/>
+          <w:bCs/>
         </w:rPr>
         <w:t>Enable AAA on a router:</w:t>
       </w:r>
     </w:p>
     <w:p>
-      <w:pPr>
-        <w:rPr>
-          <w:lang w:val="en-GB"/>
-        </w:rPr>
-      </w:pPr>
-      <w:r>
-        <w:rPr>
-          <w:lang w:val="en-GB"/>
-        </w:rPr>
-        <w:t>R1 (config) #aaa new-model</w:t>
-      </w:r>
-    </w:p>
-    <w:p>
-      <w:pPr>
-        <w:rPr>
-          <w:b/>
-          <w:bCs/>
-          <w:lang w:val="en-GB"/>
-        </w:rPr>
-      </w:pPr>
-      <w:r>
-        <w:rPr>
-          <w:b/>
-          <w:bCs/>
-          <w:lang w:val="en-GB"/>
+      <w:r>
+        <w:t xml:space="preserve">R1 (config) #aaa </w:t>
+      </w:r>
+      <w:proofErr w:type="gramStart"/>
+      <w:r>
+        <w:t>new-model</w:t>
+      </w:r>
+      <w:proofErr w:type="gramEnd"/>
+    </w:p>
+    <w:p>
+      <w:pPr>
+        <w:rPr>
+          <w:b/>
+          <w:bCs/>
+        </w:rPr>
+      </w:pPr>
+      <w:r>
+        <w:rPr>
+          <w:b/>
+          <w:bCs/>
         </w:rPr>
         <w:t xml:space="preserve">Specify </w:t>
       </w:r>
@@ -1058,7 +1224,6 @@
         <w:rPr>
           <w:b/>
           <w:bCs/>
-          <w:lang w:val="en-GB"/>
         </w:rPr>
         <w:t xml:space="preserve">a RADIUS </w:t>
       </w:r>
@@ -1066,101 +1231,49 @@
         <w:rPr>
           <w:b/>
           <w:bCs/>
-          <w:lang w:val="en-GB"/>
         </w:rPr>
         <w:t>server:</w:t>
       </w:r>
     </w:p>
     <w:p>
-      <w:pPr>
-        <w:rPr>
-          <w:lang w:val="en-GB"/>
-        </w:rPr>
-      </w:pPr>
-      <w:r>
-        <w:rPr>
-          <w:lang w:val="en-GB"/>
-        </w:rPr>
+      <w:r>
         <w:t>R1 (config) #</w:t>
       </w:r>
       <w:r>
-        <w:rPr>
-          <w:lang w:val="en-GB"/>
-        </w:rPr>
         <w:t>radius</w:t>
       </w:r>
       <w:r>
-        <w:rPr>
-          <w:lang w:val="en-GB"/>
-        </w:rPr>
         <w:t xml:space="preserve"> </w:t>
       </w:r>
       <w:r>
-        <w:rPr>
-          <w:lang w:val="en-GB"/>
-        </w:rPr>
         <w:t>server MYRADIUS</w:t>
       </w:r>
     </w:p>
     <w:p>
-      <w:pPr>
-        <w:rPr>
-          <w:lang w:val="en-GB"/>
-        </w:rPr>
-      </w:pPr>
-      <w:r>
-        <w:rPr>
-          <w:lang w:val="en-GB"/>
-        </w:rPr>
+      <w:r>
         <w:t>R1 (config</w:t>
       </w:r>
       <w:r>
-        <w:rPr>
-          <w:lang w:val="en-GB"/>
-        </w:rPr>
         <w:t>-radius-server</w:t>
       </w:r>
       <w:r>
-        <w:rPr>
-          <w:lang w:val="en-GB"/>
-        </w:rPr>
         <w:t>) #address ipv4 192.168.2.1</w:t>
       </w:r>
     </w:p>
     <w:p>
-      <w:pPr>
-        <w:rPr>
-          <w:lang w:val="en-GB"/>
-        </w:rPr>
-      </w:pPr>
-      <w:r>
-        <w:rPr>
-          <w:lang w:val="en-GB"/>
-        </w:rPr>
+      <w:r>
         <w:t>R1 (config</w:t>
       </w:r>
       <w:r>
-        <w:rPr>
-          <w:lang w:val="en-GB"/>
-        </w:rPr>
         <w:t>-radius-server</w:t>
       </w:r>
       <w:r>
-        <w:rPr>
-          <w:lang w:val="en-GB"/>
-        </w:rPr>
         <w:t>) #</w:t>
       </w:r>
       <w:r>
-        <w:rPr>
-          <w:lang w:val="en-GB"/>
-        </w:rPr>
         <w:t xml:space="preserve">key </w:t>
       </w:r>
       <w:r>
-        <w:rPr>
-          <w:lang w:val="en-GB"/>
-        </w:rPr>
         <w:t>SECRETKEY</w:t>
       </w:r>
     </w:p>
@@ -1169,14 +1282,12 @@
         <w:rPr>
           <w:b/>
           <w:bCs/>
-          <w:lang w:val="en-GB"/>
-        </w:rPr>
-      </w:pPr>
-      <w:r>
-        <w:rPr>
-          <w:b/>
-          <w:bCs/>
-          <w:lang w:val="en-GB"/>
+        </w:rPr>
+      </w:pPr>
+      <w:r>
+        <w:rPr>
+          <w:b/>
+          <w:bCs/>
         </w:rPr>
         <w:t>O</w:t>
       </w:r>
@@ -1184,7 +1295,6 @@
         <w:rPr>
           <w:b/>
           <w:bCs/>
-          <w:lang w:val="en-GB"/>
         </w:rPr>
         <w:t>r</w:t>
       </w:r>
@@ -1192,119 +1302,69 @@
         <w:rPr>
           <w:b/>
           <w:bCs/>
-          <w:lang w:val="en-GB"/>
         </w:rPr>
         <w:t xml:space="preserve"> the old version:</w:t>
       </w:r>
     </w:p>
     <w:p>
-      <w:pPr>
-        <w:rPr>
-          <w:lang w:val="en-GB"/>
-        </w:rPr>
-      </w:pPr>
-      <w:r>
-        <w:rPr>
-          <w:lang w:val="en-GB"/>
-        </w:rPr>
+      <w:r>
         <w:t>R1</w:t>
       </w:r>
       <w:r>
-        <w:rPr>
-          <w:lang w:val="en-GB"/>
-        </w:rPr>
         <w:t xml:space="preserve"> </w:t>
       </w:r>
       <w:r>
-        <w:rPr>
-          <w:lang w:val="en-GB"/>
-        </w:rPr>
         <w:t>(config)</w:t>
       </w:r>
       <w:r>
-        <w:rPr>
-          <w:lang w:val="en-GB"/>
-        </w:rPr>
         <w:t xml:space="preserve"> </w:t>
       </w:r>
       <w:r>
-        <w:rPr>
-          <w:lang w:val="en-GB"/>
-        </w:rPr>
         <w:t xml:space="preserve">#radius-server host 192.168.2.205 key </w:t>
       </w:r>
       <w:r>
-        <w:rPr>
-          <w:lang w:val="en-GB"/>
-        </w:rPr>
         <w:t>SECRETKEY</w:t>
       </w:r>
     </w:p>
     <w:p>
       <w:pPr>
         <w:pStyle w:val="Titre2"/>
-        <w:rPr>
-          <w:lang w:val="en-GB"/>
-        </w:rPr>
-      </w:pPr>
-      <w:bookmarkStart w:id="1" w:name="_Toc223962699"/>
-      <w:r>
-        <w:rPr>
-          <w:lang w:val="en-GB"/>
-        </w:rPr>
+      </w:pPr>
+      <w:bookmarkStart w:id="1" w:name="_Toc224829095"/>
+      <w:r>
         <w:t>Authentication</w:t>
       </w:r>
       <w:bookmarkEnd w:id="1"/>
     </w:p>
     <w:p>
-      <w:pPr>
-        <w:rPr>
-          <w:lang w:val="en-GB"/>
-        </w:rPr>
-      </w:pPr>
-      <w:r>
-        <w:rPr>
-          <w:lang w:val="en-GB"/>
-        </w:rPr>
+      <w:r>
         <w:t xml:space="preserve">R1 (config) #aaa authentication </w:t>
       </w:r>
       <w:r>
         <w:rPr>
           <w:highlight w:val="yellow"/>
-          <w:lang w:val="en-GB"/>
         </w:rPr>
         <w:t>SERVICE</w:t>
       </w:r>
       <w:r>
-        <w:rPr>
-          <w:lang w:val="en-GB"/>
-        </w:rPr>
         <w:t xml:space="preserve"> </w:t>
       </w:r>
       <w:r>
         <w:rPr>
           <w:highlight w:val="green"/>
-          <w:lang w:val="en-GB"/>
         </w:rPr>
         <w:t>LISTNAME</w:t>
       </w:r>
       <w:r>
-        <w:rPr>
-          <w:lang w:val="en-GB"/>
-        </w:rPr>
         <w:t xml:space="preserve"> </w:t>
       </w:r>
       <w:r>
         <w:rPr>
           <w:highlight w:val="cyan"/>
-          <w:lang w:val="en-GB"/>
         </w:rPr>
         <w:t>METHOD1</w:t>
       </w:r>
       <w:r>
-        <w:rPr>
-          <w:lang w:val="en-GB"/>
-        </w:rPr>
         <w:t xml:space="preserve"> METHOD2 …</w:t>
       </w:r>
     </w:p>
@@ -1315,28 +1375,20 @@
           <w:ilvl w:val="0"/>
           <w:numId w:val="1"/>
         </w:numPr>
-        <w:rPr>
-          <w:lang w:val="en-GB"/>
-        </w:rPr>
       </w:pPr>
       <w:r>
         <w:rPr>
           <w:highlight w:val="yellow"/>
-          <w:lang w:val="en-GB"/>
         </w:rPr>
         <w:t>l</w:t>
       </w:r>
       <w:r>
         <w:rPr>
           <w:highlight w:val="yellow"/>
-          <w:lang w:val="en-GB"/>
         </w:rPr>
         <w:t>ogin</w:t>
       </w:r>
       <w:r>
-        <w:rPr>
-          <w:lang w:val="en-GB"/>
-        </w:rPr>
         <w:t>: all the possibilities to connect to the router (SSH, Telnet, console, HTTP, auxiliary…)</w:t>
       </w:r>
     </w:p>
@@ -1347,21 +1399,16 @@
           <w:ilvl w:val="0"/>
           <w:numId w:val="1"/>
         </w:numPr>
-        <w:rPr>
-          <w:lang w:val="en-GB"/>
-        </w:rPr>
-      </w:pPr>
+      </w:pPr>
+      <w:proofErr w:type="spellStart"/>
       <w:r>
         <w:rPr>
           <w:highlight w:val="yellow"/>
-          <w:lang w:val="en-GB"/>
         </w:rPr>
         <w:t>ppp</w:t>
       </w:r>
-      <w:r>
-        <w:rPr>
-          <w:lang w:val="en-GB"/>
-        </w:rPr>
+      <w:proofErr w:type="spellEnd"/>
+      <w:r>
         <w:t>: like the service providers</w:t>
       </w:r>
     </w:p>
@@ -1372,21 +1419,14 @@
           <w:ilvl w:val="0"/>
           <w:numId w:val="1"/>
         </w:numPr>
-        <w:rPr>
-          <w:lang w:val="en-GB"/>
-        </w:rPr>
       </w:pPr>
       <w:r>
         <w:rPr>
           <w:highlight w:val="yellow"/>
-          <w:lang w:val="en-GB"/>
         </w:rPr>
         <w:t>dot1x</w:t>
       </w:r>
       <w:r>
-        <w:rPr>
-          <w:lang w:val="en-GB"/>
-        </w:rPr>
         <w:t>:</w:t>
       </w:r>
     </w:p>
@@ -1397,21 +1437,14 @@
           <w:ilvl w:val="0"/>
           <w:numId w:val="1"/>
         </w:numPr>
-        <w:rPr>
-          <w:lang w:val="en-GB"/>
-        </w:rPr>
       </w:pPr>
       <w:r>
         <w:rPr>
           <w:highlight w:val="cyan"/>
-          <w:lang w:val="en-GB"/>
         </w:rPr>
         <w:t>local</w:t>
       </w:r>
       <w:r>
-        <w:rPr>
-          <w:lang w:val="en-GB"/>
-        </w:rPr>
         <w:t>: use the user in local (username admin privilege 15 password cisco)</w:t>
       </w:r>
     </w:p>
@@ -1422,27 +1455,17 @@
           <w:ilvl w:val="0"/>
           <w:numId w:val="1"/>
         </w:numPr>
-        <w:rPr>
-          <w:lang w:val="en-GB"/>
-        </w:rPr>
       </w:pPr>
       <w:r>
         <w:rPr>
           <w:highlight w:val="cyan"/>
-          <w:lang w:val="en-GB"/>
         </w:rPr>
         <w:t>none</w:t>
       </w:r>
       <w:r>
-        <w:rPr>
-          <w:lang w:val="en-GB"/>
-        </w:rPr>
         <w:t xml:space="preserve">: no </w:t>
       </w:r>
       <w:r>
-        <w:rPr>
-          <w:lang w:val="en-GB"/>
-        </w:rPr>
         <w:t>verification</w:t>
       </w:r>
     </w:p>
@@ -1453,21 +1476,14 @@
           <w:ilvl w:val="0"/>
           <w:numId w:val="1"/>
         </w:numPr>
-        <w:rPr>
-          <w:lang w:val="en-GB"/>
-        </w:rPr>
       </w:pPr>
       <w:r>
         <w:rPr>
           <w:highlight w:val="cyan"/>
-          <w:lang w:val="en-GB"/>
         </w:rPr>
         <w:t>group radius</w:t>
       </w:r>
       <w:r>
-        <w:rPr>
-          <w:lang w:val="en-GB"/>
-        </w:rPr>
         <w:t>: use the RADIUS server</w:t>
       </w:r>
     </w:p>
@@ -1478,89 +1494,56 @@
           <w:ilvl w:val="0"/>
           <w:numId w:val="1"/>
         </w:numPr>
-        <w:rPr>
-          <w:lang w:val="en-GB"/>
-        </w:rPr>
       </w:pPr>
       <w:r>
         <w:rPr>
           <w:highlight w:val="green"/>
-          <w:lang w:val="en-GB"/>
         </w:rPr>
         <w:t>default</w:t>
       </w:r>
       <w:r>
-        <w:rPr>
-          <w:lang w:val="en-GB"/>
-        </w:rPr>
         <w:t>: use it by default</w:t>
       </w:r>
     </w:p>
     <w:p>
       <w:pPr>
         <w:pStyle w:val="Titre2"/>
-        <w:rPr>
-          <w:lang w:val="en-GB"/>
-        </w:rPr>
-      </w:pPr>
-      <w:bookmarkStart w:id="2" w:name="_Toc223962700"/>
-      <w:r>
-        <w:rPr>
-          <w:lang w:val="en-GB"/>
-        </w:rPr>
+      </w:pPr>
+      <w:bookmarkStart w:id="2" w:name="_Toc224829096"/>
+      <w:r>
         <w:t>Authorization</w:t>
       </w:r>
       <w:bookmarkEnd w:id="2"/>
     </w:p>
     <w:p>
-      <w:pPr>
-        <w:rPr>
-          <w:lang w:val="en-GB"/>
-        </w:rPr>
-      </w:pPr>
-      <w:r>
-        <w:rPr>
-          <w:lang w:val="en-GB"/>
-        </w:rPr>
+      <w:r>
         <w:t xml:space="preserve">R1 (config) #aaa authorization </w:t>
       </w:r>
       <w:r>
         <w:rPr>
           <w:highlight w:val="yellow"/>
-          <w:lang w:val="en-GB"/>
         </w:rPr>
         <w:t>SERVICE</w:t>
       </w:r>
       <w:r>
-        <w:rPr>
-          <w:lang w:val="en-GB"/>
-        </w:rPr>
         <w:t xml:space="preserve"> </w:t>
       </w:r>
       <w:r>
         <w:rPr>
           <w:highlight w:val="green"/>
-          <w:lang w:val="en-GB"/>
         </w:rPr>
         <w:t>LISTNAME</w:t>
       </w:r>
       <w:r>
-        <w:rPr>
-          <w:lang w:val="en-GB"/>
-        </w:rPr>
         <w:t xml:space="preserve"> </w:t>
       </w:r>
       <w:r>
         <w:rPr>
           <w:highlight w:val="cyan"/>
-          <w:lang w:val="en-GB"/>
         </w:rPr>
         <w:t>METHOD1</w:t>
       </w:r>
       <w:r>
-        <w:rPr>
-          <w:lang w:val="en-GB"/>
-        </w:rPr>
         <w:t xml:space="preserve"> METHOD2 …</w:t>
       </w:r>
     </w:p>
@@ -1571,39 +1554,20 @@
           <w:ilvl w:val="0"/>
           <w:numId w:val="1"/>
         </w:numPr>
-        <w:rPr>
-          <w:lang w:val="en-GB"/>
-        </w:rPr>
       </w:pPr>
       <w:r>
         <w:rPr>
           <w:highlight w:val="yellow"/>
-          <w:lang w:val="en-GB"/>
         </w:rPr>
         <w:t>exec</w:t>
       </w:r>
       <w:r>
-        <w:rPr>
-          <w:lang w:val="en-GB"/>
-        </w:rPr>
-        <w:t>:</w:t>
-      </w:r>
-      <w:r>
-        <w:rPr>
-          <w:lang w:val="en-GB"/>
-        </w:rPr>
-        <w:t xml:space="preserve"> the privilege level of the </w:t>
-      </w:r>
-      <w:r>
-        <w:rPr>
-          <w:lang w:val="en-GB"/>
-        </w:rPr>
+        <w:t xml:space="preserve">: the privilege level of the </w:t>
+      </w:r>
+      <w:r>
         <w:t>administrator</w:t>
       </w:r>
       <w:r>
-        <w:rPr>
-          <w:lang w:val="en-GB"/>
-        </w:rPr>
         <w:t xml:space="preserve"> on the router (0-15)</w:t>
       </w:r>
     </w:p>
@@ -1614,27 +1578,17 @@
           <w:ilvl w:val="0"/>
           <w:numId w:val="1"/>
         </w:numPr>
-        <w:rPr>
-          <w:lang w:val="en-GB"/>
-        </w:rPr>
       </w:pPr>
       <w:r>
         <w:rPr>
           <w:highlight w:val="yellow"/>
-          <w:lang w:val="en-GB"/>
         </w:rPr>
         <w:t>auth-proxy</w:t>
       </w:r>
       <w:r>
-        <w:rPr>
-          <w:lang w:val="en-GB"/>
-        </w:rPr>
         <w:t xml:space="preserve">: </w:t>
       </w:r>
       <w:r>
-        <w:rPr>
-          <w:lang w:val="en-GB"/>
-        </w:rPr>
         <w:t>the ACL for the user of the network</w:t>
       </w:r>
     </w:p>
@@ -1645,21 +1599,14 @@
           <w:ilvl w:val="0"/>
           <w:numId w:val="1"/>
         </w:numPr>
-        <w:rPr>
-          <w:lang w:val="en-GB"/>
-        </w:rPr>
       </w:pPr>
       <w:r>
         <w:rPr>
           <w:highlight w:val="cyan"/>
-          <w:lang w:val="en-GB"/>
         </w:rPr>
         <w:t>none</w:t>
       </w:r>
       <w:r>
-        <w:rPr>
-          <w:lang w:val="en-GB"/>
-        </w:rPr>
         <w:t>: no verification</w:t>
       </w:r>
     </w:p>
@@ -1670,36 +1617,23 @@
           <w:ilvl w:val="0"/>
           <w:numId w:val="1"/>
         </w:numPr>
-        <w:rPr>
-          <w:lang w:val="en-GB"/>
-        </w:rPr>
       </w:pPr>
       <w:r>
         <w:rPr>
           <w:highlight w:val="cyan"/>
-          <w:lang w:val="en-GB"/>
         </w:rPr>
         <w:t>group radius</w:t>
       </w:r>
       <w:r>
-        <w:rPr>
-          <w:lang w:val="en-GB"/>
-        </w:rPr>
         <w:t>: use the RADIUS server</w:t>
       </w:r>
     </w:p>
     <w:p>
       <w:pPr>
         <w:pStyle w:val="Titre2"/>
-        <w:rPr>
-          <w:lang w:val="en-GB"/>
-        </w:rPr>
-      </w:pPr>
-      <w:bookmarkStart w:id="3" w:name="_Toc223962701"/>
-      <w:r>
-        <w:rPr>
-          <w:lang w:val="en-GB"/>
-        </w:rPr>
+      </w:pPr>
+      <w:bookmarkStart w:id="3" w:name="_Toc224829097"/>
+      <w:r>
         <w:t>Privilege access</w:t>
       </w:r>
       <w:bookmarkEnd w:id="3"/>
@@ -1709,14 +1643,12 @@
         <w:rPr>
           <w:b/>
           <w:bCs/>
-          <w:lang w:val="en-GB"/>
-        </w:rPr>
-      </w:pPr>
-      <w:r>
-        <w:rPr>
-          <w:b/>
-          <w:bCs/>
-          <w:lang w:val="en-GB"/>
+        </w:rPr>
+      </w:pPr>
+      <w:r>
+        <w:rPr>
+          <w:b/>
+          <w:bCs/>
         </w:rPr>
         <w:t>Put a privilege level to access a command:</w:t>
       </w:r>
@@ -1728,7 +1660,6 @@
           <w:iCs/>
           <w:sz w:val="20"/>
           <w:szCs w:val="20"/>
-          <w:lang w:val="en-GB"/>
         </w:rPr>
       </w:pPr>
       <w:r>
@@ -1737,7 +1668,6 @@
           <w:iCs/>
           <w:sz w:val="20"/>
           <w:szCs w:val="20"/>
-          <w:lang w:val="en-GB"/>
         </w:rPr>
         <w:t xml:space="preserve">&gt; </w:t>
       </w:r>
@@ -1747,7 +1677,6 @@
           <w:iCs/>
           <w:sz w:val="20"/>
           <w:szCs w:val="20"/>
-          <w:lang w:val="en-GB"/>
         </w:rPr>
         <w:sym w:font="Wingdings" w:char="F0E0"/>
       </w:r>
@@ -1757,7 +1686,6 @@
           <w:iCs/>
           <w:sz w:val="20"/>
           <w:szCs w:val="20"/>
-          <w:lang w:val="en-GB"/>
         </w:rPr>
         <w:t xml:space="preserve"> # </w:t>
       </w:r>
@@ -1767,7 +1695,6 @@
           <w:iCs/>
           <w:sz w:val="20"/>
           <w:szCs w:val="20"/>
-          <w:lang w:val="en-GB"/>
         </w:rPr>
         <w:sym w:font="Wingdings" w:char="F0E0"/>
       </w:r>
@@ -1777,7 +1704,6 @@
           <w:iCs/>
           <w:sz w:val="20"/>
           <w:szCs w:val="20"/>
-          <w:lang w:val="en-GB"/>
         </w:rPr>
         <w:t xml:space="preserve"> (config) </w:t>
       </w:r>
@@ -1787,7 +1713,6 @@
           <w:iCs/>
           <w:sz w:val="20"/>
           <w:szCs w:val="20"/>
-          <w:lang w:val="en-GB"/>
         </w:rPr>
         <w:sym w:font="Wingdings" w:char="F0E0"/>
       </w:r>
@@ -1797,7 +1722,6 @@
           <w:iCs/>
           <w:sz w:val="20"/>
           <w:szCs w:val="20"/>
-          <w:lang w:val="en-GB"/>
         </w:rPr>
         <w:t xml:space="preserve"> (config-if) </w:t>
       </w:r>
@@ -1807,7 +1731,6 @@
           <w:iCs/>
           <w:sz w:val="20"/>
           <w:szCs w:val="20"/>
-          <w:lang w:val="en-GB"/>
         </w:rPr>
         <w:sym w:font="Wingdings" w:char="F0E0"/>
       </w:r>
@@ -1817,7 +1740,6 @@
           <w:iCs/>
           <w:sz w:val="20"/>
           <w:szCs w:val="20"/>
-          <w:lang w:val="en-GB"/>
         </w:rPr>
         <w:t xml:space="preserve"> shutdown</w:t>
       </w:r>
@@ -1827,7 +1749,6 @@
           <w:iCs/>
           <w:sz w:val="20"/>
           <w:szCs w:val="20"/>
-          <w:lang w:val="en-GB"/>
         </w:rPr>
         <w:t xml:space="preserve"> (level 5)</w:t>
       </w:r>
@@ -1837,48 +1758,340 @@
           <w:iCs/>
           <w:sz w:val="20"/>
           <w:szCs w:val="20"/>
-          <w:lang w:val="en-GB"/>
         </w:rPr>
         <w:t>:</w:t>
       </w:r>
     </w:p>
     <w:p>
-      <w:pPr>
-        <w:rPr>
-          <w:lang w:val="en-GB"/>
-        </w:rPr>
-      </w:pPr>
-      <w:r>
-        <w:rPr>
-          <w:lang w:val="en-GB"/>
-        </w:rPr>
+      <w:r>
         <w:t>R1 (config) #privilege exec level 5 configure</w:t>
       </w:r>
     </w:p>
     <w:p>
-      <w:pPr>
-        <w:rPr>
-          <w:lang w:val="en-GB"/>
-        </w:rPr>
-      </w:pPr>
-      <w:r>
-        <w:rPr>
-          <w:lang w:val="en-GB"/>
-        </w:rPr>
+      <w:r>
         <w:t>R1 (config) #privilege configure level 5 interface</w:t>
       </w:r>
     </w:p>
     <w:p>
-      <w:pPr>
-        <w:rPr>
-          <w:lang w:val="en-GB"/>
-        </w:rPr>
-      </w:pPr>
-      <w:r>
-        <w:rPr>
-          <w:lang w:val="en-GB"/>
-        </w:rPr>
+      <w:r>
         <w:t>R1 (config) #privilege interface level 5 shutdown</w:t>
+      </w:r>
+    </w:p>
+    <w:p>
+      <w:pPr>
+        <w:pStyle w:val="Titre2"/>
+      </w:pPr>
+      <w:bookmarkStart w:id="4" w:name="_Toc224829098"/>
+      <w:r>
+        <w:lastRenderedPageBreak/>
+        <w:t xml:space="preserve">SSH </w:t>
+      </w:r>
+      <w:r>
+        <w:t>access</w:t>
+      </w:r>
+      <w:bookmarkEnd w:id="4"/>
+    </w:p>
+    <w:p>
+      <w:pPr>
+        <w:rPr>
+          <w:b/>
+          <w:bCs/>
+        </w:rPr>
+      </w:pPr>
+      <w:r>
+        <w:rPr>
+          <w:b/>
+          <w:bCs/>
+        </w:rPr>
+        <w:t>Enable AAA on the router:</w:t>
+      </w:r>
+    </w:p>
+    <w:p>
+      <w:r>
+        <w:t>R</w:t>
+      </w:r>
+      <w:r>
+        <w:t xml:space="preserve">1 (config) #aaa </w:t>
+      </w:r>
+      <w:proofErr w:type="gramStart"/>
+      <w:r>
+        <w:t>new-model</w:t>
+      </w:r>
+      <w:proofErr w:type="gramEnd"/>
+    </w:p>
+    <w:p>
+      <w:pPr>
+        <w:rPr>
+          <w:b/>
+          <w:bCs/>
+        </w:rPr>
+      </w:pPr>
+      <w:r>
+        <w:rPr>
+          <w:b/>
+          <w:bCs/>
+        </w:rPr>
+        <w:t>Specify the RADIUS server:</w:t>
+      </w:r>
+    </w:p>
+    <w:p>
+      <w:r>
+        <w:t>R</w:t>
+      </w:r>
+      <w:r>
+        <w:t xml:space="preserve">1 (config) #radius-server host </w:t>
+      </w:r>
+      <w:r>
+        <w:rPr>
+          <w:i/>
+          <w:iCs/>
+          <w:sz w:val="20"/>
+          <w:szCs w:val="20"/>
+        </w:rPr>
+        <w:t>radius-server-</w:t>
+      </w:r>
+      <w:proofErr w:type="spellStart"/>
+      <w:r>
+        <w:rPr>
+          <w:i/>
+          <w:iCs/>
+          <w:sz w:val="20"/>
+          <w:szCs w:val="20"/>
+        </w:rPr>
+        <w:t>ip</w:t>
+      </w:r>
+      <w:proofErr w:type="spellEnd"/>
+      <w:r>
+        <w:t xml:space="preserve"> key </w:t>
+      </w:r>
+      <w:r>
+        <w:rPr>
+          <w:i/>
+          <w:iCs/>
+          <w:sz w:val="20"/>
+          <w:szCs w:val="20"/>
+        </w:rPr>
+        <w:t>shared-key</w:t>
+      </w:r>
+    </w:p>
+    <w:p>
+      <w:pPr>
+        <w:rPr>
+          <w:b/>
+          <w:bCs/>
+        </w:rPr>
+      </w:pPr>
+      <w:r>
+        <w:rPr>
+          <w:b/>
+          <w:bCs/>
+        </w:rPr>
+        <w:t>Protect the console port:</w:t>
+      </w:r>
+    </w:p>
+    <w:p>
+      <w:r>
+        <w:t>R1 (config) #</w:t>
+      </w:r>
+      <w:r>
+        <w:t>u</w:t>
+      </w:r>
+      <w:r>
+        <w:t>sername cisco password cisco</w:t>
+      </w:r>
+    </w:p>
+    <w:p>
+      <w:pPr>
+        <w:rPr>
+          <w:b/>
+          <w:bCs/>
+        </w:rPr>
+      </w:pPr>
+      <w:r>
+        <w:t xml:space="preserve">R1 (config) #aaa authentication </w:t>
+      </w:r>
+      <w:r>
+        <w:rPr>
+          <w:highlight w:val="yellow"/>
+        </w:rPr>
+        <w:t>login</w:t>
+      </w:r>
+      <w:r>
+        <w:t xml:space="preserve"> </w:t>
+      </w:r>
+      <w:r>
+        <w:rPr>
+          <w:highlight w:val="green"/>
+        </w:rPr>
+        <w:t>CONSOLENOAAA</w:t>
+      </w:r>
+      <w:r>
+        <w:t xml:space="preserve"> </w:t>
+      </w:r>
+      <w:r>
+        <w:rPr>
+          <w:highlight w:val="cyan"/>
+        </w:rPr>
+        <w:t>local</w:t>
+      </w:r>
+      <w:r>
+        <w:t xml:space="preserve"> (</w:t>
+      </w:r>
+      <w:r>
+        <w:rPr>
+          <w:b/>
+          <w:bCs/>
+        </w:rPr>
+        <w:t>Warning!</w:t>
+      </w:r>
+      <w:r>
+        <w:rPr>
+          <w:b/>
+          <w:bCs/>
+        </w:rPr>
+        <w:t xml:space="preserve"> </w:t>
+      </w:r>
+      <w:r>
+        <w:rPr>
+          <w:b/>
+          <w:bCs/>
+        </w:rPr>
+        <w:t>Create user before)</w:t>
+      </w:r>
+    </w:p>
+    <w:p>
+      <w:r>
+        <w:t xml:space="preserve">R1 (config) #aaa authorization </w:t>
+      </w:r>
+      <w:r>
+        <w:rPr>
+          <w:highlight w:val="yellow"/>
+        </w:rPr>
+        <w:t>exec</w:t>
+      </w:r>
+      <w:r>
+        <w:t xml:space="preserve"> </w:t>
+      </w:r>
+      <w:r>
+        <w:rPr>
+          <w:highlight w:val="green"/>
+        </w:rPr>
+        <w:t>IWANTPRIV15</w:t>
+      </w:r>
+      <w:r>
+        <w:t xml:space="preserve"> </w:t>
+      </w:r>
+      <w:r>
+        <w:rPr>
+          <w:highlight w:val="cyan"/>
+        </w:rPr>
+        <w:t>none</w:t>
+      </w:r>
+    </w:p>
+    <w:p>
+      <w:r>
+        <w:t>R1 (config) #line console 0</w:t>
+      </w:r>
+    </w:p>
+    <w:p>
+      <w:r>
+        <w:t>R1 (config-line) #login authentication CONSOLENOAAA</w:t>
+      </w:r>
+    </w:p>
+    <w:p>
+      <w:r>
+        <w:t>R1 (config-line) #authorization exec IWANTPRIV15</w:t>
+      </w:r>
+    </w:p>
+    <w:p>
+      <w:pPr>
+        <w:rPr>
+          <w:b/>
+          <w:bCs/>
+        </w:rPr>
+      </w:pPr>
+      <w:r>
+        <w:rPr>
+          <w:b/>
+          <w:bCs/>
+        </w:rPr>
+        <w:t>Others with the RADIUS server:</w:t>
+      </w:r>
+    </w:p>
+    <w:p>
+      <w:r>
+        <w:t xml:space="preserve">R1 (config) #aaa authentication </w:t>
+      </w:r>
+      <w:r>
+        <w:rPr>
+          <w:highlight w:val="yellow"/>
+        </w:rPr>
+        <w:t>login</w:t>
+      </w:r>
+      <w:r>
+        <w:t xml:space="preserve"> </w:t>
+      </w:r>
+      <w:r>
+        <w:rPr>
+          <w:highlight w:val="green"/>
+        </w:rPr>
+        <w:t>default</w:t>
+      </w:r>
+      <w:r>
+        <w:t xml:space="preserve"> </w:t>
+      </w:r>
+      <w:r>
+        <w:rPr>
+          <w:highlight w:val="cyan"/>
+        </w:rPr>
+        <w:t>group radius</w:t>
+      </w:r>
+    </w:p>
+    <w:p>
+      <w:r>
+        <w:t xml:space="preserve">R1 (config) #aaa authorization </w:t>
+      </w:r>
+      <w:r>
+        <w:rPr>
+          <w:highlight w:val="yellow"/>
+        </w:rPr>
+        <w:t>exec</w:t>
+      </w:r>
+      <w:r>
+        <w:t xml:space="preserve"> </w:t>
+      </w:r>
+      <w:r>
+        <w:rPr>
+          <w:highlight w:val="green"/>
+        </w:rPr>
+        <w:t>default</w:t>
+      </w:r>
+      <w:r>
+        <w:t xml:space="preserve"> </w:t>
+      </w:r>
+      <w:r>
+        <w:rPr>
+          <w:highlight w:val="cyan"/>
+        </w:rPr>
+        <w:t>group radius</w:t>
+      </w:r>
+    </w:p>
+    <w:p>
+      <w:r>
+        <w:t xml:space="preserve">R1 (config) #line </w:t>
+      </w:r>
+      <w:proofErr w:type="spellStart"/>
+      <w:r>
+        <w:t>vty</w:t>
+      </w:r>
+      <w:proofErr w:type="spellEnd"/>
+      <w:r>
+        <w:t xml:space="preserve"> 0 4</w:t>
+      </w:r>
+    </w:p>
+    <w:p>
+      <w:r>
+        <w:t>R1 (config-line) #authorization exec default</w:t>
       </w:r>
     </w:p>
     <w:p>
@@ -1888,931 +2101,1920 @@
           <w:color w:val="0F4761" w:themeColor="accent1" w:themeShade="BF"/>
           <w:sz w:val="32"/>
           <w:szCs w:val="32"/>
-          <w:lang w:val="en-GB"/>
-        </w:rPr>
-      </w:pPr>
-      <w:r>
-        <w:rPr>
-          <w:lang w:val="en-GB"/>
-        </w:rPr>
+        </w:rPr>
+      </w:pPr>
+      <w:r>
+        <w:br w:type="page"/>
+      </w:r>
+    </w:p>
+    <w:p>
+      <w:pPr>
+        <w:pStyle w:val="Titre2"/>
+      </w:pPr>
+      <w:bookmarkStart w:id="5" w:name="_Toc224829099"/>
+      <w:r>
         <w:lastRenderedPageBreak/>
+        <w:t>A</w:t>
+      </w:r>
+      <w:r>
+        <w:t>uth</w:t>
+      </w:r>
+      <w:r>
+        <w:t xml:space="preserve">entication </w:t>
+      </w:r>
+      <w:r>
+        <w:t>proxy access</w:t>
+      </w:r>
+      <w:bookmarkEnd w:id="5"/>
+    </w:p>
+    <w:p>
+      <w:pPr>
+        <w:rPr>
+          <w:b/>
+          <w:bCs/>
+        </w:rPr>
+      </w:pPr>
+      <w:r>
+        <w:rPr>
+          <w:b/>
+          <w:bCs/>
+        </w:rPr>
+        <w:t>Enable AAA on the router:</w:t>
+      </w:r>
+    </w:p>
+    <w:p>
+      <w:r>
+        <w:t>R</w:t>
+      </w:r>
+      <w:r>
+        <w:t xml:space="preserve">1 (config) #aaa </w:t>
+      </w:r>
+      <w:proofErr w:type="gramStart"/>
+      <w:r>
+        <w:t>new-model</w:t>
+      </w:r>
+      <w:proofErr w:type="gramEnd"/>
+    </w:p>
+    <w:p>
+      <w:pPr>
+        <w:rPr>
+          <w:b/>
+          <w:bCs/>
+        </w:rPr>
+      </w:pPr>
+      <w:r>
+        <w:rPr>
+          <w:b/>
+          <w:bCs/>
+        </w:rPr>
+        <w:t>Specify the RADIUS server:</w:t>
+      </w:r>
+    </w:p>
+    <w:p>
+      <w:r>
+        <w:t>R</w:t>
+      </w:r>
+      <w:r>
+        <w:t xml:space="preserve">1 (config) #radius-server host </w:t>
+      </w:r>
+      <w:r>
+        <w:rPr>
+          <w:i/>
+          <w:iCs/>
+          <w:sz w:val="20"/>
+          <w:szCs w:val="20"/>
+        </w:rPr>
+        <w:t>radius-server-</w:t>
+      </w:r>
+      <w:proofErr w:type="spellStart"/>
+      <w:r>
+        <w:rPr>
+          <w:i/>
+          <w:iCs/>
+          <w:sz w:val="20"/>
+          <w:szCs w:val="20"/>
+        </w:rPr>
+        <w:t>ip</w:t>
+      </w:r>
+      <w:proofErr w:type="spellEnd"/>
+      <w:r>
+        <w:t xml:space="preserve"> key </w:t>
+      </w:r>
+      <w:r>
+        <w:rPr>
+          <w:i/>
+          <w:iCs/>
+          <w:sz w:val="20"/>
+          <w:szCs w:val="20"/>
+        </w:rPr>
+        <w:t>shared-key</w:t>
+      </w:r>
+    </w:p>
+    <w:p>
+      <w:pPr>
+        <w:rPr>
+          <w:b/>
+          <w:bCs/>
+        </w:rPr>
+      </w:pPr>
+      <w:r>
+        <w:rPr>
+          <w:b/>
+          <w:bCs/>
+        </w:rPr>
+        <w:t>Protect the console port:</w:t>
+      </w:r>
+    </w:p>
+    <w:p>
+      <w:pPr>
+        <w:rPr>
+          <w:b/>
+          <w:bCs/>
+          <w:sz w:val="12"/>
+          <w:szCs w:val="12"/>
+        </w:rPr>
+      </w:pPr>
+      <w:r>
+        <w:t xml:space="preserve">R1 (config) #aaa authentication </w:t>
+      </w:r>
+      <w:r>
+        <w:rPr>
+          <w:highlight w:val="yellow"/>
+        </w:rPr>
+        <w:t>login</w:t>
+      </w:r>
+      <w:r>
+        <w:t xml:space="preserve"> </w:t>
+      </w:r>
+      <w:r>
+        <w:rPr>
+          <w:highlight w:val="green"/>
+        </w:rPr>
+        <w:t>CONSOLENOAAA</w:t>
+      </w:r>
+      <w:r>
+        <w:t xml:space="preserve"> </w:t>
+      </w:r>
+      <w:r>
+        <w:rPr>
+          <w:highlight w:val="cyan"/>
+        </w:rPr>
+        <w:t>local</w:t>
+      </w:r>
+      <w:r>
+        <w:t xml:space="preserve"> (</w:t>
+      </w:r>
+      <w:r>
+        <w:rPr>
+          <w:b/>
+          <w:bCs/>
+        </w:rPr>
+        <w:t>Warning! Create user before)</w:t>
+      </w:r>
+    </w:p>
+    <w:p>
+      <w:r>
+        <w:t>R1 (config) #line console 0</w:t>
+      </w:r>
+    </w:p>
+    <w:p>
+      <w:r>
+        <w:t>R1 (config-line) #login authentication CONSOLENOAAA</w:t>
+      </w:r>
+    </w:p>
+    <w:p>
+      <w:pPr>
+        <w:rPr>
+          <w:b/>
+          <w:bCs/>
+        </w:rPr>
+      </w:pPr>
+      <w:r>
+        <w:rPr>
+          <w:b/>
+          <w:bCs/>
+        </w:rPr>
+        <w:t>Change authorization of the console port:</w:t>
+      </w:r>
+    </w:p>
+    <w:p>
+      <w:r>
+        <w:t xml:space="preserve">R1 (config) #aaa authorization </w:t>
+      </w:r>
+      <w:r>
+        <w:rPr>
+          <w:highlight w:val="yellow"/>
+        </w:rPr>
+        <w:t>exec</w:t>
+      </w:r>
+      <w:r>
+        <w:t xml:space="preserve"> </w:t>
+      </w:r>
+      <w:r>
+        <w:rPr>
+          <w:highlight w:val="green"/>
+        </w:rPr>
+        <w:t>IWANTPRIV15</w:t>
+      </w:r>
+      <w:r>
+        <w:t xml:space="preserve"> </w:t>
+      </w:r>
+      <w:r>
+        <w:rPr>
+          <w:highlight w:val="cyan"/>
+        </w:rPr>
+        <w:t>none</w:t>
+      </w:r>
+    </w:p>
+    <w:p>
+      <w:r>
+        <w:t>R1 (config) #line console 0</w:t>
+      </w:r>
+    </w:p>
+    <w:p>
+      <w:r>
+        <w:t>R1 (config-line) #authorization exec IWANTPRIV15</w:t>
+      </w:r>
+    </w:p>
+    <w:p>
+      <w:pPr>
+        <w:rPr>
+          <w:b/>
+          <w:bCs/>
+        </w:rPr>
+      </w:pPr>
+      <w:r>
+        <w:rPr>
+          <w:b/>
+          <w:bCs/>
+        </w:rPr>
+        <w:t>Refer RADIUS for authentication &amp; authorization:</w:t>
+      </w:r>
+    </w:p>
+    <w:p>
+      <w:r>
+        <w:t>R1 (config) #</w:t>
+      </w:r>
+      <w:r>
+        <w:t xml:space="preserve">aaa authentication </w:t>
+      </w:r>
+      <w:r>
+        <w:rPr>
+          <w:highlight w:val="yellow"/>
+        </w:rPr>
+        <w:t>login</w:t>
+      </w:r>
+      <w:r>
+        <w:t xml:space="preserve"> </w:t>
+      </w:r>
+      <w:r>
+        <w:rPr>
+          <w:highlight w:val="green"/>
+        </w:rPr>
+        <w:t>default</w:t>
+      </w:r>
+      <w:r>
+        <w:t xml:space="preserve"> </w:t>
+      </w:r>
+      <w:r>
+        <w:rPr>
+          <w:highlight w:val="cyan"/>
+        </w:rPr>
+        <w:t>group radius</w:t>
+      </w:r>
+      <w:r>
+        <w:br/>
+      </w:r>
+      <w:r>
+        <w:t>R1 (config) #</w:t>
+      </w:r>
+      <w:r>
+        <w:t xml:space="preserve">aaa authorization </w:t>
+      </w:r>
+      <w:r>
+        <w:rPr>
+          <w:highlight w:val="yellow"/>
+        </w:rPr>
+        <w:t>auth-proxy</w:t>
+      </w:r>
+      <w:r>
+        <w:t xml:space="preserve"> </w:t>
+      </w:r>
+      <w:r>
+        <w:rPr>
+          <w:highlight w:val="green"/>
+        </w:rPr>
+        <w:t>default</w:t>
+      </w:r>
+      <w:r>
+        <w:t xml:space="preserve"> </w:t>
+      </w:r>
+      <w:r>
+        <w:rPr>
+          <w:highlight w:val="cyan"/>
+        </w:rPr>
+        <w:t>group radius</w:t>
+      </w:r>
+    </w:p>
+    <w:p>
+      <w:pPr>
+        <w:rPr>
+          <w:b/>
+          <w:bCs/>
+        </w:rPr>
+      </w:pPr>
+      <w:r>
+        <w:rPr>
+          <w:b/>
+          <w:bCs/>
+        </w:rPr>
+        <w:t>Enable the web server on the router:</w:t>
+      </w:r>
+    </w:p>
+    <w:p>
+      <w:r>
+        <w:t>R1 (config) #ip http server</w:t>
+      </w:r>
+    </w:p>
+    <w:p>
+      <w:pPr>
+        <w:rPr>
+          <w:b/>
+          <w:bCs/>
+        </w:rPr>
+      </w:pPr>
+      <w:r>
+        <w:rPr>
+          <w:b/>
+          <w:bCs/>
+        </w:rPr>
+        <w:t>Enable AAA for the web server:</w:t>
+      </w:r>
+    </w:p>
+    <w:p>
+      <w:r>
+        <w:t xml:space="preserve">R1 (config) #ip http authentication </w:t>
+      </w:r>
+      <w:proofErr w:type="spellStart"/>
+      <w:r>
+        <w:t>aaa</w:t>
+      </w:r>
+      <w:proofErr w:type="spellEnd"/>
+    </w:p>
+    <w:p>
+      <w:pPr>
+        <w:rPr>
+          <w:b/>
+          <w:bCs/>
+        </w:rPr>
+      </w:pPr>
+      <w:r>
+        <w:rPr>
+          <w:b/>
+          <w:bCs/>
+        </w:rPr>
+        <w:t>Create ACL to permit the user access the web server:</w:t>
+      </w:r>
+    </w:p>
+    <w:p>
+      <w:r>
+        <w:t xml:space="preserve">R1 (config) #access-list 100 permit </w:t>
+      </w:r>
+      <w:proofErr w:type="spellStart"/>
+      <w:r>
+        <w:t>tcp</w:t>
+      </w:r>
+      <w:proofErr w:type="spellEnd"/>
+      <w:r>
+        <w:t xml:space="preserve"> 192.168.1.0 0.0.0.255 host 192.168.</w:t>
+      </w:r>
+      <w:r>
+        <w:t>1</w:t>
+      </w:r>
+      <w:r>
+        <w:t>.</w:t>
+      </w:r>
+      <w:r>
+        <w:t>254</w:t>
+      </w:r>
+      <w:r>
+        <w:t xml:space="preserve"> </w:t>
+      </w:r>
+      <w:proofErr w:type="spellStart"/>
+      <w:r>
+        <w:t>eq</w:t>
+      </w:r>
+      <w:proofErr w:type="spellEnd"/>
+      <w:r>
+        <w:t xml:space="preserve"> 80</w:t>
+      </w:r>
+    </w:p>
+    <w:p>
+      <w:r>
+        <w:t>R1 (config) #</w:t>
+      </w:r>
+      <w:r>
+        <w:t xml:space="preserve">access-list 100 deny </w:t>
+      </w:r>
+      <w:proofErr w:type="spellStart"/>
+      <w:r>
+        <w:t>ip</w:t>
+      </w:r>
+      <w:proofErr w:type="spellEnd"/>
+      <w:r>
+        <w:t xml:space="preserve"> 192.168.1.0 0.0.0.255 any</w:t>
+      </w:r>
+    </w:p>
+    <w:p>
+      <w:pPr>
+        <w:rPr>
+          <w:b/>
+          <w:bCs/>
+        </w:rPr>
+      </w:pPr>
+      <w:r>
+        <w:rPr>
+          <w:b/>
+          <w:bCs/>
+        </w:rPr>
+        <w:t>Configure the proxy:</w:t>
+      </w:r>
+    </w:p>
+    <w:p>
+      <w:r>
+        <w:t>R1 (config) #ip auth-proxy name HTTPPROXY http list 100</w:t>
+      </w:r>
+    </w:p>
+    <w:p>
+      <w:pPr>
+        <w:rPr>
+          <w:b/>
+          <w:bCs/>
+        </w:rPr>
+      </w:pPr>
+      <w:r>
+        <w:rPr>
+          <w:b/>
+          <w:bCs/>
+        </w:rPr>
+        <w:t>Apply the proxy and the ACL on the interface facing the user:</w:t>
+      </w:r>
+    </w:p>
+    <w:p>
+      <w:r>
+        <w:t>R1 (config) #int g0/0/0</w:t>
+      </w:r>
+    </w:p>
+    <w:p>
+      <w:r>
+        <w:t>R1 (config-if) #ip auth-proxy HTTPPROXY</w:t>
+      </w:r>
+    </w:p>
+    <w:p>
+      <w:r>
+        <w:t>R1 (config-if) #ip access-group 100</w:t>
+      </w:r>
+      <w:r>
+        <w:t xml:space="preserve"> in</w:t>
+      </w:r>
+    </w:p>
+    <w:p>
+      <w:r>
         <w:br w:type="page"/>
       </w:r>
     </w:p>
     <w:p>
       <w:pPr>
+        <w:pStyle w:val="Titre1"/>
+      </w:pPr>
+      <w:bookmarkStart w:id="6" w:name="_Toc224829100"/>
+      <w:r>
+        <w:lastRenderedPageBreak/>
+        <w:t xml:space="preserve">802.1X Ethernet </w:t>
+      </w:r>
+      <w:r>
+        <w:t>access</w:t>
+      </w:r>
+      <w:bookmarkEnd w:id="6"/>
+    </w:p>
+    <w:p>
+      <w:pPr>
         <w:pStyle w:val="Titre2"/>
-        <w:rPr>
-          <w:lang w:val="en-GB"/>
-        </w:rPr>
-      </w:pPr>
-      <w:bookmarkStart w:id="4" w:name="_Toc223962702"/>
-      <w:r>
-        <w:rPr>
-          <w:lang w:val="en-GB"/>
-        </w:rPr>
+      </w:pPr>
+      <w:bookmarkStart w:id="7" w:name="_Toc224829101"/>
+      <w:r>
+        <w:t>On the authenticator device</w:t>
+      </w:r>
+      <w:bookmarkEnd w:id="7"/>
+    </w:p>
+    <w:p>
+      <w:pPr>
+        <w:rPr>
+          <w:b/>
+          <w:bCs/>
+        </w:rPr>
+      </w:pPr>
+      <w:r>
+        <w:rPr>
+          <w:b/>
+          <w:bCs/>
+        </w:rPr>
+        <w:t>On the authenticator switch, configure AAA:</w:t>
+      </w:r>
+    </w:p>
+    <w:p>
+      <w:r>
+        <w:t xml:space="preserve">SW1 (config) #aaa </w:t>
+      </w:r>
+      <w:proofErr w:type="gramStart"/>
+      <w:r>
+        <w:t>new-model</w:t>
+      </w:r>
+      <w:proofErr w:type="gramEnd"/>
+    </w:p>
+    <w:p>
+      <w:r>
+        <w:t>SW1 (config) #</w:t>
+      </w:r>
+      <w:r>
+        <w:t xml:space="preserve">radius-server host </w:t>
+      </w:r>
+      <w:r>
+        <w:rPr>
+          <w:i/>
+          <w:iCs/>
+          <w:sz w:val="20"/>
+          <w:szCs w:val="20"/>
+        </w:rPr>
+        <w:t>radius-server-</w:t>
+      </w:r>
+      <w:proofErr w:type="spellStart"/>
+      <w:r>
+        <w:rPr>
+          <w:i/>
+          <w:iCs/>
+          <w:sz w:val="20"/>
+          <w:szCs w:val="20"/>
+        </w:rPr>
+        <w:t>ip</w:t>
+      </w:r>
+      <w:proofErr w:type="spellEnd"/>
+      <w:r>
+        <w:t xml:space="preserve"> key </w:t>
+      </w:r>
+      <w:r>
+        <w:rPr>
+          <w:i/>
+          <w:iCs/>
+          <w:sz w:val="20"/>
+          <w:szCs w:val="20"/>
+        </w:rPr>
+        <w:t>shared-key</w:t>
+      </w:r>
+    </w:p>
+    <w:p>
+      <w:r>
+        <w:t>SW1 (config) #</w:t>
+      </w:r>
+      <w:r>
+        <w:t xml:space="preserve">aaa authentication </w:t>
+      </w:r>
+      <w:r>
+        <w:rPr>
+          <w:highlight w:val="yellow"/>
+        </w:rPr>
+        <w:t>dot1x</w:t>
+      </w:r>
+      <w:r>
+        <w:t xml:space="preserve"> </w:t>
+      </w:r>
+      <w:r>
+        <w:rPr>
+          <w:highlight w:val="green"/>
+        </w:rPr>
+        <w:t>default</w:t>
+      </w:r>
+      <w:r>
+        <w:t xml:space="preserve"> </w:t>
+      </w:r>
+      <w:r>
+        <w:rPr>
+          <w:highlight w:val="cyan"/>
+        </w:rPr>
+        <w:t>group radius</w:t>
+      </w:r>
+    </w:p>
+    <w:p>
+      <w:r>
+        <w:t>SW1 (config) #</w:t>
+      </w:r>
+      <w:r>
+        <w:t xml:space="preserve">aaa authorization </w:t>
+      </w:r>
+      <w:r>
+        <w:rPr>
+          <w:highlight w:val="yellow"/>
+        </w:rPr>
+        <w:t>network</w:t>
+      </w:r>
+      <w:r>
+        <w:t xml:space="preserve"> </w:t>
+      </w:r>
+      <w:r>
+        <w:rPr>
+          <w:highlight w:val="green"/>
+        </w:rPr>
+        <w:t>default</w:t>
+      </w:r>
+      <w:r>
+        <w:t xml:space="preserve"> </w:t>
+      </w:r>
+      <w:r>
+        <w:rPr>
+          <w:highlight w:val="cyan"/>
+        </w:rPr>
+        <w:t>group radius</w:t>
+      </w:r>
+    </w:p>
+    <w:p>
+      <w:pPr>
+        <w:rPr>
+          <w:b/>
+          <w:bCs/>
+        </w:rPr>
+      </w:pPr>
+      <w:r>
+        <w:rPr>
+          <w:b/>
+          <w:bCs/>
+        </w:rPr>
+        <w:t>Enable the routing on the switch:</w:t>
+      </w:r>
+    </w:p>
+    <w:p>
+      <w:r>
+        <w:t>SW1 (config) #</w:t>
+      </w:r>
+      <w:r>
+        <w:t>ip</w:t>
+      </w:r>
+      <w:r>
+        <w:t>-</w:t>
+      </w:r>
+      <w:r>
+        <w:t>routing</w:t>
+      </w:r>
+    </w:p>
+    <w:p>
+      <w:pPr>
+        <w:rPr>
+          <w:b/>
+          <w:bCs/>
+        </w:rPr>
+      </w:pPr>
+      <w:r>
+        <w:rPr>
+          <w:b/>
+          <w:bCs/>
+        </w:rPr>
+        <w:t xml:space="preserve">Enable the </w:t>
+      </w:r>
+      <w:r>
+        <w:rPr>
+          <w:b/>
+          <w:bCs/>
+        </w:rPr>
+        <w:t>802.1X</w:t>
+      </w:r>
+      <w:r>
+        <w:rPr>
+          <w:b/>
+          <w:bCs/>
+        </w:rPr>
+        <w:t xml:space="preserve"> protocol</w:t>
+      </w:r>
+      <w:r>
+        <w:rPr>
+          <w:b/>
+          <w:bCs/>
+        </w:rPr>
+        <w:t xml:space="preserve"> on the switch</w:t>
+      </w:r>
+      <w:r>
+        <w:rPr>
+          <w:b/>
+          <w:bCs/>
+        </w:rPr>
+        <w:t>:</w:t>
+      </w:r>
+    </w:p>
+    <w:p>
+      <w:r>
+        <w:t>SW1 (config) #</w:t>
+      </w:r>
+      <w:r>
+        <w:t>dot1x system-auth-control</w:t>
+      </w:r>
+    </w:p>
+    <w:p>
+      <w:pPr>
+        <w:rPr>
+          <w:b/>
+          <w:bCs/>
+        </w:rPr>
+      </w:pPr>
+      <w:r>
+        <w:rPr>
+          <w:b/>
+          <w:bCs/>
+        </w:rPr>
+        <w:t>Create some VLANs</w:t>
+      </w:r>
+      <w:r>
+        <w:rPr>
+          <w:b/>
+          <w:bCs/>
+        </w:rPr>
+        <w:t xml:space="preserve"> (X times if X VLANs)</w:t>
+      </w:r>
+      <w:r>
+        <w:rPr>
+          <w:b/>
+          <w:bCs/>
+        </w:rPr>
+        <w:t>:</w:t>
+      </w:r>
+    </w:p>
+    <w:p>
+      <w:r>
+        <w:t>SW1 (config) #</w:t>
+      </w:r>
+      <w:r>
+        <w:t xml:space="preserve">int </w:t>
+      </w:r>
+      <w:proofErr w:type="spellStart"/>
+      <w:r>
+        <w:t>vlan</w:t>
+      </w:r>
+      <w:proofErr w:type="spellEnd"/>
+      <w:r>
+        <w:t xml:space="preserve"> 2</w:t>
+      </w:r>
+    </w:p>
+    <w:p>
+      <w:r>
+        <w:t>SW1 (config</w:t>
+      </w:r>
+      <w:r>
+        <w:t>-if</w:t>
+      </w:r>
+      <w:r>
+        <w:t>) #</w:t>
+      </w:r>
+      <w:r>
+        <w:t>ip address 192.168.2.254 255.255.255.0</w:t>
+      </w:r>
+    </w:p>
+    <w:p>
+      <w:pPr>
+        <w:rPr>
+          <w:b/>
+          <w:bCs/>
+        </w:rPr>
+      </w:pPr>
+      <w:r>
+        <w:rPr>
+          <w:b/>
+          <w:bCs/>
+        </w:rPr>
+        <w:t>Configure DHCP</w:t>
+      </w:r>
+      <w:r>
+        <w:rPr>
+          <w:b/>
+          <w:bCs/>
+        </w:rPr>
+        <w:t xml:space="preserve"> (X pools for X groups)</w:t>
+      </w:r>
+      <w:r>
+        <w:rPr>
+          <w:b/>
+          <w:bCs/>
+        </w:rPr>
+        <w:t>:</w:t>
+      </w:r>
+    </w:p>
+    <w:p>
+      <w:r>
+        <w:t>SW1 (config) #</w:t>
+      </w:r>
+      <w:r>
+        <w:t xml:space="preserve">ip </w:t>
+      </w:r>
+      <w:proofErr w:type="spellStart"/>
+      <w:r>
+        <w:t>dhcp</w:t>
+      </w:r>
+      <w:proofErr w:type="spellEnd"/>
+      <w:r>
+        <w:t xml:space="preserve"> </w:t>
+      </w:r>
+      <w:proofErr w:type="gramStart"/>
+      <w:r>
+        <w:t>excluded-address</w:t>
+      </w:r>
+      <w:proofErr w:type="gramEnd"/>
+      <w:r>
+        <w:t xml:space="preserve"> 192.168.2.2</w:t>
+      </w:r>
+      <w:r>
+        <w:t>54</w:t>
+      </w:r>
+      <w:r>
+        <w:t xml:space="preserve"> 192.168.2.254</w:t>
+      </w:r>
+    </w:p>
+    <w:p>
+      <w:r>
+        <w:t>SW1 (config) #</w:t>
+      </w:r>
+      <w:r>
+        <w:t xml:space="preserve">ip </w:t>
+      </w:r>
+      <w:proofErr w:type="spellStart"/>
+      <w:r>
+        <w:t>dhcp</w:t>
+      </w:r>
+      <w:proofErr w:type="spellEnd"/>
+      <w:r>
+        <w:t xml:space="preserve"> pool </w:t>
+      </w:r>
+      <w:r>
+        <w:t>GROUP2</w:t>
+      </w:r>
+    </w:p>
+    <w:p>
+      <w:r>
+        <w:t>SW1</w:t>
+      </w:r>
+      <w:r>
+        <w:t xml:space="preserve"> </w:t>
+      </w:r>
+      <w:r>
+        <w:t>(</w:t>
+      </w:r>
+      <w:proofErr w:type="spellStart"/>
+      <w:r>
+        <w:t>dhcp</w:t>
+      </w:r>
+      <w:proofErr w:type="spellEnd"/>
+      <w:r>
+        <w:t>-config) #network 192.168.2.0 255.255.255.0</w:t>
+      </w:r>
+    </w:p>
+    <w:p>
+      <w:r>
+        <w:t>SW</w:t>
+      </w:r>
+      <w:r>
+        <w:t>1</w:t>
+      </w:r>
+      <w:r>
+        <w:t xml:space="preserve"> </w:t>
+      </w:r>
+      <w:r>
+        <w:t>(</w:t>
+      </w:r>
+      <w:proofErr w:type="spellStart"/>
+      <w:r>
+        <w:t>dhcp</w:t>
+      </w:r>
+      <w:proofErr w:type="spellEnd"/>
+      <w:r>
+        <w:t>-config) #default-router 192.168.2.254</w:t>
+      </w:r>
+    </w:p>
+    <w:p>
+      <w:r>
+        <w:t xml:space="preserve">SW1 (config) #service </w:t>
+      </w:r>
+      <w:proofErr w:type="spellStart"/>
+      <w:r>
+        <w:t>dhcp</w:t>
+      </w:r>
+      <w:proofErr w:type="spellEnd"/>
+    </w:p>
+    <w:p>
+      <w:pPr>
+        <w:rPr>
+          <w:b/>
+          <w:bCs/>
+        </w:rPr>
+      </w:pPr>
+      <w:r>
+        <w:rPr>
+          <w:b/>
+          <w:bCs/>
+        </w:rPr>
+        <w:t>On each interface facing end user:</w:t>
+      </w:r>
+    </w:p>
+    <w:p>
+      <w:pPr>
+        <w:rPr>
+          <w:sz w:val="20"/>
+          <w:szCs w:val="20"/>
+        </w:rPr>
+      </w:pPr>
+      <w:r>
+        <w:rPr>
+          <w:sz w:val="20"/>
+          <w:szCs w:val="20"/>
+        </w:rPr>
+        <w:t>SW1 (config</w:t>
+      </w:r>
+      <w:r>
+        <w:rPr>
+          <w:sz w:val="20"/>
+          <w:szCs w:val="20"/>
+        </w:rPr>
+        <w:t>-if</w:t>
+      </w:r>
+      <w:r>
+        <w:rPr>
+          <w:sz w:val="20"/>
+          <w:szCs w:val="20"/>
+        </w:rPr>
+        <w:t>) #</w:t>
+      </w:r>
+      <w:r>
+        <w:rPr>
+          <w:sz w:val="20"/>
+          <w:szCs w:val="20"/>
+        </w:rPr>
+        <w:t xml:space="preserve">spanning-tree </w:t>
+      </w:r>
+      <w:proofErr w:type="spellStart"/>
+      <w:r>
+        <w:rPr>
+          <w:sz w:val="20"/>
+          <w:szCs w:val="20"/>
+        </w:rPr>
+        <w:t>portfast</w:t>
+      </w:r>
+      <w:proofErr w:type="spellEnd"/>
+    </w:p>
+    <w:p>
+      <w:pPr>
+        <w:rPr>
+          <w:sz w:val="20"/>
+          <w:szCs w:val="20"/>
+        </w:rPr>
+      </w:pPr>
+      <w:r>
+        <w:rPr>
+          <w:sz w:val="20"/>
+          <w:szCs w:val="20"/>
+        </w:rPr>
+        <w:t>SW1 (config-if) #</w:t>
+      </w:r>
+      <w:r>
+        <w:rPr>
+          <w:sz w:val="20"/>
+          <w:szCs w:val="20"/>
+        </w:rPr>
+        <w:t>switchport mode access</w:t>
+      </w:r>
+    </w:p>
+    <w:p>
+      <w:pPr>
+        <w:rPr>
+          <w:b/>
+          <w:bCs/>
+        </w:rPr>
+      </w:pPr>
+      <w:r>
+        <w:rPr>
+          <w:b/>
+          <w:bCs/>
+        </w:rPr>
+        <w:t>On each interface facing end user</w:t>
+      </w:r>
+      <w:r>
+        <w:rPr>
+          <w:b/>
+          <w:bCs/>
+        </w:rPr>
+        <w:t>, e</w:t>
+      </w:r>
+      <w:r>
+        <w:rPr>
+          <w:b/>
+          <w:bCs/>
+        </w:rPr>
+        <w:t>nable 802.1X verifications on the interface</w:t>
+      </w:r>
+      <w:r>
+        <w:rPr>
+          <w:b/>
+          <w:bCs/>
+        </w:rPr>
+        <w:t>:</w:t>
+      </w:r>
+    </w:p>
+    <w:p>
+      <w:pPr>
+        <w:rPr>
+          <w:sz w:val="20"/>
+          <w:szCs w:val="20"/>
+        </w:rPr>
+      </w:pPr>
+      <w:r>
+        <w:rPr>
+          <w:sz w:val="20"/>
+          <w:szCs w:val="20"/>
+        </w:rPr>
+        <w:t>SW1 (config-if) #</w:t>
+      </w:r>
+      <w:r>
+        <w:rPr>
+          <w:sz w:val="20"/>
+          <w:szCs w:val="20"/>
+        </w:rPr>
+        <w:t>dot1x port-control auto</w:t>
+      </w:r>
+    </w:p>
+    <w:p>
+      <w:pPr>
+        <w:rPr>
+          <w:sz w:val="10"/>
+          <w:szCs w:val="10"/>
+        </w:rPr>
+      </w:pPr>
+      <w:r>
+        <w:rPr>
+          <w:sz w:val="10"/>
+          <w:szCs w:val="10"/>
+        </w:rPr>
+        <w:t>Or</w:t>
+      </w:r>
+    </w:p>
+    <w:p>
+      <w:pPr>
+        <w:rPr>
+          <w:sz w:val="20"/>
+          <w:szCs w:val="20"/>
+        </w:rPr>
+      </w:pPr>
+      <w:r>
+        <w:rPr>
+          <w:sz w:val="20"/>
+          <w:szCs w:val="20"/>
+        </w:rPr>
+        <w:t>SW1 (config-if) #</w:t>
+      </w:r>
+      <w:r>
+        <w:rPr>
+          <w:sz w:val="20"/>
+          <w:szCs w:val="20"/>
+        </w:rPr>
+        <w:t xml:space="preserve">dot1x </w:t>
+      </w:r>
+      <w:proofErr w:type="spellStart"/>
+      <w:r>
+        <w:rPr>
+          <w:sz w:val="20"/>
+          <w:szCs w:val="20"/>
+        </w:rPr>
+        <w:t>pae</w:t>
+      </w:r>
+      <w:proofErr w:type="spellEnd"/>
+      <w:r>
+        <w:rPr>
+          <w:sz w:val="20"/>
+          <w:szCs w:val="20"/>
+        </w:rPr>
+        <w:t xml:space="preserve"> authenticator</w:t>
+      </w:r>
+    </w:p>
+    <w:p>
+      <w:pPr>
+        <w:rPr>
+          <w:sz w:val="20"/>
+          <w:szCs w:val="20"/>
+        </w:rPr>
+      </w:pPr>
+      <w:r>
+        <w:rPr>
+          <w:sz w:val="20"/>
+          <w:szCs w:val="20"/>
+        </w:rPr>
+        <w:t>SW1 (config-if) #</w:t>
+      </w:r>
+      <w:r>
+        <w:rPr>
+          <w:sz w:val="20"/>
+          <w:szCs w:val="20"/>
+        </w:rPr>
+        <w:t>authentication port-control auto</w:t>
+      </w:r>
+    </w:p>
+    <w:p>
+      <w:pPr>
+        <w:rPr>
+          <w:b/>
+          <w:bCs/>
+        </w:rPr>
+      </w:pPr>
+      <w:r>
+        <w:rPr>
+          <w:b/>
+          <w:bCs/>
+        </w:rPr>
+        <w:t>If 2 MAC addresses</w:t>
+      </w:r>
+      <w:r>
+        <w:rPr>
+          <w:b/>
+          <w:bCs/>
+        </w:rPr>
+        <w:t xml:space="preserve"> are</w:t>
+      </w:r>
+      <w:r>
+        <w:rPr>
+          <w:b/>
+          <w:bCs/>
+        </w:rPr>
+        <w:t xml:space="preserve"> on the same interface</w:t>
+      </w:r>
+      <w:r>
+        <w:rPr>
+          <w:b/>
+          <w:bCs/>
+        </w:rPr>
+        <w:t>, o</w:t>
+      </w:r>
+      <w:r>
+        <w:rPr>
+          <w:b/>
+          <w:bCs/>
+        </w:rPr>
+        <w:t>n each interface facing end user</w:t>
+      </w:r>
+      <w:r>
+        <w:rPr>
+          <w:b/>
+          <w:bCs/>
+        </w:rPr>
+        <w:t>:</w:t>
+      </w:r>
+    </w:p>
+    <w:p>
+      <w:pPr>
+        <w:rPr>
+          <w:sz w:val="20"/>
+          <w:szCs w:val="20"/>
+        </w:rPr>
+      </w:pPr>
+      <w:r>
+        <w:rPr>
+          <w:sz w:val="20"/>
+          <w:szCs w:val="20"/>
+        </w:rPr>
+        <w:t>SW1 (config-if) #</w:t>
+      </w:r>
+      <w:r>
+        <w:rPr>
+          <w:sz w:val="20"/>
+          <w:szCs w:val="20"/>
+        </w:rPr>
+        <w:t>authentication host-mode multi-host</w:t>
+      </w:r>
+    </w:p>
+    <w:p>
+      <w:pPr>
+        <w:rPr>
+          <w:sz w:val="10"/>
+          <w:szCs w:val="10"/>
+        </w:rPr>
+      </w:pPr>
+      <w:r>
+        <w:rPr>
+          <w:sz w:val="10"/>
+          <w:szCs w:val="10"/>
+        </w:rPr>
+        <w:t>Or</w:t>
+      </w:r>
+    </w:p>
+    <w:p>
+      <w:pPr>
+        <w:rPr>
+          <w:sz w:val="20"/>
+          <w:szCs w:val="20"/>
+        </w:rPr>
+      </w:pPr>
+      <w:r>
+        <w:rPr>
+          <w:sz w:val="20"/>
+          <w:szCs w:val="20"/>
+        </w:rPr>
+        <w:t>SW1 (config-if) #</w:t>
+      </w:r>
+      <w:r>
+        <w:rPr>
+          <w:sz w:val="20"/>
+          <w:szCs w:val="20"/>
+        </w:rPr>
+        <w:t>dot1x host-mode multi-host</w:t>
+      </w:r>
+    </w:p>
+    <w:p>
+      <w:pPr>
+        <w:pStyle w:val="Titre2"/>
+      </w:pPr>
+      <w:bookmarkStart w:id="8" w:name="_Toc224829102"/>
+      <w:r>
         <w:lastRenderedPageBreak/>
-        <w:t xml:space="preserve">SSH </w:t>
-      </w:r>
-      <w:r>
-        <w:rPr>
-          <w:lang w:val="en-GB"/>
-        </w:rPr>
-        <w:t>access</w:t>
-      </w:r>
-      <w:bookmarkEnd w:id="4"/>
-    </w:p>
-    <w:p>
-      <w:pPr>
-        <w:rPr>
-          <w:b/>
-          <w:bCs/>
-          <w:lang w:val="en-GB"/>
-        </w:rPr>
-      </w:pPr>
-      <w:r>
-        <w:rPr>
-          <w:b/>
-          <w:bCs/>
-          <w:lang w:val="en-GB"/>
-        </w:rPr>
-        <w:t>Protect the console port:</w:t>
-      </w:r>
-    </w:p>
-    <w:p>
-      <w:pPr>
-        <w:rPr>
-          <w:lang w:val="en-GB"/>
-        </w:rPr>
-      </w:pPr>
-      <w:r>
-        <w:rPr>
-          <w:lang w:val="en-GB"/>
-        </w:rPr>
-        <w:t xml:space="preserve">R1 (config) #aaa authentication </w:t>
-      </w:r>
-      <w:r>
-        <w:rPr>
-          <w:highlight w:val="yellow"/>
-          <w:lang w:val="en-GB"/>
-        </w:rPr>
-        <w:t>login</w:t>
-      </w:r>
-      <w:r>
-        <w:rPr>
-          <w:lang w:val="en-GB"/>
-        </w:rPr>
+        <w:t>On the Windows device</w:t>
+      </w:r>
+      <w:bookmarkEnd w:id="8"/>
+    </w:p>
+    <w:p>
+      <w:pPr>
+        <w:rPr>
+          <w:b/>
+          <w:bCs/>
+          <w:lang w:val="fr-BE"/>
+        </w:rPr>
+      </w:pPr>
+      <w:r>
+        <w:rPr>
+          <w:b/>
+          <w:bCs/>
+        </w:rPr>
+        <w:t xml:space="preserve">Start the “Wired autoconfiguration” service. </w:t>
+      </w:r>
+      <w:r>
+        <w:rPr>
+          <w:b/>
+          <w:bCs/>
+          <w:lang w:val="fr-BE"/>
+        </w:rPr>
+        <w:t>(Configuration automatique du réseau câblé in french</w:t>
+      </w:r>
+      <w:proofErr w:type="gramStart"/>
+      <w:r>
+        <w:rPr>
+          <w:b/>
+          <w:bCs/>
+          <w:lang w:val="fr-BE"/>
+        </w:rPr>
+        <w:t>)</w:t>
+      </w:r>
+      <w:r>
+        <w:rPr>
+          <w:b/>
+          <w:bCs/>
+          <w:lang w:val="fr-BE"/>
+        </w:rPr>
+        <w:t>:</w:t>
+      </w:r>
+      <w:proofErr w:type="gramEnd"/>
+    </w:p>
+    <w:p>
+      <w:pPr>
+        <w:pStyle w:val="Paragraphedeliste"/>
+        <w:numPr>
+          <w:ilvl w:val="0"/>
+          <w:numId w:val="4"/>
+        </w:numPr>
+      </w:pPr>
+      <w:proofErr w:type="spellStart"/>
+      <w:r>
+        <w:t>Win+R</w:t>
+      </w:r>
+      <w:proofErr w:type="spellEnd"/>
+      <w:r>
         <w:t xml:space="preserve"> </w:t>
       </w:r>
       <w:r>
-        <w:rPr>
-          <w:highlight w:val="green"/>
-          <w:lang w:val="en-GB"/>
-        </w:rPr>
-        <w:t>CONSOLENOAAA</w:t>
-      </w:r>
-      <w:r>
-        <w:rPr>
-          <w:lang w:val="en-GB"/>
-        </w:rPr>
+        <w:sym w:font="Wingdings" w:char="F0E0"/>
+      </w:r>
+      <w:proofErr w:type="spellStart"/>
+      <w:r>
+        <w:t>services.msc</w:t>
+      </w:r>
+      <w:proofErr w:type="spellEnd"/>
+    </w:p>
+    <w:p>
+      <w:pPr>
+        <w:pStyle w:val="Paragraphedeliste"/>
+        <w:numPr>
+          <w:ilvl w:val="0"/>
+          <w:numId w:val="4"/>
+        </w:numPr>
+      </w:pPr>
+      <w:r>
+        <w:t xml:space="preserve">Right-click </w:t>
+      </w:r>
+      <w:r>
+        <w:sym w:font="Wingdings" w:char="F0E0"/>
+      </w:r>
+      <w:r>
+        <w:t xml:space="preserve"> start</w:t>
+      </w:r>
+    </w:p>
+    <w:p>
+      <w:pPr>
+        <w:jc w:val="center"/>
+      </w:pPr>
+      <w:r>
+        <w:drawing>
+          <wp:inline distT="0" distB="0" distL="0" distR="0" wp14:anchorId="2311DD9C" wp14:editId="4BF369F8">
+            <wp:extent cx="4057865" cy="2133600"/>
+            <wp:effectExtent l="0" t="0" r="0" b="0"/>
+            <wp:docPr id="1539700459" name="Image 1"/>
+            <wp:cNvGraphicFramePr>
+              <a:graphicFrameLocks xmlns:a="http://schemas.openxmlformats.org/drawingml/2006/main" noChangeAspect="1"/>
+            </wp:cNvGraphicFramePr>
+            <a:graphic xmlns:a="http://schemas.openxmlformats.org/drawingml/2006/main">
+              <a:graphicData uri="http://schemas.openxmlformats.org/drawingml/2006/picture">
+                <pic:pic xmlns:pic="http://schemas.openxmlformats.org/drawingml/2006/picture">
+                  <pic:nvPicPr>
+                    <pic:cNvPr id="1539700459" name=""/>
+                    <pic:cNvPicPr/>
+                  </pic:nvPicPr>
+                  <pic:blipFill>
+                    <a:blip r:embed="rId5"/>
+                    <a:stretch>
+                      <a:fillRect/>
+                    </a:stretch>
+                  </pic:blipFill>
+                  <pic:spPr>
+                    <a:xfrm>
+                      <a:off x="0" y="0"/>
+                      <a:ext cx="4075401" cy="2142820"/>
+                    </a:xfrm>
+                    <a:prstGeom prst="rect">
+                      <a:avLst/>
+                    </a:prstGeom>
+                  </pic:spPr>
+                </pic:pic>
+              </a:graphicData>
+            </a:graphic>
+          </wp:inline>
+        </w:drawing>
+      </w:r>
+    </w:p>
+    <w:p>
+      <w:pPr>
+        <w:rPr>
+          <w:b/>
+          <w:bCs/>
+        </w:rPr>
+      </w:pPr>
+      <w:r>
+        <w:rPr>
+          <w:b/>
+          <w:bCs/>
+        </w:rPr>
+        <w:t xml:space="preserve">Import the </w:t>
+      </w:r>
+      <w:r>
+        <w:rPr>
+          <w:b/>
+          <w:bCs/>
+        </w:rPr>
+        <w:t>ISE</w:t>
+      </w:r>
+      <w:r>
+        <w:rPr>
+          <w:b/>
+          <w:bCs/>
+        </w:rPr>
+        <w:t xml:space="preserve"> server certificate:</w:t>
+      </w:r>
+    </w:p>
+    <w:p>
+      <w:pPr>
+        <w:pStyle w:val="Paragraphedeliste"/>
+        <w:numPr>
+          <w:ilvl w:val="0"/>
+          <w:numId w:val="6"/>
+        </w:numPr>
+      </w:pPr>
+      <w:r>
+        <w:t>Download the certificate from your ISE server</w:t>
+      </w:r>
+    </w:p>
+    <w:p>
+      <w:pPr>
+        <w:pStyle w:val="Paragraphedeliste"/>
+        <w:numPr>
+          <w:ilvl w:val="0"/>
+          <w:numId w:val="6"/>
+        </w:numPr>
+      </w:pPr>
+      <w:r>
+        <w:t xml:space="preserve">Convert it to </w:t>
+      </w:r>
+      <w:proofErr w:type="gramStart"/>
+      <w:r>
+        <w:t>a .DER</w:t>
+      </w:r>
+      <w:proofErr w:type="gramEnd"/>
+      <w:r>
+        <w:t xml:space="preserve"> format</w:t>
+      </w:r>
+    </w:p>
+    <w:p>
+      <w:pPr>
+        <w:pStyle w:val="Paragraphedeliste"/>
+        <w:numPr>
+          <w:ilvl w:val="0"/>
+          <w:numId w:val="6"/>
+        </w:numPr>
+      </w:pPr>
+      <w:r>
+        <w:t xml:space="preserve">Double-click on the file and choose “install as a trusted </w:t>
+      </w:r>
+      <w:r>
+        <w:t xml:space="preserve">root </w:t>
+      </w:r>
+      <w:r>
+        <w:t>certificate”</w:t>
+      </w:r>
+      <w:r>
         <w:t xml:space="preserve"> </w:t>
       </w:r>
-      <w:r>
-        <w:rPr>
-          <w:highlight w:val="cyan"/>
-          <w:lang w:val="en-GB"/>
-        </w:rPr>
-        <w:t>local</w:t>
-      </w:r>
-    </w:p>
-    <w:p>
-      <w:pPr>
-        <w:rPr>
-          <w:lang w:val="en-GB"/>
-        </w:rPr>
-      </w:pPr>
-      <w:r>
-        <w:rPr>
-          <w:lang w:val="en-GB"/>
-        </w:rPr>
-        <w:t>R1 (config) #line console 0</w:t>
-      </w:r>
-    </w:p>
-    <w:p>
-      <w:pPr>
-        <w:rPr>
-          <w:lang w:val="en-GB"/>
-        </w:rPr>
-      </w:pPr>
-      <w:r>
-        <w:rPr>
-          <w:lang w:val="en-GB"/>
-        </w:rPr>
-        <w:t>R1 (config-line) #login authentication CONSOLENOAAA</w:t>
-      </w:r>
-    </w:p>
-    <w:p>
-      <w:pPr>
-        <w:rPr>
-          <w:b/>
-          <w:bCs/>
-          <w:lang w:val="en-GB"/>
-        </w:rPr>
-      </w:pPr>
-      <w:r>
-        <w:rPr>
-          <w:b/>
-          <w:bCs/>
-          <w:lang w:val="en-GB"/>
-        </w:rPr>
-        <w:t>Others with the RADIUS server:</w:t>
-      </w:r>
-    </w:p>
-    <w:p>
-      <w:pPr>
-        <w:rPr>
-          <w:lang w:val="en-GB"/>
-        </w:rPr>
-      </w:pPr>
-      <w:r>
-        <w:rPr>
-          <w:lang w:val="en-GB"/>
-        </w:rPr>
-        <w:t xml:space="preserve">R1 (config) #aaa </w:t>
-      </w:r>
-      <w:r>
-        <w:rPr>
-          <w:lang w:val="en-GB"/>
-        </w:rPr>
-        <w:t xml:space="preserve">authentication </w:t>
-      </w:r>
-      <w:r>
-        <w:rPr>
-          <w:highlight w:val="yellow"/>
-          <w:lang w:val="en-GB"/>
-        </w:rPr>
-        <w:t>login</w:t>
-      </w:r>
-      <w:r>
-        <w:rPr>
-          <w:lang w:val="en-GB"/>
-        </w:rPr>
+    </w:p>
+    <w:p>
+      <w:pPr>
+        <w:rPr>
+          <w:b/>
+          <w:bCs/>
+        </w:rPr>
+      </w:pPr>
+      <w:r>
+        <w:rPr>
+          <w:b/>
+          <w:bCs/>
+        </w:rPr>
+        <w:t>Configure the network card:</w:t>
+      </w:r>
+    </w:p>
+    <w:p>
+      <w:pPr>
+        <w:pStyle w:val="Paragraphedeliste"/>
+        <w:numPr>
+          <w:ilvl w:val="0"/>
+          <w:numId w:val="5"/>
+        </w:numPr>
+      </w:pPr>
+      <w:r>
+        <w:t>There will be a n</w:t>
+      </w:r>
+      <w:r>
+        <w:t xml:space="preserve">ew tab on your network card </w:t>
+      </w:r>
+      <w:r>
+        <w:sym w:font="Wingdings" w:char="F0E0"/>
+      </w:r>
+      <w:proofErr w:type="spellStart"/>
+      <w:r>
+        <w:t>Win+R</w:t>
+      </w:r>
+      <w:proofErr w:type="spellEnd"/>
+      <w:r>
         <w:t xml:space="preserve"> </w:t>
       </w:r>
       <w:r>
-        <w:rPr>
-          <w:highlight w:val="green"/>
-          <w:lang w:val="en-GB"/>
-        </w:rPr>
-        <w:t>default</w:t>
-      </w:r>
-      <w:r>
-        <w:rPr>
-          <w:lang w:val="en-GB"/>
-        </w:rPr>
+        <w:sym w:font="Wingdings" w:char="F0E0"/>
+      </w:r>
+      <w:proofErr w:type="spellStart"/>
+      <w:r>
+        <w:t>ncpa.cpl</w:t>
+      </w:r>
+      <w:proofErr w:type="spellEnd"/>
+    </w:p>
+    <w:p>
+      <w:pPr>
+        <w:pStyle w:val="Paragraphedeliste"/>
+        <w:numPr>
+          <w:ilvl w:val="0"/>
+          <w:numId w:val="5"/>
+        </w:numPr>
+      </w:pPr>
+      <w:r>
+        <w:t>Choose PEAP</w:t>
+      </w:r>
+    </w:p>
+    <w:p>
+      <w:pPr>
+        <w:pStyle w:val="Paragraphedeliste"/>
+        <w:numPr>
+          <w:ilvl w:val="0"/>
+          <w:numId w:val="5"/>
+        </w:numPr>
+      </w:pPr>
+      <w:r>
+        <w:t>Click on activate IEEE 802.1X authentication</w:t>
+      </w:r>
+    </w:p>
+    <w:p>
+      <w:pPr>
+        <w:pStyle w:val="Paragraphedeliste"/>
+        <w:numPr>
+          <w:ilvl w:val="0"/>
+          <w:numId w:val="5"/>
+        </w:numPr>
+      </w:pPr>
+      <w:r>
+        <w:t xml:space="preserve">Click on the </w:t>
+      </w:r>
+      <w:r>
+        <w:t>“</w:t>
+      </w:r>
+      <w:r>
+        <w:t>parameters</w:t>
+      </w:r>
+      <w:r>
+        <w:t>”</w:t>
+      </w:r>
+      <w:r>
+        <w:t xml:space="preserve"> button</w:t>
+      </w:r>
+    </w:p>
+    <w:p>
+      <w:pPr>
+        <w:pStyle w:val="Paragraphedeliste"/>
+        <w:numPr>
+          <w:ilvl w:val="0"/>
+          <w:numId w:val="5"/>
+        </w:numPr>
+      </w:pPr>
+      <w:r>
+        <w:t>C</w:t>
+      </w:r>
+      <w:r>
+        <w:t>heck “Verify server identity…”</w:t>
+      </w:r>
+    </w:p>
+    <w:p>
+      <w:pPr>
+        <w:pStyle w:val="Paragraphedeliste"/>
+        <w:numPr>
+          <w:ilvl w:val="0"/>
+          <w:numId w:val="5"/>
+        </w:numPr>
+      </w:pPr>
+      <w:r>
+        <w:t xml:space="preserve">Check the </w:t>
+      </w:r>
+      <w:r>
+        <w:t>ISE</w:t>
+      </w:r>
+      <w:r>
         <w:t xml:space="preserve"> </w:t>
       </w:r>
       <w:r>
-        <w:rPr>
-          <w:highlight w:val="cyan"/>
-          <w:lang w:val="en-GB"/>
-        </w:rPr>
-        <w:t>group radius</w:t>
-      </w:r>
-    </w:p>
-    <w:p>
-      <w:pPr>
-        <w:rPr>
-          <w:b/>
-          <w:bCs/>
-          <w:lang w:val="en-US"/>
-        </w:rPr>
-      </w:pPr>
-      <w:r>
-        <w:rPr>
-          <w:b/>
-          <w:bCs/>
-          <w:lang w:val="en-US"/>
-        </w:rPr>
-        <w:t>Change authorization of the console port:</w:t>
-      </w:r>
-    </w:p>
-    <w:p>
-      <w:pPr>
-        <w:rPr>
-          <w:lang w:val="en-GB"/>
-        </w:rPr>
-      </w:pPr>
-      <w:r>
-        <w:rPr>
-          <w:lang w:val="en-GB"/>
-        </w:rPr>
-        <w:t xml:space="preserve">R1 (config) #aaa authorization </w:t>
-      </w:r>
-      <w:r>
-        <w:rPr>
-          <w:highlight w:val="yellow"/>
-          <w:lang w:val="en-GB"/>
-        </w:rPr>
-        <w:t>exec</w:t>
-      </w:r>
-      <w:r>
-        <w:rPr>
-          <w:lang w:val="en-GB"/>
-        </w:rPr>
+        <w:t xml:space="preserve">server </w:t>
+      </w:r>
+      <w:r>
+        <w:t>certificate</w:t>
+      </w:r>
+    </w:p>
+    <w:p>
+      <w:pPr>
+        <w:pStyle w:val="Paragraphedeliste"/>
+        <w:numPr>
+          <w:ilvl w:val="0"/>
+          <w:numId w:val="5"/>
+        </w:numPr>
+      </w:pPr>
+      <w:r>
+        <w:t xml:space="preserve">Click on the </w:t>
+      </w:r>
+      <w:r>
+        <w:t>“</w:t>
+      </w:r>
+      <w:r>
+        <w:t>additional settings</w:t>
+      </w:r>
+      <w:r>
+        <w:t>”</w:t>
+      </w:r>
+      <w:r>
+        <w:t xml:space="preserve"> button</w:t>
+      </w:r>
+    </w:p>
+    <w:p>
+      <w:pPr>
+        <w:pStyle w:val="Paragraphedeliste"/>
+        <w:numPr>
+          <w:ilvl w:val="0"/>
+          <w:numId w:val="5"/>
+        </w:numPr>
+      </w:pPr>
+      <w:r>
+        <w:t>Choose user authentication</w:t>
+      </w:r>
+    </w:p>
+    <w:p>
+      <w:pPr>
+        <w:pStyle w:val="Paragraphedeliste"/>
+        <w:numPr>
+          <w:ilvl w:val="0"/>
+          <w:numId w:val="5"/>
+        </w:numPr>
+      </w:pPr>
+      <w:r>
+        <w:t xml:space="preserve">And click </w:t>
+      </w:r>
+      <w:r>
+        <w:t>on the</w:t>
+      </w:r>
+      <w:r>
         <w:t xml:space="preserve"> </w:t>
       </w:r>
       <w:r>
-        <w:rPr>
-          <w:highlight w:val="green"/>
-          <w:lang w:val="en-GB"/>
-        </w:rPr>
-        <w:t>IWANTPRIV15</w:t>
-      </w:r>
-      <w:r>
-        <w:rPr>
-          <w:lang w:val="en-GB"/>
-        </w:rPr>
+        <w:t>“</w:t>
+      </w:r>
+      <w:r>
+        <w:t>register client</w:t>
+      </w:r>
+      <w:r>
+        <w:t>” button</w:t>
+      </w:r>
+    </w:p>
+    <w:p>
+      <w:pPr>
+        <w:pStyle w:val="Paragraphedeliste"/>
+        <w:numPr>
+          <w:ilvl w:val="0"/>
+          <w:numId w:val="5"/>
+        </w:numPr>
+      </w:pPr>
+      <w:r>
+        <w:t>Connect with your user</w:t>
+      </w:r>
+    </w:p>
+    <w:p>
+      <w:pPr>
+        <w:jc w:val="center"/>
+        <w:rPr>
+          <w:sz w:val="20"/>
+          <w:szCs w:val="20"/>
+        </w:rPr>
+      </w:pPr>
+      <w:r>
+        <w:rPr>
+          <w:sz w:val="20"/>
+          <w:szCs w:val="20"/>
+        </w:rPr>
+        <w:drawing>
+          <wp:inline distT="0" distB="0" distL="0" distR="0" wp14:anchorId="0892FD8D" wp14:editId="74EB4EBD">
+            <wp:extent cx="3671455" cy="2197936"/>
+            <wp:effectExtent l="0" t="0" r="5715" b="0"/>
+            <wp:docPr id="1907985966" name="Image 1"/>
+            <wp:cNvGraphicFramePr>
+              <a:graphicFrameLocks xmlns:a="http://schemas.openxmlformats.org/drawingml/2006/main" noChangeAspect="1"/>
+            </wp:cNvGraphicFramePr>
+            <a:graphic xmlns:a="http://schemas.openxmlformats.org/drawingml/2006/main">
+              <a:graphicData uri="http://schemas.openxmlformats.org/drawingml/2006/picture">
+                <pic:pic xmlns:pic="http://schemas.openxmlformats.org/drawingml/2006/picture">
+                  <pic:nvPicPr>
+                    <pic:cNvPr id="1907985966" name=""/>
+                    <pic:cNvPicPr/>
+                  </pic:nvPicPr>
+                  <pic:blipFill>
+                    <a:blip r:embed="rId6"/>
+                    <a:stretch>
+                      <a:fillRect/>
+                    </a:stretch>
+                  </pic:blipFill>
+                  <pic:spPr>
+                    <a:xfrm>
+                      <a:off x="0" y="0"/>
+                      <a:ext cx="3706610" cy="2218982"/>
+                    </a:xfrm>
+                    <a:prstGeom prst="rect">
+                      <a:avLst/>
+                    </a:prstGeom>
+                  </pic:spPr>
+                </pic:pic>
+              </a:graphicData>
+            </a:graphic>
+          </wp:inline>
+        </w:drawing>
+      </w:r>
+    </w:p>
+    <w:p>
+      <w:pPr>
+        <w:rPr>
+          <w:sz w:val="20"/>
+          <w:szCs w:val="20"/>
+        </w:rPr>
+      </w:pPr>
+      <w:r>
+        <w:rPr>
+          <w:sz w:val="20"/>
+          <w:szCs w:val="20"/>
+        </w:rPr>
+        <w:lastRenderedPageBreak/>
+        <w:drawing>
+          <wp:inline distT="0" distB="0" distL="0" distR="0" wp14:anchorId="3E6799DC" wp14:editId="0364B33B">
+            <wp:extent cx="5760720" cy="4428490"/>
+            <wp:effectExtent l="0" t="0" r="0" b="0"/>
+            <wp:docPr id="381429072" name="Image 1"/>
+            <wp:cNvGraphicFramePr>
+              <a:graphicFrameLocks xmlns:a="http://schemas.openxmlformats.org/drawingml/2006/main" noChangeAspect="1"/>
+            </wp:cNvGraphicFramePr>
+            <a:graphic xmlns:a="http://schemas.openxmlformats.org/drawingml/2006/main">
+              <a:graphicData uri="http://schemas.openxmlformats.org/drawingml/2006/picture">
+                <pic:pic xmlns:pic="http://schemas.openxmlformats.org/drawingml/2006/picture">
+                  <pic:nvPicPr>
+                    <pic:cNvPr id="381429072" name=""/>
+                    <pic:cNvPicPr/>
+                  </pic:nvPicPr>
+                  <pic:blipFill>
+                    <a:blip r:embed="rId7"/>
+                    <a:stretch>
+                      <a:fillRect/>
+                    </a:stretch>
+                  </pic:blipFill>
+                  <pic:spPr>
+                    <a:xfrm>
+                      <a:off x="0" y="0"/>
+                      <a:ext cx="5760720" cy="4428490"/>
+                    </a:xfrm>
+                    <a:prstGeom prst="rect">
+                      <a:avLst/>
+                    </a:prstGeom>
+                  </pic:spPr>
+                </pic:pic>
+              </a:graphicData>
+            </a:graphic>
+          </wp:inline>
+        </w:drawing>
+      </w:r>
+    </w:p>
+    <w:p>
+      <w:pPr>
+        <w:rPr>
+          <w:sz w:val="20"/>
+          <w:szCs w:val="20"/>
+        </w:rPr>
+      </w:pPr>
+      <w:r>
+        <w:rPr>
+          <w:sz w:val="20"/>
+          <w:szCs w:val="20"/>
+        </w:rPr>
+        <w:drawing>
+          <wp:inline distT="0" distB="0" distL="0" distR="0" wp14:anchorId="16A71FC5" wp14:editId="40DF2E49">
+            <wp:extent cx="5760720" cy="3752215"/>
+            <wp:effectExtent l="0" t="0" r="0" b="635"/>
+            <wp:docPr id="618692680" name="Image 1"/>
+            <wp:cNvGraphicFramePr>
+              <a:graphicFrameLocks xmlns:a="http://schemas.openxmlformats.org/drawingml/2006/main" noChangeAspect="1"/>
+            </wp:cNvGraphicFramePr>
+            <a:graphic xmlns:a="http://schemas.openxmlformats.org/drawingml/2006/main">
+              <a:graphicData uri="http://schemas.openxmlformats.org/drawingml/2006/picture">
+                <pic:pic xmlns:pic="http://schemas.openxmlformats.org/drawingml/2006/picture">
+                  <pic:nvPicPr>
+                    <pic:cNvPr id="618692680" name=""/>
+                    <pic:cNvPicPr/>
+                  </pic:nvPicPr>
+                  <pic:blipFill>
+                    <a:blip r:embed="rId8"/>
+                    <a:stretch>
+                      <a:fillRect/>
+                    </a:stretch>
+                  </pic:blipFill>
+                  <pic:spPr>
+                    <a:xfrm>
+                      <a:off x="0" y="0"/>
+                      <a:ext cx="5760720" cy="3752215"/>
+                    </a:xfrm>
+                    <a:prstGeom prst="rect">
+                      <a:avLst/>
+                    </a:prstGeom>
+                  </pic:spPr>
+                </pic:pic>
+              </a:graphicData>
+            </a:graphic>
+          </wp:inline>
+        </w:drawing>
+      </w:r>
+      <w:r>
+        <w:rPr>
+          <w:sz w:val="20"/>
+          <w:szCs w:val="20"/>
+        </w:rPr>
+        <w:br w:type="page"/>
+      </w:r>
+    </w:p>
+    <w:p>
+      <w:pPr>
+        <w:pStyle w:val="Titre1"/>
+      </w:pPr>
+      <w:bookmarkStart w:id="9" w:name="_Toc224829103"/>
+      <w:r>
+        <w:lastRenderedPageBreak/>
+        <w:t xml:space="preserve">On the </w:t>
+      </w:r>
+      <w:r>
+        <w:t>ISE server</w:t>
+      </w:r>
+      <w:bookmarkEnd w:id="9"/>
+    </w:p>
+    <w:p>
+      <w:pPr>
+        <w:pStyle w:val="Titre2"/>
+      </w:pPr>
+      <w:bookmarkStart w:id="10" w:name="_Toc224829104"/>
+      <w:r>
+        <w:t>Add n</w:t>
+      </w:r>
+      <w:r>
+        <w:t>etwork devices</w:t>
+      </w:r>
+      <w:bookmarkEnd w:id="10"/>
+    </w:p>
+    <w:p>
+      <w:r>
+        <w:t>Configure the network device that serves as an intermediary between the endpoints and ISE.</w:t>
+      </w:r>
+    </w:p>
+    <w:p>
+      <w:r>
+        <w:t>Give a name, an IP address and the shared secret between the device and the RADIUS server.</w:t>
+      </w:r>
+      <w:r>
         <w:t xml:space="preserve"> </w:t>
       </w:r>
-      <w:r>
-        <w:rPr>
-          <w:highlight w:val="cyan"/>
-          <w:lang w:val="en-GB"/>
-        </w:rPr>
-        <w:t>none</w:t>
-      </w:r>
-    </w:p>
-    <w:p>
-      <w:pPr>
-        <w:rPr>
-          <w:lang w:val="en-GB"/>
-        </w:rPr>
-      </w:pPr>
-      <w:r>
-        <w:rPr>
-          <w:lang w:val="en-GB"/>
-        </w:rPr>
-        <w:t>R1 (config) #line console 0</w:t>
-      </w:r>
-    </w:p>
-    <w:p>
-      <w:pPr>
-        <w:rPr>
-          <w:lang w:val="en-GB"/>
-        </w:rPr>
-      </w:pPr>
-      <w:r>
-        <w:rPr>
-          <w:lang w:val="en-GB"/>
-        </w:rPr>
-        <w:t>R1 (config-line) #authorization exec IWANTPRIV15</w:t>
-      </w:r>
-    </w:p>
-    <w:p>
-      <w:pPr>
-        <w:rPr>
-          <w:b/>
-          <w:bCs/>
-          <w:lang w:val="en-GB"/>
-        </w:rPr>
-      </w:pPr>
-      <w:r>
-        <w:rPr>
-          <w:b/>
-          <w:bCs/>
-          <w:lang w:val="en-GB"/>
-        </w:rPr>
-        <w:t>For the others:</w:t>
-      </w:r>
-    </w:p>
-    <w:p>
-      <w:pPr>
-        <w:rPr>
-          <w:lang w:val="en-GB"/>
-        </w:rPr>
-      </w:pPr>
-      <w:r>
-        <w:rPr>
-          <w:lang w:val="en-GB"/>
-        </w:rPr>
-        <w:t>R1 (config) #</w:t>
-      </w:r>
-      <w:r>
-        <w:rPr>
-          <w:lang w:val="en-GB"/>
-        </w:rPr>
-        <w:t xml:space="preserve">aaa authorization </w:t>
-      </w:r>
-      <w:r>
-        <w:rPr>
-          <w:highlight w:val="yellow"/>
-          <w:lang w:val="en-GB"/>
-        </w:rPr>
-        <w:t>exec</w:t>
-      </w:r>
-      <w:r>
-        <w:rPr>
-          <w:lang w:val="en-GB"/>
-        </w:rPr>
+    </w:p>
+    <w:p>
+      <w:pPr>
+        <w:rPr>
+          <w:b/>
+          <w:bCs/>
+        </w:rPr>
+      </w:pPr>
+      <w:r>
+        <w:rPr>
+          <w:b/>
+          <w:bCs/>
+        </w:rPr>
+        <w:t>Access:</w:t>
+      </w:r>
+    </w:p>
+    <w:p>
+      <w:r>
+        <w:t>Administration</w:t>
+      </w:r>
+      <w:r>
         <w:t xml:space="preserve"> </w:t>
       </w:r>
       <w:r>
-        <w:rPr>
-          <w:highlight w:val="green"/>
-          <w:lang w:val="en-GB"/>
-        </w:rPr>
-        <w:t>default</w:t>
-      </w:r>
-      <w:r>
-        <w:rPr>
-          <w:lang w:val="en-GB"/>
-        </w:rPr>
+        <w:sym w:font="Wingdings" w:char="F0E0"/>
+      </w:r>
+      <w:r>
         <w:t xml:space="preserve"> </w:t>
       </w:r>
       <w:r>
-        <w:rPr>
-          <w:highlight w:val="cyan"/>
-          <w:lang w:val="en-GB"/>
-        </w:rPr>
-        <w:t>group radius</w:t>
-      </w:r>
-      <w:r>
-        <w:rPr>
-          <w:lang w:val="en-GB"/>
-        </w:rPr>
-        <w:t xml:space="preserve"> local if-authenticated</w:t>
-      </w:r>
-    </w:p>
-    <w:p>
-      <w:pPr>
-        <w:rPr>
-          <w:lang w:val="en-GB"/>
-        </w:rPr>
-      </w:pPr>
-      <w:r>
-        <w:rPr>
-          <w:lang w:val="en-GB"/>
-        </w:rPr>
-        <w:t>R1</w:t>
-      </w:r>
-      <w:r>
-        <w:rPr>
-          <w:lang w:val="en-GB"/>
-        </w:rPr>
+        <w:t>Network Resources</w:t>
+      </w:r>
+      <w:r>
         <w:t xml:space="preserve"> </w:t>
       </w:r>
       <w:r>
-        <w:rPr>
-          <w:lang w:val="en-GB"/>
-        </w:rPr>
-        <w:t>(config)</w:t>
-      </w:r>
-      <w:r>
-        <w:rPr>
-          <w:lang w:val="en-GB"/>
-        </w:rPr>
+        <w:sym w:font="Wingdings" w:char="F0E0"/>
+      </w:r>
+      <w:r>
         <w:t xml:space="preserve"> </w:t>
       </w:r>
       <w:r>
-        <w:rPr>
-          <w:lang w:val="en-GB"/>
-        </w:rPr>
-        <w:t>#line vty 0 4</w:t>
-      </w:r>
-    </w:p>
-    <w:p>
-      <w:pPr>
-        <w:rPr>
-          <w:lang w:val="en-GB"/>
-        </w:rPr>
-      </w:pPr>
-      <w:r>
-        <w:rPr>
-          <w:lang w:val="en-GB"/>
-        </w:rPr>
-        <w:t>R1</w:t>
-      </w:r>
-      <w:r>
-        <w:rPr>
-          <w:lang w:val="en-GB"/>
-        </w:rPr>
+        <w:t>Network Devices</w:t>
+      </w:r>
+      <w:r>
         <w:t xml:space="preserve"> </w:t>
       </w:r>
       <w:r>
-        <w:rPr>
-          <w:lang w:val="en-GB"/>
-        </w:rPr>
-        <w:t>(config-line)</w:t>
-      </w:r>
-      <w:r>
-        <w:rPr>
-          <w:lang w:val="en-GB"/>
-        </w:rPr>
+        <w:sym w:font="Wingdings" w:char="F0E0"/>
+      </w:r>
+      <w:r>
         <w:t xml:space="preserve"> </w:t>
       </w:r>
       <w:r>
-        <w:rPr>
-          <w:lang w:val="en-GB"/>
-        </w:rPr>
-        <w:t>#authorization exec default</w:t>
-      </w:r>
-    </w:p>
-    <w:p>
-      <w:pPr>
-        <w:pStyle w:val="Titre2"/>
-        <w:rPr>
-          <w:lang w:val="en-GB"/>
-        </w:rPr>
-      </w:pPr>
-      <w:bookmarkStart w:id="5" w:name="_Toc223962703"/>
-      <w:r>
-        <w:rPr>
-          <w:lang w:val="en-GB"/>
-        </w:rPr>
-        <w:t>A</w:t>
-      </w:r>
-      <w:r>
-        <w:rPr>
-          <w:lang w:val="en-GB"/>
-        </w:rPr>
-        <w:t>uth</w:t>
-      </w:r>
-      <w:r>
-        <w:rPr>
-          <w:lang w:val="en-GB"/>
-        </w:rPr>
-        <w:t xml:space="preserve">entication </w:t>
-      </w:r>
-      <w:r>
-        <w:rPr>
-          <w:lang w:val="en-GB"/>
-        </w:rPr>
-        <w:t>proxy access</w:t>
-      </w:r>
-      <w:bookmarkEnd w:id="5"/>
-    </w:p>
-    <w:p>
-      <w:pPr>
-        <w:rPr>
-          <w:b/>
-          <w:bCs/>
-          <w:lang w:val="en-GB"/>
-        </w:rPr>
-      </w:pPr>
-      <w:r>
-        <w:rPr>
-          <w:b/>
-          <w:bCs/>
-          <w:lang w:val="en-GB"/>
-        </w:rPr>
-        <w:t>Refer RADIUS for authentication &amp; authorization:</w:t>
-      </w:r>
-    </w:p>
-    <w:p>
-      <w:pPr>
-        <w:rPr>
-          <w:lang w:val="en-GB"/>
-        </w:rPr>
-      </w:pPr>
-      <w:r>
-        <w:rPr>
-          <w:lang w:val="en-GB"/>
-        </w:rPr>
-        <w:t>R1 (config) #</w:t>
-      </w:r>
-      <w:r>
-        <w:rPr>
-          <w:lang w:val="en-GB"/>
-        </w:rPr>
-        <w:t>aaa authentication login default group radius</w:t>
-      </w:r>
-      <w:r>
-        <w:rPr>
-          <w:lang w:val="en-GB"/>
-        </w:rPr>
-        <w:br/>
-      </w:r>
-      <w:r>
-        <w:rPr>
-          <w:lang w:val="en-GB"/>
-        </w:rPr>
-        <w:t>R1 (config) #</w:t>
-      </w:r>
-      <w:r>
-        <w:rPr>
-          <w:lang w:val="en-GB"/>
-        </w:rPr>
-        <w:t>aaa authorization auth-proxy default group radius</w:t>
-      </w:r>
-    </w:p>
-    <w:p>
-      <w:pPr>
-        <w:rPr>
-          <w:b/>
-          <w:bCs/>
-          <w:lang w:val="en-GB"/>
-        </w:rPr>
-      </w:pPr>
-      <w:r>
-        <w:rPr>
-          <w:b/>
-          <w:bCs/>
-          <w:lang w:val="en-GB"/>
-        </w:rPr>
-        <w:t>Enable the web server on the router:</w:t>
-      </w:r>
-    </w:p>
-    <w:p>
-      <w:pPr>
-        <w:rPr>
-          <w:lang w:val="en-GB"/>
-        </w:rPr>
-      </w:pPr>
-      <w:r>
-        <w:rPr>
-          <w:lang w:val="en-GB"/>
-        </w:rPr>
-        <w:t>R1 (config) #ip http server</w:t>
-      </w:r>
-    </w:p>
-    <w:p>
-      <w:pPr>
-        <w:rPr>
-          <w:b/>
-          <w:bCs/>
-          <w:lang w:val="en-GB"/>
-        </w:rPr>
-      </w:pPr>
-      <w:r>
-        <w:rPr>
-          <w:b/>
-          <w:bCs/>
-          <w:lang w:val="en-GB"/>
-        </w:rPr>
-        <w:t>Enable AAA for the web server:</w:t>
-      </w:r>
-    </w:p>
-    <w:p>
-      <w:pPr>
-        <w:rPr>
-          <w:lang w:val="en-GB"/>
-        </w:rPr>
-      </w:pPr>
-      <w:r>
-        <w:rPr>
-          <w:lang w:val="en-GB"/>
-        </w:rPr>
-        <w:t>R1 (config) #ip http authentication aaa</w:t>
-      </w:r>
-    </w:p>
-    <w:p>
-      <w:pPr>
-        <w:rPr>
-          <w:b/>
-          <w:bCs/>
-          <w:lang w:val="en-GB"/>
-        </w:rPr>
-      </w:pPr>
-      <w:r>
-        <w:rPr>
-          <w:b/>
-          <w:bCs/>
-          <w:lang w:val="en-GB"/>
-        </w:rPr>
-        <w:t>Configure the proxy:</w:t>
-      </w:r>
-    </w:p>
-    <w:p>
-      <w:pPr>
-        <w:rPr>
-          <w:lang w:val="en-GB"/>
-        </w:rPr>
-      </w:pPr>
-      <w:r>
-        <w:rPr>
-          <w:lang w:val="en-GB"/>
-        </w:rPr>
-        <w:t>R1 (config) #ip auth-proxy name HTTPPROXY http</w:t>
-      </w:r>
-    </w:p>
-    <w:p>
-      <w:pPr>
-        <w:rPr>
-          <w:b/>
-          <w:bCs/>
-          <w:lang w:val="en-GB"/>
-        </w:rPr>
-      </w:pPr>
-      <w:r>
-        <w:rPr>
-          <w:b/>
-          <w:bCs/>
-          <w:lang w:val="en-GB"/>
-        </w:rPr>
-        <w:t>Create ACL to permit the user access the web server:</w:t>
-      </w:r>
-    </w:p>
-    <w:p>
-      <w:pPr>
-        <w:rPr>
-          <w:lang w:val="en-GB"/>
-        </w:rPr>
-      </w:pPr>
-      <w:r>
-        <w:rPr>
-          <w:lang w:val="en-GB"/>
-        </w:rPr>
-        <w:t>R1 (config) #access-list 100 permit tcp 192.168.1.0 0.0.0.255 host 192.168.</w:t>
-      </w:r>
-      <w:r>
-        <w:rPr>
-          <w:lang w:val="en-GB"/>
-        </w:rPr>
-        <w:t>2</w:t>
-      </w:r>
-      <w:r>
-        <w:rPr>
-          <w:lang w:val="en-GB"/>
-        </w:rPr>
-        <w:t>.254 eq 80</w:t>
-      </w:r>
-    </w:p>
-    <w:p>
-      <w:pPr>
-        <w:rPr>
-          <w:b/>
-          <w:bCs/>
-          <w:lang w:val="en-GB"/>
-        </w:rPr>
-      </w:pPr>
-      <w:r>
-        <w:rPr>
-          <w:b/>
-          <w:bCs/>
-          <w:lang w:val="en-GB"/>
-        </w:rPr>
-        <w:t>Apply the proxy and the ACL on the interface facing the user:</w:t>
-      </w:r>
-    </w:p>
-    <w:p>
-      <w:pPr>
-        <w:rPr>
-          <w:lang w:val="en-GB"/>
-        </w:rPr>
-      </w:pPr>
-      <w:r>
-        <w:rPr>
-          <w:lang w:val="en-GB"/>
-        </w:rPr>
-        <w:t>R1 (config) #int g0/0/0</w:t>
-      </w:r>
-    </w:p>
-    <w:p>
-      <w:pPr>
-        <w:rPr>
-          <w:lang w:val="en-GB"/>
-        </w:rPr>
-      </w:pPr>
-      <w:r>
-        <w:rPr>
-          <w:lang w:val="en-GB"/>
-        </w:rPr>
-        <w:t>R1 (config-if) #ip auth-proxy HTTPPROXY</w:t>
-      </w:r>
-    </w:p>
-    <w:p>
-      <w:pPr>
-        <w:rPr>
-          <w:lang w:val="en-US"/>
-        </w:rPr>
-      </w:pPr>
-      <w:r>
-        <w:rPr>
-          <w:lang w:val="en-US"/>
-        </w:rPr>
-        <w:t>R1 (config-if) #ip access-group </w:t>
-      </w:r>
-      <w:r>
-        <w:rPr>
-          <w:lang w:val="en-US"/>
-        </w:rPr>
-        <w:t>100</w:t>
-      </w:r>
-      <w:r>
-        <w:rPr>
-          <w:lang w:val="en-US"/>
-        </w:rPr>
-        <w:t xml:space="preserve"> in</w:t>
-      </w:r>
-    </w:p>
-    <w:p>
-      <w:pPr>
-        <w:pStyle w:val="Titre1"/>
-        <w:rPr>
-          <w:lang w:val="en-GB"/>
-        </w:rPr>
-      </w:pPr>
-      <w:bookmarkStart w:id="6" w:name="_Toc223962704"/>
-      <w:r>
-        <w:rPr>
-          <w:lang w:val="en-GB"/>
-        </w:rPr>
-        <w:lastRenderedPageBreak/>
-        <w:t>ISE server</w:t>
-      </w:r>
-      <w:bookmarkEnd w:id="6"/>
-    </w:p>
-    <w:p>
-      <w:pPr>
-        <w:pStyle w:val="Titre2"/>
-        <w:rPr>
-          <w:lang w:val="en-GB"/>
-        </w:rPr>
-      </w:pPr>
-      <w:bookmarkStart w:id="7" w:name="_Toc223962705"/>
-      <w:r>
-        <w:rPr>
-          <w:lang w:val="en-GB"/>
-        </w:rPr>
-        <w:t>Add n</w:t>
-      </w:r>
-      <w:r>
-        <w:rPr>
-          <w:lang w:val="en-GB"/>
-        </w:rPr>
-        <w:t>etwork devices</w:t>
-      </w:r>
-      <w:bookmarkEnd w:id="7"/>
-    </w:p>
-    <w:p>
-      <w:pPr>
-        <w:rPr>
-          <w:lang w:val="en-GB"/>
-        </w:rPr>
-      </w:pPr>
-      <w:r>
-        <w:rPr>
-          <w:lang w:val="en-GB"/>
-        </w:rPr>
-        <w:t>C</w:t>
-      </w:r>
-      <w:r>
-        <w:rPr>
-          <w:lang w:val="en-GB"/>
-        </w:rPr>
-        <w:t>onfigure the network device that serves as an intermediary between the endpoints and ISE.</w:t>
-      </w:r>
-    </w:p>
-    <w:p>
-      <w:pPr>
-        <w:rPr>
-          <w:lang w:val="en-GB"/>
-        </w:rPr>
-      </w:pPr>
-      <w:r>
-        <w:rPr>
-          <w:lang w:val="en-GB"/>
-        </w:rPr>
-        <w:t>Give a name, an</w:t>
-      </w:r>
-      <w:r>
-        <w:rPr>
-          <w:lang w:val="en-GB"/>
-        </w:rPr>
-        <w:t xml:space="preserve"> IP address</w:t>
-      </w:r>
-      <w:r>
-        <w:rPr>
-          <w:lang w:val="en-GB"/>
-        </w:rPr>
-        <w:t xml:space="preserve"> </w:t>
-      </w:r>
-      <w:r>
-        <w:rPr>
-          <w:lang w:val="en-GB"/>
-        </w:rPr>
-        <w:t>and the shared secret between the device and the RADIUS server.</w:t>
-      </w:r>
-      <w:r>
-        <w:rPr>
-          <w:lang w:val="en-GB"/>
-        </w:rPr>
-        <w:t xml:space="preserve"> </w:t>
-      </w:r>
-    </w:p>
-    <w:p>
-      <w:pPr>
-        <w:rPr>
-          <w:b/>
-          <w:bCs/>
-          <w:lang w:val="en-GB"/>
-        </w:rPr>
-      </w:pPr>
-      <w:r>
-        <w:rPr>
-          <w:b/>
-          <w:bCs/>
-          <w:lang w:val="en-GB"/>
-        </w:rPr>
-        <w:t>Access:</w:t>
-      </w:r>
-    </w:p>
-    <w:p>
-      <w:pPr>
-        <w:rPr>
-          <w:lang w:val="en-GB"/>
-        </w:rPr>
-      </w:pPr>
-      <w:r>
-        <w:rPr>
-          <w:lang w:val="en-GB"/>
-        </w:rPr>
-        <w:t>Administration</w:t>
-      </w:r>
-      <w:r>
-        <w:rPr>
-          <w:lang w:val="en-GB"/>
-        </w:rPr>
-        <w:t xml:space="preserve"> </w:t>
-      </w:r>
-      <w:r>
-        <w:rPr>
-          <w:lang w:val="en-GB"/>
-        </w:rPr>
-        <w:sym w:font="Wingdings" w:char="F0E0"/>
-      </w:r>
-      <w:r>
-        <w:rPr>
-          <w:lang w:val="en-GB"/>
-        </w:rPr>
-        <w:t xml:space="preserve"> </w:t>
-      </w:r>
-      <w:r>
-        <w:rPr>
-          <w:lang w:val="en-GB"/>
-        </w:rPr>
-        <w:t>Network Resources</w:t>
-      </w:r>
-      <w:r>
-        <w:rPr>
-          <w:lang w:val="en-GB"/>
-        </w:rPr>
-        <w:t xml:space="preserve"> </w:t>
-      </w:r>
-      <w:r>
-        <w:rPr>
-          <w:lang w:val="en-GB"/>
-        </w:rPr>
-        <w:sym w:font="Wingdings" w:char="F0E0"/>
-      </w:r>
-      <w:r>
-        <w:rPr>
-          <w:lang w:val="en-GB"/>
-        </w:rPr>
-        <w:t xml:space="preserve"> </w:t>
-      </w:r>
-      <w:r>
-        <w:rPr>
-          <w:lang w:val="en-GB"/>
-        </w:rPr>
-        <w:t>Network Devices</w:t>
-      </w:r>
-      <w:r>
-        <w:rPr>
-          <w:lang w:val="en-GB"/>
-        </w:rPr>
-        <w:t xml:space="preserve"> </w:t>
-      </w:r>
-      <w:r>
-        <w:rPr>
-          <w:lang w:val="en-GB"/>
-        </w:rPr>
-        <w:sym w:font="Wingdings" w:char="F0E0"/>
-      </w:r>
-      <w:r>
-        <w:rPr>
-          <w:lang w:val="en-GB"/>
-        </w:rPr>
-        <w:t xml:space="preserve"> </w:t>
-      </w:r>
-      <w:r>
-        <w:rPr>
-          <w:lang w:val="en-GB"/>
-        </w:rPr>
         <w:t xml:space="preserve">Add </w:t>
       </w:r>
     </w:p>
     <w:p>
-      <w:pPr>
-        <w:rPr>
-          <w:lang w:val="en-GB"/>
-        </w:rPr>
-      </w:pPr>
       <w:r>
         <w:rPr>
           <w:noProof/>
-          <w:lang w:val="en-GB"/>
         </w:rPr>
         <w:drawing>
           <wp:inline distT="0" distB="0" distL="0" distR="0" wp14:anchorId="2A5CDAEA" wp14:editId="51D4F2E3">
@@ -2830,7 +4032,7 @@
                     <pic:cNvPicPr/>
                   </pic:nvPicPr>
                   <pic:blipFill>
-                    <a:blip r:embed="rId5"/>
+                    <a:blip r:embed="rId9"/>
                     <a:stretch>
                       <a:fillRect/>
                     </a:stretch>
@@ -2852,15 +4054,9 @@
       </w:r>
     </w:p>
     <w:p>
-      <w:pPr>
-        <w:rPr>
-          <w:lang w:val="en-GB"/>
-        </w:rPr>
-      </w:pPr>
       <w:r>
         <w:rPr>
           <w:noProof/>
-          <w:lang w:val="en-GB"/>
         </w:rPr>
         <w:drawing>
           <wp:inline distT="0" distB="0" distL="0" distR="0" wp14:anchorId="02C09EC3" wp14:editId="49D05210">
@@ -2878,7 +4074,7 @@
                     <pic:cNvPicPr/>
                   </pic:nvPicPr>
                   <pic:blipFill>
-                    <a:blip r:embed="rId6"/>
+                    <a:blip r:embed="rId10"/>
                     <a:stretch>
                       <a:fillRect/>
                     </a:stretch>
@@ -2900,15 +4096,9 @@
       </w:r>
     </w:p>
     <w:p>
-      <w:pPr>
-        <w:rPr>
-          <w:lang w:val="en-GB"/>
-        </w:rPr>
-      </w:pPr>
       <w:r>
         <w:rPr>
           <w:noProof/>
-          <w:lang w:val="en-GB"/>
         </w:rPr>
         <w:drawing>
           <wp:inline distT="0" distB="0" distL="0" distR="0" wp14:anchorId="32CE8E25" wp14:editId="64E5E0D0">
@@ -2926,7 +4116,7 @@
                     <pic:cNvPicPr/>
                   </pic:nvPicPr>
                   <pic:blipFill>
-                    <a:blip r:embed="rId7"/>
+                    <a:blip r:embed="rId11"/>
                     <a:stretch>
                       <a:fillRect/>
                     </a:stretch>
@@ -2950,52 +4140,30 @@
     <w:p>
       <w:pPr>
         <w:pStyle w:val="Titre2"/>
-        <w:rPr>
-          <w:lang w:val="en-GB"/>
-        </w:rPr>
-      </w:pPr>
-      <w:bookmarkStart w:id="8" w:name="_Toc223962706"/>
-      <w:r>
-        <w:rPr>
-          <w:lang w:val="en-GB"/>
-        </w:rPr>
+      </w:pPr>
+      <w:bookmarkStart w:id="11" w:name="_Toc224829105"/>
+      <w:r>
         <w:lastRenderedPageBreak/>
         <w:t>Add identities</w:t>
       </w:r>
-      <w:bookmarkEnd w:id="8"/>
-    </w:p>
-    <w:p>
-      <w:pPr>
-        <w:rPr>
-          <w:lang w:val="en-GB"/>
-        </w:rPr>
-      </w:pPr>
-      <w:r>
-        <w:rPr>
-          <w:lang w:val="en-GB"/>
-        </w:rPr>
-        <w:t>Create groups and users. Assign the user in th</w:t>
-      </w:r>
-      <w:r>
-        <w:rPr>
-          <w:lang w:val="en-GB"/>
-        </w:rPr>
-        <w:t>e good group.</w:t>
-      </w:r>
-    </w:p>
-    <w:p>
-      <w:pPr>
-        <w:rPr>
-          <w:b/>
-          <w:bCs/>
-          <w:lang w:val="en-GB"/>
-        </w:rPr>
-      </w:pPr>
-      <w:r>
-        <w:rPr>
-          <w:b/>
-          <w:bCs/>
-          <w:lang w:val="en-GB"/>
+      <w:bookmarkEnd w:id="11"/>
+    </w:p>
+    <w:p>
+      <w:r>
+        <w:t>Create groups and users. Assign the user in the good group.</w:t>
+      </w:r>
+    </w:p>
+    <w:p>
+      <w:pPr>
+        <w:rPr>
+          <w:b/>
+          <w:bCs/>
+        </w:rPr>
+      </w:pPr>
+      <w:r>
+        <w:rPr>
+          <w:b/>
+          <w:bCs/>
         </w:rPr>
         <w:t>Access:</w:t>
       </w:r>
@@ -3005,87 +4173,51 @@
         <w:rPr>
           <w:b/>
           <w:bCs/>
-          <w:lang w:val="en-GB"/>
-        </w:rPr>
-      </w:pPr>
-      <w:r>
-        <w:rPr>
-          <w:lang w:val="en-GB"/>
-        </w:rPr>
+        </w:rPr>
+      </w:pPr>
+      <w:r>
         <w:t xml:space="preserve">Administration </w:t>
       </w:r>
       <w:r>
         <w:sym w:font="Wingdings" w:char="F0E0"/>
       </w:r>
       <w:r>
-        <w:rPr>
-          <w:lang w:val="en-GB"/>
-        </w:rPr>
         <w:t xml:space="preserve"> Identity Management </w:t>
       </w:r>
       <w:r>
         <w:sym w:font="Wingdings" w:char="F0E0"/>
       </w:r>
       <w:r>
-        <w:rPr>
-          <w:lang w:val="en-GB"/>
-        </w:rPr>
         <w:t xml:space="preserve"> Groups</w:t>
       </w:r>
     </w:p>
     <w:p>
-      <w:pPr>
-        <w:rPr>
-          <w:lang w:val="en-GB"/>
-        </w:rPr>
-      </w:pPr>
-      <w:r>
-        <w:rPr>
-          <w:lang w:val="en-GB"/>
-        </w:rPr>
+      <w:r>
         <w:t>Administration</w:t>
       </w:r>
       <w:r>
-        <w:rPr>
-          <w:lang w:val="en-GB"/>
-        </w:rPr>
         <w:t xml:space="preserve"> </w:t>
       </w:r>
       <w:r>
         <w:sym w:font="Wingdings" w:char="F0E0"/>
       </w:r>
       <w:r>
-        <w:rPr>
-          <w:lang w:val="en-GB"/>
-        </w:rPr>
         <w:t xml:space="preserve"> Identity Management</w:t>
       </w:r>
       <w:r>
-        <w:rPr>
-          <w:lang w:val="en-GB"/>
-        </w:rPr>
         <w:t xml:space="preserve"> </w:t>
       </w:r>
       <w:r>
         <w:sym w:font="Wingdings" w:char="F0E0"/>
       </w:r>
       <w:r>
-        <w:rPr>
-          <w:lang w:val="en-GB"/>
-        </w:rPr>
         <w:t xml:space="preserve"> Identities</w:t>
       </w:r>
     </w:p>
     <w:p>
-      <w:pPr>
-        <w:rPr>
-          <w:lang w:val="en-GB"/>
-        </w:rPr>
-      </w:pPr>
       <w:r>
         <w:rPr>
           <w:noProof/>
-          <w:lang w:val="en-GB"/>
         </w:rPr>
         <w:drawing>
           <wp:inline distT="0" distB="0" distL="0" distR="0" wp14:anchorId="1280DA3B" wp14:editId="23EEC41B">
@@ -3103,7 +4235,7 @@
                     <pic:cNvPicPr/>
                   </pic:nvPicPr>
                   <pic:blipFill>
-                    <a:blip r:embed="rId8"/>
+                    <a:blip r:embed="rId12"/>
                     <a:stretch>
                       <a:fillRect/>
                     </a:stretch>
@@ -3125,15 +4257,9 @@
       </w:r>
     </w:p>
     <w:p>
-      <w:pPr>
-        <w:rPr>
-          <w:lang w:val="en-GB"/>
-        </w:rPr>
-      </w:pPr>
       <w:r>
         <w:rPr>
           <w:noProof/>
-          <w:lang w:val="en-GB"/>
         </w:rPr>
         <w:drawing>
           <wp:inline distT="0" distB="0" distL="0" distR="0" wp14:anchorId="6EB76E0C" wp14:editId="1B277F8B">
@@ -3151,7 +4277,7 @@
                     <pic:cNvPicPr/>
                   </pic:nvPicPr>
                   <pic:blipFill>
-                    <a:blip r:embed="rId9"/>
+                    <a:blip r:embed="rId13"/>
                     <a:stretch>
                       <a:fillRect/>
                     </a:stretch>
@@ -3173,15 +4299,9 @@
       </w:r>
     </w:p>
     <w:p>
-      <w:pPr>
-        <w:rPr>
-          <w:lang w:val="en-GB"/>
-        </w:rPr>
-      </w:pPr>
       <w:r>
         <w:rPr>
           <w:noProof/>
-          <w:lang w:val="en-GB"/>
         </w:rPr>
         <w:drawing>
           <wp:inline distT="0" distB="0" distL="0" distR="0" wp14:anchorId="2752AC5A" wp14:editId="1D44F534">
@@ -3199,7 +4319,7 @@
                     <pic:cNvPicPr/>
                   </pic:nvPicPr>
                   <pic:blipFill>
-                    <a:blip r:embed="rId10"/>
+                    <a:blip r:embed="rId14"/>
                     <a:stretch>
                       <a:fillRect/>
                     </a:stretch>
@@ -3221,15 +4341,9 @@
       </w:r>
     </w:p>
     <w:p>
-      <w:pPr>
-        <w:rPr>
-          <w:lang w:val="en-GB"/>
-        </w:rPr>
-      </w:pPr>
       <w:r>
         <w:rPr>
           <w:noProof/>
-          <w:lang w:val="en-GB"/>
         </w:rPr>
         <w:lastRenderedPageBreak/>
         <w:drawing>
@@ -3248,7 +4362,7 @@
                     <pic:cNvPicPr/>
                   </pic:nvPicPr>
                   <pic:blipFill>
-                    <a:blip r:embed="rId11"/>
+                    <a:blip r:embed="rId15"/>
                     <a:stretch>
                       <a:fillRect/>
                     </a:stretch>
@@ -3270,15 +4384,9 @@
       </w:r>
     </w:p>
     <w:p>
-      <w:pPr>
-        <w:rPr>
-          <w:lang w:val="en-GB"/>
-        </w:rPr>
-      </w:pPr>
       <w:r>
         <w:rPr>
           <w:noProof/>
-          <w:lang w:val="en-GB"/>
         </w:rPr>
         <w:drawing>
           <wp:inline distT="0" distB="0" distL="0" distR="0" wp14:anchorId="6CEE5D3A" wp14:editId="352FEAE5">
@@ -3296,7 +4404,7 @@
                     <pic:cNvPicPr/>
                   </pic:nvPicPr>
                   <pic:blipFill>
-                    <a:blip r:embed="rId12"/>
+                    <a:blip r:embed="rId16"/>
                     <a:stretch>
                       <a:fillRect/>
                     </a:stretch>
@@ -3324,13 +4432,11 @@
           <w:color w:val="0F4761" w:themeColor="accent1" w:themeShade="BF"/>
           <w:sz w:val="32"/>
           <w:szCs w:val="32"/>
-          <w:lang w:val="en-GB"/>
         </w:rPr>
       </w:pPr>
       <w:r>
         <w:rPr>
           <w:noProof/>
-          <w:lang w:val="en-GB"/>
         </w:rPr>
         <w:drawing>
           <wp:inline distT="0" distB="0" distL="0" distR="0" wp14:anchorId="364B830E" wp14:editId="78F181FE">
@@ -3348,7 +4454,7 @@
                     <pic:cNvPicPr/>
                   </pic:nvPicPr>
                   <pic:blipFill>
-                    <a:blip r:embed="rId13"/>
+                    <a:blip r:embed="rId17"/>
                     <a:stretch>
                       <a:fillRect/>
                     </a:stretch>
@@ -3369,73 +4475,41 @@
         </w:drawing>
       </w:r>
       <w:r>
-        <w:rPr>
-          <w:lang w:val="en-GB"/>
-        </w:rPr>
         <w:br w:type="page"/>
       </w:r>
     </w:p>
     <w:p>
       <w:pPr>
         <w:pStyle w:val="Titre2"/>
-        <w:rPr>
-          <w:lang w:val="en-GB"/>
-        </w:rPr>
-      </w:pPr>
-      <w:bookmarkStart w:id="9" w:name="_Toc223962707"/>
-      <w:r>
-        <w:rPr>
-          <w:lang w:val="en-GB"/>
-        </w:rPr>
+      </w:pPr>
+      <w:bookmarkStart w:id="12" w:name="_Toc224829106"/>
+      <w:r>
         <w:lastRenderedPageBreak/>
         <w:t xml:space="preserve">Add </w:t>
       </w:r>
       <w:r>
-        <w:rPr>
-          <w:lang w:val="en-GB"/>
-        </w:rPr>
         <w:t>p</w:t>
       </w:r>
       <w:r>
-        <w:rPr>
-          <w:lang w:val="en-GB"/>
-        </w:rPr>
         <w:t>olicies</w:t>
       </w:r>
-      <w:bookmarkEnd w:id="9"/>
+      <w:bookmarkEnd w:id="12"/>
     </w:p>
     <w:p>
       <w:pPr>
         <w:pStyle w:val="Titre3"/>
-        <w:rPr>
-          <w:lang w:val="en-GB"/>
-        </w:rPr>
-      </w:pPr>
-      <w:bookmarkStart w:id="10" w:name="_Toc223962708"/>
-      <w:r>
-        <w:rPr>
-          <w:lang w:val="en-GB"/>
-        </w:rPr>
+      </w:pPr>
+      <w:bookmarkStart w:id="13" w:name="_Toc224829107"/>
+      <w:r>
         <w:t>Create conditions</w:t>
       </w:r>
-      <w:bookmarkEnd w:id="10"/>
-    </w:p>
-    <w:p>
-      <w:pPr>
-        <w:rPr>
-          <w:lang w:val="en-GB"/>
-        </w:rPr>
-      </w:pPr>
-      <w:r>
-        <w:rPr>
-          <w:lang w:val="en-GB"/>
-        </w:rPr>
+      <w:bookmarkEnd w:id="13"/>
+    </w:p>
+    <w:p>
+      <w:r>
         <w:t>Create the conditions</w:t>
       </w:r>
       <w:r>
-        <w:rPr>
-          <w:lang w:val="en-GB"/>
-        </w:rPr>
         <w:t>, if the conditions are true, the results are applied.</w:t>
       </w:r>
     </w:p>
@@ -3444,144 +4518,83 @@
         <w:rPr>
           <w:b/>
           <w:bCs/>
-          <w:lang w:val="en-GB"/>
-        </w:rPr>
-      </w:pPr>
-      <w:r>
-        <w:rPr>
-          <w:b/>
-          <w:bCs/>
-          <w:lang w:val="en-GB"/>
+        </w:rPr>
+      </w:pPr>
+      <w:r>
+        <w:rPr>
+          <w:b/>
+          <w:bCs/>
         </w:rPr>
         <w:t>Access:</w:t>
       </w:r>
     </w:p>
     <w:p>
-      <w:pPr>
-        <w:rPr>
-          <w:lang w:val="en-GB"/>
-        </w:rPr>
-      </w:pPr>
-      <w:r>
-        <w:rPr>
-          <w:lang w:val="en-GB"/>
-        </w:rPr>
+      <w:r>
         <w:t xml:space="preserve">Policy </w:t>
       </w:r>
       <w:r>
         <w:sym w:font="Wingdings" w:char="F0E0"/>
       </w:r>
       <w:r>
-        <w:rPr>
-          <w:lang w:val="en-GB"/>
-        </w:rPr>
         <w:t xml:space="preserve"> Policy Sets </w:t>
       </w:r>
       <w:r>
         <w:sym w:font="Wingdings" w:char="F0E0"/>
       </w:r>
       <w:r>
-        <w:rPr>
-          <w:lang w:val="en-GB"/>
-        </w:rPr>
         <w:t xml:space="preserve"> Create a new policy (click </w:t>
       </w:r>
-      <w:r>
-        <w:rPr>
-          <w:lang w:val="en-GB"/>
-        </w:rPr>
+      <w:proofErr w:type="gramStart"/>
+      <w:r>
         <w:t>on</w:t>
       </w:r>
       <w:r>
-        <w:rPr>
-          <w:lang w:val="en-GB"/>
-        </w:rPr>
-        <w:t xml:space="preserve"> ”+”</w:t>
-      </w:r>
-      <w:r>
-        <w:rPr>
-          <w:lang w:val="en-GB"/>
-        </w:rPr>
+        <w:t xml:space="preserve"> ”</w:t>
+      </w:r>
+      <w:proofErr w:type="gramEnd"/>
+      <w:r>
+        <w:t>+”</w:t>
+      </w:r>
+      <w:r>
         <w:t xml:space="preserve">) </w:t>
       </w:r>
       <w:r>
-        <w:rPr>
-          <w:lang w:val="en-GB"/>
-        </w:rPr>
         <w:sym w:font="Wingdings" w:char="F0E0"/>
       </w:r>
       <w:r>
-        <w:rPr>
-          <w:lang w:val="en-GB"/>
-        </w:rPr>
         <w:t xml:space="preserve"> Choose a name, click on “+” in the Conditions column</w:t>
       </w:r>
       <w:r>
-        <w:rPr>
-          <w:lang w:val="en-GB"/>
-        </w:rPr>
         <w:t xml:space="preserve"> </w:t>
       </w:r>
       <w:r>
-        <w:rPr>
-          <w:lang w:val="en-GB"/>
-        </w:rPr>
         <w:sym w:font="Wingdings" w:char="F0E0"/>
       </w:r>
       <w:r>
-        <w:rPr>
-          <w:lang w:val="en-GB"/>
-        </w:rPr>
         <w:t xml:space="preserve"> Conditions Studio</w:t>
       </w:r>
     </w:p>
     <w:p>
-      <w:pPr>
-        <w:rPr>
-          <w:lang w:val="en-GB"/>
-        </w:rPr>
-      </w:pPr>
-      <w:r>
-        <w:rPr>
-          <w:lang w:val="en-GB"/>
-        </w:rPr>
+      <w:r>
         <w:t xml:space="preserve">Choose a Dictionary </w:t>
       </w:r>
       <w:r>
-        <w:rPr>
-          <w:lang w:val="en-GB"/>
-        </w:rPr>
         <w:sym w:font="Wingdings" w:char="F0E0"/>
       </w:r>
       <w:r>
-        <w:rPr>
-          <w:lang w:val="en-GB"/>
-        </w:rPr>
         <w:t xml:space="preserve"> Choose a condition (e.g. Nas-Port-Type Wireless) </w:t>
       </w:r>
       <w:r>
-        <w:rPr>
-          <w:lang w:val="en-GB"/>
-        </w:rPr>
         <w:sym w:font="Wingdings" w:char="F0E0"/>
       </w:r>
       <w:r>
-        <w:rPr>
-          <w:lang w:val="en-GB"/>
-        </w:rPr>
         <w:t xml:space="preserve"> Save the condition</w:t>
       </w:r>
     </w:p>
     <w:p>
-      <w:pPr>
-        <w:rPr>
-          <w:lang w:val="en-GB"/>
-        </w:rPr>
-      </w:pPr>
       <w:r>
         <w:rPr>
           <w:noProof/>
-          <w:lang w:val="en-GB"/>
         </w:rPr>
         <w:drawing>
           <wp:inline distT="0" distB="0" distL="0" distR="0" wp14:anchorId="38C43959" wp14:editId="4AE85F47">
@@ -3599,7 +4612,7 @@
                     <pic:cNvPicPr/>
                   </pic:nvPicPr>
                   <pic:blipFill>
-                    <a:blip r:embed="rId14"/>
+                    <a:blip r:embed="rId18"/>
                     <a:stretch>
                       <a:fillRect/>
                     </a:stretch>
@@ -3621,15 +4634,9 @@
       </w:r>
     </w:p>
     <w:p>
-      <w:pPr>
-        <w:rPr>
-          <w:lang w:val="en-GB"/>
-        </w:rPr>
-      </w:pPr>
       <w:r>
         <w:rPr>
           <w:noProof/>
-          <w:lang w:val="en-GB"/>
         </w:rPr>
         <w:drawing>
           <wp:inline distT="0" distB="0" distL="0" distR="0" wp14:anchorId="1FC643CE" wp14:editId="4F6C3BA2">
@@ -3647,7 +4654,7 @@
                     <pic:cNvPicPr/>
                   </pic:nvPicPr>
                   <pic:blipFill>
-                    <a:blip r:embed="rId15"/>
+                    <a:blip r:embed="rId19"/>
                     <a:stretch>
                       <a:fillRect/>
                     </a:stretch>
@@ -3669,15 +4676,9 @@
       </w:r>
     </w:p>
     <w:p>
-      <w:pPr>
-        <w:rPr>
-          <w:lang w:val="en-GB"/>
-        </w:rPr>
-      </w:pPr>
       <w:r>
         <w:rPr>
           <w:noProof/>
-          <w:lang w:val="en-GB"/>
         </w:rPr>
         <w:drawing>
           <wp:inline distT="0" distB="0" distL="0" distR="0" wp14:anchorId="19442BD0" wp14:editId="5CEB317F">
@@ -3695,7 +4696,7 @@
                     <pic:cNvPicPr/>
                   </pic:nvPicPr>
                   <pic:blipFill>
-                    <a:blip r:embed="rId16"/>
+                    <a:blip r:embed="rId20"/>
                     <a:stretch>
                       <a:fillRect/>
                     </a:stretch>
@@ -3717,54 +4718,22 @@
       </w:r>
     </w:p>
     <w:p>
-      <w:pPr>
-        <w:rPr>
-          <w:lang w:val="en-GB"/>
-        </w:rPr>
-      </w:pPr>
-      <w:r>
-        <w:rPr>
-          <w:lang w:val="en-GB"/>
-        </w:rPr>
+      <w:r>
         <w:t>Virtual = SSH/Telnet/VTY</w:t>
       </w:r>
     </w:p>
     <w:p>
-      <w:pPr>
-        <w:rPr>
-          <w:lang w:val="en-GB"/>
-        </w:rPr>
-      </w:pPr>
-      <w:r>
-        <w:rPr>
-          <w:lang w:val="en-GB"/>
-        </w:rPr>
+      <w:r>
         <w:t>Async = Console/AUX serial</w:t>
       </w:r>
     </w:p>
     <w:p>
-      <w:pPr>
-        <w:rPr>
-          <w:lang w:val="en-GB"/>
-        </w:rPr>
-      </w:pPr>
-      <w:r>
-        <w:rPr>
-          <w:lang w:val="en-GB"/>
-        </w:rPr>
+      <w:r>
         <w:t>Ethernet = 802.1X</w:t>
       </w:r>
     </w:p>
     <w:p>
-      <w:pPr>
-        <w:rPr>
-          <w:lang w:val="en-GB"/>
-        </w:rPr>
-      </w:pPr>
-      <w:r>
-        <w:rPr>
-          <w:lang w:val="en-GB"/>
-        </w:rPr>
+      <w:r>
         <w:t>Wireless = Wi-Fi</w:t>
       </w:r>
     </w:p>
@@ -3773,14 +4742,12 @@
         <w:rPr>
           <w:b/>
           <w:bCs/>
-          <w:lang w:val="en-GB"/>
-        </w:rPr>
-      </w:pPr>
-      <w:r>
-        <w:rPr>
-          <w:b/>
-          <w:bCs/>
-          <w:lang w:val="en-GB"/>
+        </w:rPr>
+      </w:pPr>
+      <w:r>
+        <w:rPr>
+          <w:b/>
+          <w:bCs/>
         </w:rPr>
         <w:lastRenderedPageBreak/>
         <w:t>Choose p</w:t>
@@ -3789,157 +4756,86 @@
         <w:rPr>
           <w:b/>
           <w:bCs/>
-          <w:lang w:val="en-GB"/>
         </w:rPr>
         <w:t>rotocols:</w:t>
       </w:r>
     </w:p>
     <w:p>
-      <w:pPr>
-        <w:rPr>
-          <w:lang w:val="en-GB"/>
-        </w:rPr>
-      </w:pPr>
-      <w:r>
-        <w:rPr>
-          <w:lang w:val="en-GB"/>
-        </w:rPr>
-        <w:t xml:space="preserve">Now choose </w:t>
-      </w:r>
-      <w:r>
-        <w:rPr>
-          <w:lang w:val="en-GB"/>
-        </w:rPr>
-        <w:t>the protocol(s) that ISE will use to communicate with the network device.</w:t>
-      </w:r>
-    </w:p>
-    <w:p>
-      <w:pPr>
-        <w:rPr>
-          <w:b/>
-          <w:bCs/>
-          <w:lang w:val="en-GB"/>
-        </w:rPr>
-      </w:pPr>
-      <w:r>
-        <w:rPr>
-          <w:b/>
-          <w:bCs/>
-          <w:lang w:val="en-GB"/>
+      <w:r>
+        <w:t>Now choose the protocol(s) that ISE will use to communicate with the network device.</w:t>
+      </w:r>
+    </w:p>
+    <w:p>
+      <w:pPr>
+        <w:rPr>
+          <w:b/>
+          <w:bCs/>
+        </w:rPr>
+      </w:pPr>
+      <w:r>
+        <w:rPr>
+          <w:b/>
+          <w:bCs/>
         </w:rPr>
         <w:t>Access:</w:t>
       </w:r>
     </w:p>
     <w:p>
-      <w:pPr>
-        <w:rPr>
-          <w:lang w:val="en-GB"/>
-        </w:rPr>
-      </w:pPr>
-      <w:r>
-        <w:rPr>
-          <w:lang w:val="en-GB"/>
-        </w:rPr>
+      <w:r>
         <w:t>Allowed Protocols</w:t>
       </w:r>
       <w:r>
-        <w:rPr>
-          <w:lang w:val="en-GB"/>
-        </w:rPr>
         <w:t xml:space="preserve"> </w:t>
       </w:r>
       <w:r>
-        <w:rPr>
-          <w:lang w:val="en-GB"/>
-        </w:rPr>
         <w:t>(</w:t>
       </w:r>
       <w:r>
-        <w:rPr>
-          <w:lang w:val="en-GB"/>
-        </w:rPr>
         <w:t xml:space="preserve">click </w:t>
       </w:r>
-      <w:r>
-        <w:rPr>
-          <w:lang w:val="en-GB"/>
-        </w:rPr>
+      <w:proofErr w:type="gramStart"/>
+      <w:r>
         <w:t>on</w:t>
       </w:r>
       <w:r>
-        <w:rPr>
-          <w:lang w:val="en-GB"/>
-        </w:rPr>
-        <w:t xml:space="preserve"> ”+”</w:t>
-      </w:r>
-      <w:r>
-        <w:rPr>
-          <w:lang w:val="en-GB"/>
-        </w:rPr>
+        <w:t xml:space="preserve"> ”</w:t>
+      </w:r>
+      <w:proofErr w:type="gramEnd"/>
+      <w:r>
+        <w:t>+”</w:t>
+      </w:r>
+      <w:r>
         <w:t>)</w:t>
       </w:r>
       <w:r>
-        <w:rPr>
-          <w:lang w:val="en-GB"/>
-        </w:rPr>
         <w:t xml:space="preserve"> </w:t>
       </w:r>
       <w:r>
         <w:sym w:font="Wingdings" w:char="F0E0"/>
       </w:r>
       <w:r>
-        <w:rPr>
-          <w:lang w:val="en-GB"/>
-        </w:rPr>
-        <w:t xml:space="preserve"> define the nece</w:t>
-      </w:r>
-      <w:r>
-        <w:rPr>
-          <w:lang w:val="en-GB"/>
-        </w:rPr>
-        <w:t>ssary protocols</w:t>
-      </w:r>
-      <w:r>
-        <w:rPr>
-          <w:lang w:val="en-GB"/>
-        </w:rPr>
+        <w:t xml:space="preserve"> define the necessary protocols</w:t>
+      </w:r>
+      <w:r>
         <w:t xml:space="preserve"> </w:t>
       </w:r>
       <w:r>
-        <w:rPr>
-          <w:lang w:val="en-GB"/>
-        </w:rPr>
         <w:sym w:font="Wingdings" w:char="F0E0"/>
       </w:r>
       <w:r>
-        <w:rPr>
-          <w:lang w:val="en-GB"/>
-        </w:rPr>
         <w:t xml:space="preserve"> Choose the Allowed Protocol that you define </w:t>
       </w:r>
       <w:r>
-        <w:rPr>
-          <w:lang w:val="en-GB"/>
-        </w:rPr>
         <w:sym w:font="Wingdings" w:char="F0E0"/>
       </w:r>
       <w:r>
-        <w:rPr>
-          <w:lang w:val="en-GB"/>
-        </w:rPr>
         <w:t xml:space="preserve"> Save</w:t>
       </w:r>
     </w:p>
     <w:p>
-      <w:pPr>
-        <w:rPr>
-          <w:lang w:val="en-GB"/>
-        </w:rPr>
-      </w:pPr>
       <w:r>
         <w:rPr>
           <w:noProof/>
-          <w:lang w:val="en-GB"/>
         </w:rPr>
         <w:drawing>
           <wp:inline distT="0" distB="0" distL="0" distR="0" wp14:anchorId="4D62A59A" wp14:editId="49D86BA6">
@@ -3957,7 +4853,7 @@
                     <pic:cNvPicPr/>
                   </pic:nvPicPr>
                   <pic:blipFill>
-                    <a:blip r:embed="rId17"/>
+                    <a:blip r:embed="rId21"/>
                     <a:stretch>
                       <a:fillRect/>
                     </a:stretch>
@@ -3983,14 +4879,12 @@
         <w:rPr>
           <w:b/>
           <w:bCs/>
-          <w:lang w:val="en-GB"/>
-        </w:rPr>
-      </w:pPr>
-      <w:r>
-        <w:rPr>
-          <w:b/>
-          <w:bCs/>
-          <w:lang w:val="en-GB"/>
+        </w:rPr>
+      </w:pPr>
+      <w:r>
+        <w:rPr>
+          <w:b/>
+          <w:bCs/>
         </w:rPr>
         <w:t>Authentication</w:t>
       </w:r>
@@ -3998,33 +4892,18 @@
         <w:rPr>
           <w:b/>
           <w:bCs/>
-          <w:lang w:val="en-GB"/>
         </w:rPr>
         <w:t>:</w:t>
       </w:r>
     </w:p>
     <w:p>
-      <w:pPr>
-        <w:rPr>
-          <w:lang w:val="en-GB"/>
-        </w:rPr>
-      </w:pPr>
-      <w:r>
-        <w:rPr>
-          <w:lang w:val="en-GB"/>
-        </w:rPr>
+      <w:r>
         <w:t>Create the rule</w:t>
       </w:r>
       <w:r>
-        <w:rPr>
-          <w:lang w:val="en-GB"/>
-        </w:rPr>
         <w:t xml:space="preserve"> for the authentication</w:t>
       </w:r>
       <w:r>
-        <w:rPr>
-          <w:lang w:val="en-GB"/>
-        </w:rPr>
         <w:t>.</w:t>
       </w:r>
     </w:p>
@@ -4033,214 +4912,129 @@
         <w:rPr>
           <w:b/>
           <w:bCs/>
-          <w:lang w:val="en-GB"/>
-        </w:rPr>
-      </w:pPr>
-      <w:r>
-        <w:rPr>
-          <w:b/>
-          <w:bCs/>
-          <w:lang w:val="en-GB"/>
+        </w:rPr>
+      </w:pPr>
+      <w:r>
+        <w:rPr>
+          <w:b/>
+          <w:bCs/>
         </w:rPr>
         <w:t>Access:</w:t>
       </w:r>
     </w:p>
     <w:p>
-      <w:pPr>
-        <w:rPr>
-          <w:lang w:val="en-GB"/>
-        </w:rPr>
-      </w:pPr>
-      <w:r>
-        <w:rPr>
-          <w:lang w:val="en-GB"/>
-        </w:rPr>
-        <w:t xml:space="preserve">In the column </w:t>
-      </w:r>
-      <w:r>
-        <w:rPr>
-          <w:lang w:val="en-GB"/>
-        </w:rPr>
-        <w:t xml:space="preserve">”View” click </w:t>
-      </w:r>
-      <w:r>
-        <w:rPr>
-          <w:lang w:val="en-GB"/>
-        </w:rPr>
+      <w:r>
+        <w:t xml:space="preserve">In the </w:t>
+      </w:r>
+      <w:proofErr w:type="gramStart"/>
+      <w:r>
+        <w:t xml:space="preserve">column </w:t>
+      </w:r>
+      <w:r>
+        <w:t>”View</w:t>
+      </w:r>
+      <w:proofErr w:type="gramEnd"/>
+      <w:r>
+        <w:t xml:space="preserve">” click </w:t>
+      </w:r>
+      <w:r>
         <w:t>on the right arrow</w:t>
       </w:r>
       <w:r>
-        <w:rPr>
-          <w:lang w:val="en-GB"/>
-        </w:rPr>
         <w:t xml:space="preserve">. </w:t>
       </w:r>
       <w:r>
-        <w:rPr>
-          <w:lang w:val="en-GB"/>
-        </w:rPr>
         <w:t xml:space="preserve">You will choose the </w:t>
       </w:r>
       <w:r>
-        <w:rPr>
-          <w:lang w:val="en-GB"/>
-        </w:rPr>
         <w:t xml:space="preserve">authentication policy </w:t>
       </w:r>
       <w:r>
-        <w:rPr>
-          <w:lang w:val="en-GB"/>
-        </w:rPr>
         <w:t xml:space="preserve">and the </w:t>
       </w:r>
       <w:r>
-        <w:rPr>
-          <w:lang w:val="en-GB"/>
-        </w:rPr>
         <w:t>authorization policy.</w:t>
       </w:r>
     </w:p>
     <w:p>
-      <w:pPr>
-        <w:rPr>
-          <w:lang w:val="en-GB"/>
-        </w:rPr>
-      </w:pPr>
-      <w:r>
-        <w:rPr>
-          <w:lang w:val="en-GB"/>
-        </w:rPr>
+      <w:r>
         <w:t xml:space="preserve">Create a Rule for Authentication Policy </w:t>
       </w:r>
       <w:r>
-        <w:rPr>
-          <w:lang w:val="en-GB"/>
-        </w:rPr>
         <w:sym w:font="Wingdings" w:char="F0E0"/>
       </w:r>
       <w:r>
-        <w:rPr>
-          <w:lang w:val="en-GB"/>
-        </w:rPr>
         <w:t xml:space="preserve"> Condition Studio</w:t>
       </w:r>
       <w:r>
-        <w:rPr>
-          <w:lang w:val="en-GB"/>
-        </w:rPr>
         <w:t xml:space="preserve"> </w:t>
       </w:r>
       <w:r>
-        <w:rPr>
-          <w:lang w:val="en-GB"/>
-        </w:rPr>
         <w:sym w:font="Wingdings" w:char="F0E0"/>
       </w:r>
       <w:r>
-        <w:rPr>
-          <w:lang w:val="en-GB"/>
-        </w:rPr>
         <w:t xml:space="preserve"> Drag and drop the previous created condition</w:t>
       </w:r>
       <w:r>
-        <w:rPr>
-          <w:lang w:val="en-GB"/>
-        </w:rPr>
         <w:t xml:space="preserve"> </w:t>
       </w:r>
       <w:r>
-        <w:rPr>
-          <w:lang w:val="en-GB"/>
-        </w:rPr>
         <w:t xml:space="preserve"> </w:t>
       </w:r>
     </w:p>
     <w:p>
-      <w:pPr>
-        <w:rPr>
-          <w:lang w:val="en-GB"/>
-        </w:rPr>
-      </w:pPr>
-      <w:r>
-        <w:rPr>
-          <w:lang w:val="en-GB"/>
-        </w:rPr>
-        <w:t>In the column</w:t>
-      </w:r>
-      <w:r>
-        <w:rPr>
-          <w:lang w:val="en-GB"/>
-        </w:rPr>
+      <w:r>
+        <w:t xml:space="preserve">In the </w:t>
+      </w:r>
+      <w:proofErr w:type="gramStart"/>
+      <w:r>
+        <w:t>column</w:t>
+      </w:r>
+      <w:r>
         <w:t xml:space="preserve"> </w:t>
       </w:r>
       <w:r>
         <w:rPr>
           <w:rFonts w:ascii="Aptos" w:hAnsi="Aptos" w:cs="Aptos"/>
-          <w:lang w:val="en-GB"/>
         </w:rPr>
         <w:t>”</w:t>
       </w:r>
       <w:r>
-        <w:rPr>
-          <w:lang w:val="en-GB"/>
-        </w:rPr>
         <w:t>Use</w:t>
       </w:r>
+      <w:proofErr w:type="gramEnd"/>
       <w:r>
         <w:rPr>
           <w:rFonts w:ascii="Aptos" w:hAnsi="Aptos" w:cs="Aptos"/>
-          <w:lang w:val="en-GB"/>
         </w:rPr>
         <w:t>”</w:t>
       </w:r>
       <w:r>
         <w:rPr>
           <w:rFonts w:ascii="Aptos" w:hAnsi="Aptos" w:cs="Aptos"/>
-          <w:lang w:val="en-GB"/>
         </w:rPr>
         <w:t>,</w:t>
       </w:r>
       <w:r>
-        <w:rPr>
-          <w:lang w:val="en-GB"/>
-        </w:rPr>
         <w:t xml:space="preserve"> choose who this Policy applies to </w:t>
       </w:r>
       <w:r>
-        <w:rPr>
-          <w:lang w:val="en-GB"/>
-        </w:rPr>
         <w:t>(e.g.</w:t>
       </w:r>
       <w:r>
-        <w:rPr>
-          <w:lang w:val="en-GB"/>
-        </w:rPr>
         <w:t xml:space="preserve"> Internal Users</w:t>
       </w:r>
       <w:r>
-        <w:rPr>
-          <w:lang w:val="en-GB"/>
-        </w:rPr>
         <w:t>)</w:t>
       </w:r>
       <w:r>
-        <w:rPr>
-          <w:lang w:val="en-GB"/>
-        </w:rPr>
         <w:t>.</w:t>
       </w:r>
     </w:p>
     <w:p>
-      <w:pPr>
-        <w:rPr>
-          <w:lang w:val="en-GB"/>
-        </w:rPr>
-      </w:pPr>
       <w:r>
         <w:rPr>
           <w:noProof/>
-          <w:lang w:val="en-GB"/>
         </w:rPr>
         <w:drawing>
           <wp:inline distT="0" distB="0" distL="0" distR="0" wp14:anchorId="71E4A4D8" wp14:editId="06812C50">
@@ -4258,7 +5052,7 @@
                     <pic:cNvPicPr/>
                   </pic:nvPicPr>
                   <pic:blipFill>
-                    <a:blip r:embed="rId18"/>
+                    <a:blip r:embed="rId22"/>
                     <a:stretch>
                       <a:fillRect/>
                     </a:stretch>
@@ -4280,15 +5074,9 @@
       </w:r>
     </w:p>
     <w:p>
-      <w:pPr>
-        <w:rPr>
-          <w:lang w:val="en-GB"/>
-        </w:rPr>
-      </w:pPr>
       <w:r>
         <w:rPr>
           <w:noProof/>
-          <w:lang w:val="en-GB"/>
         </w:rPr>
         <w:drawing>
           <wp:inline distT="0" distB="0" distL="0" distR="0" wp14:anchorId="70ABD0EF" wp14:editId="68D0E2CE">
@@ -4306,7 +5094,7 @@
                     <pic:cNvPicPr/>
                   </pic:nvPicPr>
                   <pic:blipFill>
-                    <a:blip r:embed="rId19"/>
+                    <a:blip r:embed="rId23"/>
                     <a:stretch>
                       <a:fillRect/>
                     </a:stretch>
@@ -4332,393 +5120,246 @@
         <w:rPr>
           <w:b/>
           <w:bCs/>
-          <w:lang w:val="en-GB"/>
-        </w:rPr>
-      </w:pPr>
-      <w:r>
-        <w:rPr>
-          <w:b/>
-          <w:bCs/>
-          <w:lang w:val="en-GB"/>
+        </w:rPr>
+      </w:pPr>
+      <w:r>
+        <w:rPr>
+          <w:b/>
+          <w:bCs/>
         </w:rPr>
         <w:t>Authorization:</w:t>
       </w:r>
     </w:p>
     <w:p>
-      <w:pPr>
-        <w:rPr>
-          <w:lang w:val="en-GB"/>
-        </w:rPr>
-      </w:pPr>
-      <w:r>
-        <w:rPr>
-          <w:lang w:val="en-GB"/>
-        </w:rPr>
+      <w:r>
         <w:lastRenderedPageBreak/>
-        <w:t>Next, create an Authorization P</w:t>
-      </w:r>
-      <w:r>
-        <w:rPr>
-          <w:lang w:val="en-GB"/>
-        </w:rPr>
-        <w:t xml:space="preserve">olicy. Choose the same condition that the Authentication Policy. </w:t>
-      </w:r>
-      <w:r>
-        <w:rPr>
-          <w:lang w:val="en-GB"/>
-        </w:rPr>
-        <w:t>Choose the group affected.</w:t>
-      </w:r>
-    </w:p>
-    <w:p>
-      <w:pPr>
-        <w:rPr>
-          <w:b/>
-          <w:bCs/>
-          <w:lang w:val="en-GB"/>
-        </w:rPr>
-      </w:pPr>
-      <w:r>
-        <w:rPr>
-          <w:b/>
-          <w:bCs/>
-          <w:lang w:val="en-GB"/>
+        <w:t>Next, create an Authorization Policy. Choose the same condition that the Authentication Policy. Choose the group affected.</w:t>
+      </w:r>
+    </w:p>
+    <w:p>
+      <w:pPr>
+        <w:rPr>
+          <w:b/>
+          <w:bCs/>
+        </w:rPr>
+      </w:pPr>
+      <w:r>
+        <w:rPr>
+          <w:b/>
+          <w:bCs/>
         </w:rPr>
         <w:t>Access:</w:t>
       </w:r>
     </w:p>
     <w:p>
-      <w:pPr>
-        <w:rPr>
-          <w:lang w:val="en-GB"/>
-        </w:rPr>
-      </w:pPr>
-      <w:r>
-        <w:rPr>
-          <w:lang w:val="en-GB"/>
-        </w:rPr>
+      <w:r>
         <w:t>Conditions Studio</w:t>
       </w:r>
       <w:r>
-        <w:rPr>
-          <w:lang w:val="en-GB"/>
-        </w:rPr>
         <w:t xml:space="preserve"> </w:t>
       </w:r>
       <w:r>
         <w:sym w:font="Wingdings" w:char="F0E0"/>
       </w:r>
       <w:r>
-        <w:rPr>
-          <w:lang w:val="en-GB"/>
-        </w:rPr>
         <w:t xml:space="preserve"> </w:t>
       </w:r>
       <w:r>
-        <w:rPr>
-          <w:lang w:val="en-GB"/>
-        </w:rPr>
         <w:t>cho</w:t>
       </w:r>
       <w:r>
-        <w:rPr>
-          <w:lang w:val="en-GB"/>
-        </w:rPr>
         <w:t xml:space="preserve">ose the </w:t>
       </w:r>
-      <w:r>
-        <w:rPr>
-          <w:lang w:val="en-GB"/>
-        </w:rPr>
-        <w:t xml:space="preserve">icon ”Identity Group-Name” </w:t>
+      <w:proofErr w:type="gramStart"/>
+      <w:r>
+        <w:t>icon ”Identity</w:t>
+      </w:r>
+      <w:proofErr w:type="gramEnd"/>
+      <w:r>
+        <w:t xml:space="preserve"> Group-Name” </w:t>
       </w:r>
       <w:r>
         <w:sym w:font="Wingdings" w:char="F0E0"/>
       </w:r>
       <w:r>
-        <w:rPr>
-          <w:lang w:val="en-GB"/>
-        </w:rPr>
         <w:t xml:space="preserve"> ”equals”</w:t>
       </w:r>
       <w:r>
-        <w:rPr>
-          <w:lang w:val="en-GB"/>
-        </w:rPr>
         <w:t xml:space="preserve"> </w:t>
       </w:r>
       <w:r>
         <w:sym w:font="Wingdings" w:char="F0E0"/>
       </w:r>
       <w:r>
-        <w:rPr>
-          <w:lang w:val="en-GB"/>
-        </w:rPr>
         <w:t xml:space="preserve"> cho</w:t>
       </w:r>
       <w:r>
-        <w:rPr>
-          <w:lang w:val="en-GB"/>
-        </w:rPr>
         <w:t>ose the name of the desired group</w:t>
       </w:r>
     </w:p>
     <w:p>
-      <w:pPr>
-        <w:rPr>
-          <w:lang w:val="en-GB"/>
-        </w:rPr>
-      </w:pPr>
-      <w:r>
-        <w:rPr>
-          <w:lang w:val="en-GB"/>
-        </w:rPr>
-        <w:t>In the column</w:t>
-      </w:r>
-      <w:r>
-        <w:rPr>
-          <w:lang w:val="en-GB"/>
-        </w:rPr>
-        <w:t xml:space="preserve"> ”Results/Profiles”</w:t>
-      </w:r>
-      <w:r>
-        <w:rPr>
-          <w:lang w:val="en-GB"/>
-        </w:rPr>
+      <w:r>
+        <w:t xml:space="preserve">In the </w:t>
+      </w:r>
+      <w:proofErr w:type="gramStart"/>
+      <w:r>
+        <w:t>column</w:t>
+      </w:r>
+      <w:r>
+        <w:t xml:space="preserve"> ”Results</w:t>
+      </w:r>
+      <w:proofErr w:type="gramEnd"/>
+      <w:r>
+        <w:t>/Profiles”</w:t>
+      </w:r>
+      <w:r>
         <w:t xml:space="preserve"> (</w:t>
       </w:r>
       <w:r>
-        <w:rPr>
-          <w:lang w:val="en-GB"/>
-        </w:rPr>
         <w:t xml:space="preserve">click </w:t>
       </w:r>
-      <w:r>
-        <w:rPr>
-          <w:lang w:val="en-GB"/>
-        </w:rPr>
+      <w:proofErr w:type="gramStart"/>
+      <w:r>
         <w:t>on</w:t>
       </w:r>
       <w:r>
-        <w:rPr>
-          <w:lang w:val="en-GB"/>
-        </w:rPr>
-        <w:t xml:space="preserve"> ”+”</w:t>
-      </w:r>
-      <w:r>
-        <w:rPr>
-          <w:lang w:val="en-GB"/>
-        </w:rPr>
+        <w:t xml:space="preserve"> ”</w:t>
+      </w:r>
+      <w:proofErr w:type="gramEnd"/>
+      <w:r>
+        <w:t>+”</w:t>
+      </w:r>
+      <w:r>
         <w:t xml:space="preserve">) </w:t>
       </w:r>
       <w:r>
-        <w:rPr>
-          <w:lang w:val="en-GB"/>
-        </w:rPr>
         <w:sym w:font="Wingdings" w:char="F0E0"/>
       </w:r>
       <w:r>
-        <w:rPr>
-          <w:lang w:val="en-GB"/>
-        </w:rPr>
-        <w:t>Create a</w:t>
-      </w:r>
-      <w:r>
-        <w:rPr>
-          <w:lang w:val="en-GB"/>
-        </w:rPr>
-        <w:t xml:space="preserve"> ”New authorization profile” (click </w:t>
-      </w:r>
-      <w:r>
-        <w:rPr>
-          <w:lang w:val="en-GB"/>
-        </w:rPr>
+        <w:t xml:space="preserve">Create </w:t>
+      </w:r>
+      <w:proofErr w:type="gramStart"/>
+      <w:r>
+        <w:t>a</w:t>
+      </w:r>
+      <w:r>
+        <w:t xml:space="preserve"> ”New</w:t>
+      </w:r>
+      <w:proofErr w:type="gramEnd"/>
+      <w:r>
+        <w:t xml:space="preserve"> authorization profile” (click </w:t>
+      </w:r>
+      <w:proofErr w:type="gramStart"/>
+      <w:r>
         <w:t>on</w:t>
       </w:r>
       <w:r>
-        <w:rPr>
-          <w:lang w:val="en-GB"/>
-        </w:rPr>
-        <w:t xml:space="preserve"> ”+”)</w:t>
-      </w:r>
-      <w:r>
-        <w:rPr>
-          <w:lang w:val="en-GB"/>
-        </w:rPr>
+        <w:t xml:space="preserve"> ”</w:t>
+      </w:r>
+      <w:proofErr w:type="gramEnd"/>
+      <w:r>
+        <w:t>+”)</w:t>
+      </w:r>
+      <w:r>
         <w:t xml:space="preserve"> </w:t>
       </w:r>
       <w:r>
-        <w:rPr>
-          <w:lang w:val="en-GB"/>
-        </w:rPr>
         <w:sym w:font="Wingdings" w:char="F0E0"/>
       </w:r>
       <w:r>
-        <w:rPr>
-          <w:lang w:val="en-GB"/>
-        </w:rPr>
         <w:t xml:space="preserve"> </w:t>
       </w:r>
       <w:r>
-        <w:rPr>
-          <w:lang w:val="en-GB"/>
-        </w:rPr>
         <w:t>Config the authorization policy (e.g. Assign a</w:t>
       </w:r>
       <w:r>
-        <w:rPr>
-          <w:lang w:val="en-GB"/>
-        </w:rPr>
         <w:t xml:space="preserve"> VLAN o</w:t>
       </w:r>
       <w:r>
-        <w:rPr>
-          <w:lang w:val="en-GB"/>
-        </w:rPr>
         <w:t>r a</w:t>
       </w:r>
       <w:r>
-        <w:rPr>
-          <w:lang w:val="en-GB"/>
-        </w:rPr>
-        <w:t xml:space="preserve"> cisco av-pair</w:t>
-      </w:r>
-      <w:r>
-        <w:rPr>
-          <w:lang w:val="en-GB"/>
-        </w:rPr>
+        <w:t xml:space="preserve"> cisco </w:t>
+      </w:r>
+      <w:proofErr w:type="spellStart"/>
+      <w:r>
+        <w:t>av</w:t>
+      </w:r>
+      <w:proofErr w:type="spellEnd"/>
+      <w:r>
+        <w:t>-pair</w:t>
+      </w:r>
+      <w:r>
         <w:t>)</w:t>
       </w:r>
       <w:r>
-        <w:rPr>
-          <w:lang w:val="en-GB"/>
-        </w:rPr>
         <w:t xml:space="preserve"> </w:t>
       </w:r>
     </w:p>
     <w:p>
-      <w:pPr>
-        <w:rPr>
-          <w:lang w:val="en-GB"/>
-        </w:rPr>
-      </w:pPr>
-      <w:r>
-        <w:rPr>
-          <w:lang w:val="en-GB"/>
-        </w:rPr>
+      <w:r>
         <w:t>Do not enter anything in the Security Groups column</w:t>
       </w:r>
       <w:r>
-        <w:rPr>
-          <w:lang w:val="en-GB"/>
-        </w:rPr>
         <w:t>.</w:t>
       </w:r>
     </w:p>
     <w:p>
-      <w:pPr>
-        <w:rPr>
-          <w:lang w:val="en-GB"/>
-        </w:rPr>
-      </w:pPr>
-      <w:r>
-        <w:rPr>
-          <w:lang w:val="en-GB"/>
-        </w:rPr>
-        <w:t>In the column Use choose</w:t>
-      </w:r>
-      <w:r>
-        <w:rPr>
-          <w:lang w:val="en-GB"/>
-        </w:rPr>
-        <w:t xml:space="preserve"> ”Internal Users” </w:t>
+      <w:r>
+        <w:t xml:space="preserve">In the column Use </w:t>
+      </w:r>
+      <w:proofErr w:type="gramStart"/>
+      <w:r>
+        <w:t>choose</w:t>
+      </w:r>
+      <w:r>
+        <w:t xml:space="preserve"> ”Internal</w:t>
+      </w:r>
+      <w:proofErr w:type="gramEnd"/>
+      <w:r>
+        <w:t xml:space="preserve"> Users” </w:t>
       </w:r>
       <w:r>
         <w:sym w:font="Wingdings" w:char="F0E0"/>
       </w:r>
       <w:r>
-        <w:rPr>
-          <w:lang w:val="en-GB"/>
-        </w:rPr>
         <w:t xml:space="preserve"> Choose the action to do</w:t>
       </w:r>
       <w:r>
-        <w:rPr>
-          <w:lang w:val="en-GB"/>
-        </w:rPr>
         <w:t xml:space="preserve"> </w:t>
       </w:r>
       <w:r>
-        <w:rPr>
-          <w:lang w:val="en-GB"/>
-        </w:rPr>
-        <w:t>if</w:t>
-      </w:r>
-      <w:r>
-        <w:rPr>
-          <w:lang w:val="en-GB"/>
-        </w:rPr>
-        <w:t xml:space="preserve"> the </w:t>
-      </w:r>
-      <w:r>
-        <w:rPr>
-          <w:lang w:val="en-GB"/>
-        </w:rPr>
+        <w:t xml:space="preserve">if the </w:t>
+      </w:r>
+      <w:r>
         <w:t xml:space="preserve">authentication/authorization </w:t>
       </w:r>
       <w:r>
-        <w:rPr>
-          <w:lang w:val="en-GB"/>
-        </w:rPr>
         <w:t>is</w:t>
       </w:r>
       <w:r>
-        <w:rPr>
-          <w:lang w:val="en-GB"/>
-        </w:rPr>
         <w:t xml:space="preserve"> KO </w:t>
       </w:r>
       <w:r>
-        <w:rPr>
-          <w:lang w:val="en-GB"/>
-        </w:rPr>
         <w:t>or</w:t>
       </w:r>
       <w:r>
-        <w:rPr>
-          <w:lang w:val="en-GB"/>
-        </w:rPr>
         <w:t xml:space="preserve"> </w:t>
       </w:r>
       <w:r>
-        <w:rPr>
-          <w:lang w:val="en-GB"/>
-        </w:rPr>
         <w:t>if the</w:t>
       </w:r>
       <w:r>
-        <w:rPr>
-          <w:lang w:val="en-GB"/>
-        </w:rPr>
         <w:t xml:space="preserve"> user</w:t>
       </w:r>
       <w:r>
-        <w:rPr>
-          <w:lang w:val="en-GB"/>
-        </w:rPr>
         <w:t xml:space="preserve"> can’t be found.</w:t>
       </w:r>
     </w:p>
     <w:p>
-      <w:pPr>
-        <w:rPr>
-          <w:lang w:val="en-GB"/>
-        </w:rPr>
-      </w:pPr>
       <w:r>
         <w:rPr>
           <w:noProof/>
-          <w:lang w:val="en-GB"/>
         </w:rPr>
         <w:drawing>
           <wp:inline distT="0" distB="0" distL="0" distR="0" wp14:anchorId="70992462" wp14:editId="3176158E">
@@ -4736,7 +5377,7 @@
                     <pic:cNvPicPr/>
                   </pic:nvPicPr>
                   <pic:blipFill>
-                    <a:blip r:embed="rId20"/>
+                    <a:blip r:embed="rId24"/>
                     <a:stretch>
                       <a:fillRect/>
                     </a:stretch>
@@ -4758,15 +5399,9 @@
       </w:r>
     </w:p>
     <w:p>
-      <w:pPr>
-        <w:rPr>
-          <w:lang w:val="en-GB"/>
-        </w:rPr>
-      </w:pPr>
       <w:r>
         <w:rPr>
           <w:noProof/>
-          <w:lang w:val="en-GB"/>
         </w:rPr>
         <w:drawing>
           <wp:inline distT="0" distB="0" distL="0" distR="0" wp14:anchorId="21694CFD" wp14:editId="76D658B9">
@@ -4784,7 +5419,7 @@
                     <pic:cNvPicPr/>
                   </pic:nvPicPr>
                   <pic:blipFill>
-                    <a:blip r:embed="rId21"/>
+                    <a:blip r:embed="rId25"/>
                     <a:stretch>
                       <a:fillRect/>
                     </a:stretch>
@@ -4806,15 +5441,9 @@
       </w:r>
     </w:p>
     <w:p>
-      <w:pPr>
-        <w:rPr>
-          <w:lang w:val="en-GB"/>
-        </w:rPr>
-      </w:pPr>
       <w:r>
         <w:rPr>
           <w:noProof/>
-          <w:lang w:val="en-GB"/>
         </w:rPr>
         <w:lastRenderedPageBreak/>
         <w:drawing>
@@ -4833,7 +5462,7 @@
                     <pic:cNvPicPr/>
                   </pic:nvPicPr>
                   <pic:blipFill>
-                    <a:blip r:embed="rId22"/>
+                    <a:blip r:embed="rId26"/>
                     <a:stretch>
                       <a:fillRect/>
                     </a:stretch>
@@ -4855,56 +5484,92 @@
       </w:r>
     </w:p>
     <w:p>
-      <w:pPr>
-        <w:rPr>
-          <w:lang w:val="en-GB"/>
-        </w:rPr>
-      </w:pPr>
-      <w:r>
-        <w:rPr>
-          <w:lang w:val="en-GB"/>
-        </w:rPr>
-        <w:t>shell:priv-lvl=15</w:t>
-      </w:r>
-    </w:p>
-    <w:p>
-      <w:pPr>
-        <w:rPr>
-          <w:lang w:val="en-GB"/>
-        </w:rPr>
-      </w:pPr>
-      <w:r>
-        <w:rPr>
-          <w:lang w:val="en-GB"/>
-        </w:rPr>
-        <w:t xml:space="preserve">auth-proxy:priv-lvl=15 </w:t>
-      </w:r>
-    </w:p>
-    <w:p>
-      <w:pPr>
-        <w:rPr>
-          <w:lang w:val="en-GB"/>
-        </w:rPr>
-      </w:pPr>
-      <w:r>
-        <w:rPr>
-          <w:lang w:val="en-GB"/>
-        </w:rPr>
-        <w:t xml:space="preserve">auth-proxy:proxyacl#1=permit icmp any any </w:t>
-      </w:r>
-    </w:p>
-    <w:p>
-      <w:pPr>
-        <w:rPr>
-          <w:lang w:val="en-GB"/>
-        </w:rPr>
-      </w:pPr>
-      <w:r>
-        <w:rPr>
-          <w:lang w:val="en-GB"/>
-        </w:rPr>
-        <w:t>auth-proxy:proxyacl#2=permit tcp any any</w:t>
-      </w:r>
+      <w:proofErr w:type="spellStart"/>
+      <w:proofErr w:type="gramStart"/>
+      <w:r>
+        <w:t>shell:priv</w:t>
+      </w:r>
+      <w:proofErr w:type="gramEnd"/>
+      <w:r>
+        <w:t>-lvl</w:t>
+      </w:r>
+      <w:proofErr w:type="spellEnd"/>
+      <w:r>
+        <w:t>=15</w:t>
+      </w:r>
+    </w:p>
+    <w:p>
+      <w:proofErr w:type="spellStart"/>
+      <w:r>
+        <w:t>auth-</w:t>
+      </w:r>
+      <w:proofErr w:type="gramStart"/>
+      <w:r>
+        <w:t>proxy:priv</w:t>
+      </w:r>
+      <w:proofErr w:type="gramEnd"/>
+      <w:r>
+        <w:t>-lvl</w:t>
+      </w:r>
+      <w:proofErr w:type="spellEnd"/>
+      <w:r>
+        <w:t xml:space="preserve">=15 </w:t>
+      </w:r>
+    </w:p>
+    <w:p>
+      <w:r>
+        <w:t>auth-</w:t>
+      </w:r>
+      <w:proofErr w:type="gramStart"/>
+      <w:r>
+        <w:t>proxy:proxyacl</w:t>
+      </w:r>
+      <w:proofErr w:type="gramEnd"/>
+      <w:r>
+        <w:t xml:space="preserve">#1=permit </w:t>
+      </w:r>
+      <w:proofErr w:type="spellStart"/>
+      <w:r>
+        <w:t>icmp</w:t>
+      </w:r>
+      <w:proofErr w:type="spellEnd"/>
+      <w:r>
+        <w:t xml:space="preserve"> any </w:t>
+      </w:r>
+      <w:proofErr w:type="spellStart"/>
+      <w:r>
+        <w:t>any</w:t>
+      </w:r>
+      <w:proofErr w:type="spellEnd"/>
+      <w:r>
+        <w:t xml:space="preserve"> </w:t>
+      </w:r>
+    </w:p>
+    <w:p>
+      <w:r>
+        <w:t>auth-</w:t>
+      </w:r>
+      <w:proofErr w:type="gramStart"/>
+      <w:r>
+        <w:t>proxy:proxyacl</w:t>
+      </w:r>
+      <w:proofErr w:type="gramEnd"/>
+      <w:r>
+        <w:t xml:space="preserve">#2=permit </w:t>
+      </w:r>
+      <w:proofErr w:type="spellStart"/>
+      <w:r>
+        <w:t>tcp</w:t>
+      </w:r>
+      <w:proofErr w:type="spellEnd"/>
+      <w:r>
+        <w:t xml:space="preserve"> any </w:t>
+      </w:r>
+      <w:proofErr w:type="spellStart"/>
+      <w:r>
+        <w:t>any</w:t>
+      </w:r>
+      <w:proofErr w:type="spellEnd"/>
     </w:p>
     <w:sectPr>
       <w:pgSz w:w="11906" w:h="16838"/>
@@ -5031,6 +5696,273 @@
     </w:lvl>
   </w:abstractNum>
   <w:abstractNum w:abstractNumId="1" w15:restartNumberingAfterBreak="0">
+    <w:nsid w:val="46BE23FF"/>
+    <w:multiLevelType w:val="hybridMultilevel"/>
+    <w:tmpl w:val="EB8E601E"/>
+    <w:lvl w:ilvl="0" w:tplc="080C0011">
+      <w:start w:val="1"/>
+      <w:numFmt w:val="decimal"/>
+      <w:lvlText w:val="%1)"/>
+      <w:lvlJc w:val="left"/>
+      <w:pPr>
+        <w:ind w:left="720" w:hanging="360"/>
+      </w:pPr>
+      <w:rPr>
+        <w:rFonts w:hint="default"/>
+      </w:rPr>
+    </w:lvl>
+    <w:lvl w:ilvl="1" w:tplc="080C0019" w:tentative="1">
+      <w:start w:val="1"/>
+      <w:numFmt w:val="lowerLetter"/>
+      <w:lvlText w:val="%2."/>
+      <w:lvlJc w:val="left"/>
+      <w:pPr>
+        <w:ind w:left="1440" w:hanging="360"/>
+      </w:pPr>
+    </w:lvl>
+    <w:lvl w:ilvl="2" w:tplc="080C001B" w:tentative="1">
+      <w:start w:val="1"/>
+      <w:numFmt w:val="lowerRoman"/>
+      <w:lvlText w:val="%3."/>
+      <w:lvlJc w:val="right"/>
+      <w:pPr>
+        <w:ind w:left="2160" w:hanging="180"/>
+      </w:pPr>
+    </w:lvl>
+    <w:lvl w:ilvl="3" w:tplc="080C000F" w:tentative="1">
+      <w:start w:val="1"/>
+      <w:numFmt w:val="decimal"/>
+      <w:lvlText w:val="%4."/>
+      <w:lvlJc w:val="left"/>
+      <w:pPr>
+        <w:ind w:left="2880" w:hanging="360"/>
+      </w:pPr>
+    </w:lvl>
+    <w:lvl w:ilvl="4" w:tplc="080C0019" w:tentative="1">
+      <w:start w:val="1"/>
+      <w:numFmt w:val="lowerLetter"/>
+      <w:lvlText w:val="%5."/>
+      <w:lvlJc w:val="left"/>
+      <w:pPr>
+        <w:ind w:left="3600" w:hanging="360"/>
+      </w:pPr>
+    </w:lvl>
+    <w:lvl w:ilvl="5" w:tplc="080C001B" w:tentative="1">
+      <w:start w:val="1"/>
+      <w:numFmt w:val="lowerRoman"/>
+      <w:lvlText w:val="%6."/>
+      <w:lvlJc w:val="right"/>
+      <w:pPr>
+        <w:ind w:left="4320" w:hanging="180"/>
+      </w:pPr>
+    </w:lvl>
+    <w:lvl w:ilvl="6" w:tplc="080C000F" w:tentative="1">
+      <w:start w:val="1"/>
+      <w:numFmt w:val="decimal"/>
+      <w:lvlText w:val="%7."/>
+      <w:lvlJc w:val="left"/>
+      <w:pPr>
+        <w:ind w:left="5040" w:hanging="360"/>
+      </w:pPr>
+    </w:lvl>
+    <w:lvl w:ilvl="7" w:tplc="080C0019" w:tentative="1">
+      <w:start w:val="1"/>
+      <w:numFmt w:val="lowerLetter"/>
+      <w:lvlText w:val="%8."/>
+      <w:lvlJc w:val="left"/>
+      <w:pPr>
+        <w:ind w:left="5760" w:hanging="360"/>
+      </w:pPr>
+    </w:lvl>
+    <w:lvl w:ilvl="8" w:tplc="080C001B" w:tentative="1">
+      <w:start w:val="1"/>
+      <w:numFmt w:val="lowerRoman"/>
+      <w:lvlText w:val="%9."/>
+      <w:lvlJc w:val="right"/>
+      <w:pPr>
+        <w:ind w:left="6480" w:hanging="180"/>
+      </w:pPr>
+    </w:lvl>
+  </w:abstractNum>
+  <w:abstractNum w:abstractNumId="2" w15:restartNumberingAfterBreak="0">
+    <w:nsid w:val="5CBA1A75"/>
+    <w:multiLevelType w:val="hybridMultilevel"/>
+    <w:tmpl w:val="0E4616FC"/>
+    <w:lvl w:ilvl="0" w:tplc="080C0011">
+      <w:start w:val="1"/>
+      <w:numFmt w:val="decimal"/>
+      <w:lvlText w:val="%1)"/>
+      <w:lvlJc w:val="left"/>
+      <w:pPr>
+        <w:ind w:left="720" w:hanging="360"/>
+      </w:pPr>
+      <w:rPr>
+        <w:rFonts w:hint="default"/>
+      </w:rPr>
+    </w:lvl>
+    <w:lvl w:ilvl="1" w:tplc="080C0019" w:tentative="1">
+      <w:start w:val="1"/>
+      <w:numFmt w:val="lowerLetter"/>
+      <w:lvlText w:val="%2."/>
+      <w:lvlJc w:val="left"/>
+      <w:pPr>
+        <w:ind w:left="1440" w:hanging="360"/>
+      </w:pPr>
+    </w:lvl>
+    <w:lvl w:ilvl="2" w:tplc="080C001B" w:tentative="1">
+      <w:start w:val="1"/>
+      <w:numFmt w:val="lowerRoman"/>
+      <w:lvlText w:val="%3."/>
+      <w:lvlJc w:val="right"/>
+      <w:pPr>
+        <w:ind w:left="2160" w:hanging="180"/>
+      </w:pPr>
+    </w:lvl>
+    <w:lvl w:ilvl="3" w:tplc="080C000F" w:tentative="1">
+      <w:start w:val="1"/>
+      <w:numFmt w:val="decimal"/>
+      <w:lvlText w:val="%4."/>
+      <w:lvlJc w:val="left"/>
+      <w:pPr>
+        <w:ind w:left="2880" w:hanging="360"/>
+      </w:pPr>
+    </w:lvl>
+    <w:lvl w:ilvl="4" w:tplc="080C0019" w:tentative="1">
+      <w:start w:val="1"/>
+      <w:numFmt w:val="lowerLetter"/>
+      <w:lvlText w:val="%5."/>
+      <w:lvlJc w:val="left"/>
+      <w:pPr>
+        <w:ind w:left="3600" w:hanging="360"/>
+      </w:pPr>
+    </w:lvl>
+    <w:lvl w:ilvl="5" w:tplc="080C001B" w:tentative="1">
+      <w:start w:val="1"/>
+      <w:numFmt w:val="lowerRoman"/>
+      <w:lvlText w:val="%6."/>
+      <w:lvlJc w:val="right"/>
+      <w:pPr>
+        <w:ind w:left="4320" w:hanging="180"/>
+      </w:pPr>
+    </w:lvl>
+    <w:lvl w:ilvl="6" w:tplc="080C000F" w:tentative="1">
+      <w:start w:val="1"/>
+      <w:numFmt w:val="decimal"/>
+      <w:lvlText w:val="%7."/>
+      <w:lvlJc w:val="left"/>
+      <w:pPr>
+        <w:ind w:left="5040" w:hanging="360"/>
+      </w:pPr>
+    </w:lvl>
+    <w:lvl w:ilvl="7" w:tplc="080C0019" w:tentative="1">
+      <w:start w:val="1"/>
+      <w:numFmt w:val="lowerLetter"/>
+      <w:lvlText w:val="%8."/>
+      <w:lvlJc w:val="left"/>
+      <w:pPr>
+        <w:ind w:left="5760" w:hanging="360"/>
+      </w:pPr>
+    </w:lvl>
+    <w:lvl w:ilvl="8" w:tplc="080C001B" w:tentative="1">
+      <w:start w:val="1"/>
+      <w:numFmt w:val="lowerRoman"/>
+      <w:lvlText w:val="%9."/>
+      <w:lvlJc w:val="right"/>
+      <w:pPr>
+        <w:ind w:left="6480" w:hanging="180"/>
+      </w:pPr>
+    </w:lvl>
+  </w:abstractNum>
+  <w:abstractNum w:abstractNumId="3" w15:restartNumberingAfterBreak="0">
+    <w:nsid w:val="645F5AD0"/>
+    <w:multiLevelType w:val="hybridMultilevel"/>
+    <w:tmpl w:val="7BECB3B6"/>
+    <w:lvl w:ilvl="0" w:tplc="080C0011">
+      <w:start w:val="1"/>
+      <w:numFmt w:val="decimal"/>
+      <w:lvlText w:val="%1)"/>
+      <w:lvlJc w:val="left"/>
+      <w:pPr>
+        <w:ind w:left="720" w:hanging="360"/>
+      </w:pPr>
+      <w:rPr>
+        <w:rFonts w:hint="default"/>
+      </w:rPr>
+    </w:lvl>
+    <w:lvl w:ilvl="1" w:tplc="080C0019" w:tentative="1">
+      <w:start w:val="1"/>
+      <w:numFmt w:val="lowerLetter"/>
+      <w:lvlText w:val="%2."/>
+      <w:lvlJc w:val="left"/>
+      <w:pPr>
+        <w:ind w:left="1440" w:hanging="360"/>
+      </w:pPr>
+    </w:lvl>
+    <w:lvl w:ilvl="2" w:tplc="080C001B" w:tentative="1">
+      <w:start w:val="1"/>
+      <w:numFmt w:val="lowerRoman"/>
+      <w:lvlText w:val="%3."/>
+      <w:lvlJc w:val="right"/>
+      <w:pPr>
+        <w:ind w:left="2160" w:hanging="180"/>
+      </w:pPr>
+    </w:lvl>
+    <w:lvl w:ilvl="3" w:tplc="080C000F" w:tentative="1">
+      <w:start w:val="1"/>
+      <w:numFmt w:val="decimal"/>
+      <w:lvlText w:val="%4."/>
+      <w:lvlJc w:val="left"/>
+      <w:pPr>
+        <w:ind w:left="2880" w:hanging="360"/>
+      </w:pPr>
+    </w:lvl>
+    <w:lvl w:ilvl="4" w:tplc="080C0019" w:tentative="1">
+      <w:start w:val="1"/>
+      <w:numFmt w:val="lowerLetter"/>
+      <w:lvlText w:val="%5."/>
+      <w:lvlJc w:val="left"/>
+      <w:pPr>
+        <w:ind w:left="3600" w:hanging="360"/>
+      </w:pPr>
+    </w:lvl>
+    <w:lvl w:ilvl="5" w:tplc="080C001B" w:tentative="1">
+      <w:start w:val="1"/>
+      <w:numFmt w:val="lowerRoman"/>
+      <w:lvlText w:val="%6."/>
+      <w:lvlJc w:val="right"/>
+      <w:pPr>
+        <w:ind w:left="4320" w:hanging="180"/>
+      </w:pPr>
+    </w:lvl>
+    <w:lvl w:ilvl="6" w:tplc="080C000F" w:tentative="1">
+      <w:start w:val="1"/>
+      <w:numFmt w:val="decimal"/>
+      <w:lvlText w:val="%7."/>
+      <w:lvlJc w:val="left"/>
+      <w:pPr>
+        <w:ind w:left="5040" w:hanging="360"/>
+      </w:pPr>
+    </w:lvl>
+    <w:lvl w:ilvl="7" w:tplc="080C0019" w:tentative="1">
+      <w:start w:val="1"/>
+      <w:numFmt w:val="lowerLetter"/>
+      <w:lvlText w:val="%8."/>
+      <w:lvlJc w:val="left"/>
+      <w:pPr>
+        <w:ind w:left="5760" w:hanging="360"/>
+      </w:pPr>
+    </w:lvl>
+    <w:lvl w:ilvl="8" w:tplc="080C001B" w:tentative="1">
+      <w:start w:val="1"/>
+      <w:numFmt w:val="lowerRoman"/>
+      <w:lvlText w:val="%9."/>
+      <w:lvlJc w:val="right"/>
+      <w:pPr>
+        <w:ind w:left="6480" w:hanging="180"/>
+      </w:pPr>
+    </w:lvl>
+  </w:abstractNum>
+  <w:abstractNum w:abstractNumId="4" w15:restartNumberingAfterBreak="0">
     <w:nsid w:val="751902A0"/>
     <w:multiLevelType w:val="hybridMultilevel"/>
     <w:tmpl w:val="F3024AEA"/>
@@ -5142,7 +6074,7 @@
       </w:rPr>
     </w:lvl>
   </w:abstractNum>
-  <w:abstractNum w:abstractNumId="2" w15:restartNumberingAfterBreak="0">
+  <w:abstractNum w:abstractNumId="5" w15:restartNumberingAfterBreak="0">
     <w:nsid w:val="781457F0"/>
     <w:multiLevelType w:val="hybridMultilevel"/>
     <w:tmpl w:val="ED90303C"/>
@@ -5255,13 +6187,22 @@
     </w:lvl>
   </w:abstractNum>
   <w:num w:numId="1" w16cid:durableId="1064451723">
-    <w:abstractNumId w:val="1"/>
+    <w:abstractNumId w:val="4"/>
   </w:num>
   <w:num w:numId="2" w16cid:durableId="2012250044">
-    <w:abstractNumId w:val="2"/>
+    <w:abstractNumId w:val="5"/>
   </w:num>
   <w:num w:numId="3" w16cid:durableId="267859244">
     <w:abstractNumId w:val="0"/>
+  </w:num>
+  <w:num w:numId="4" w16cid:durableId="1055859570">
+    <w:abstractNumId w:val="1"/>
+  </w:num>
+  <w:num w:numId="5" w16cid:durableId="560555863">
+    <w:abstractNumId w:val="3"/>
+  </w:num>
+  <w:num w:numId="6" w16cid:durableId="1106928122">
+    <w:abstractNumId w:val="2"/>
   </w:num>
 </w:numbering>
 </file>
@@ -5664,7 +6605,10 @@
   <w:style w:type="paragraph" w:default="1" w:styleId="Normal">
     <w:name w:val="Normal"/>
     <w:qFormat/>
-    <w:rsid w:val="00F45AED"/>
+    <w:rsid w:val="00DD073F"/>
+    <w:rPr>
+      <w:lang w:val="en-GB"/>
+    </w:rPr>
   </w:style>
   <w:style w:type="paragraph" w:styleId="Titre1">
     <w:name w:val="heading 1"/>
@@ -5866,7 +6810,6 @@
   <w:style w:type="character" w:default="1" w:styleId="Policepardfaut">
     <w:name w:val="Default Paragraph Font"/>
     <w:uiPriority w:val="1"/>
-    <w:semiHidden/>
     <w:unhideWhenUsed/>
   </w:style>
   <w:style w:type="table" w:default="1" w:styleId="TableauNormal">

--- a/cisco/aaa-ise.docx
+++ b/cisco/aaa-ise.docx
@@ -1170,15 +1170,7 @@
         <w:t>R1 #</w:t>
       </w:r>
       <w:r>
-        <w:t xml:space="preserve">show </w:t>
-      </w:r>
-      <w:proofErr w:type="spellStart"/>
-      <w:r>
-        <w:t>ip</w:t>
-      </w:r>
-      <w:proofErr w:type="spellEnd"/>
-      <w:r>
-        <w:t xml:space="preserve"> auth-proxy cache</w:t>
+        <w:t>show ip auth-proxy cache</w:t>
       </w:r>
     </w:p>
     <w:p>
@@ -1198,13 +1190,8 @@
     </w:p>
     <w:p>
       <w:r>
-        <w:t xml:space="preserve">R1 (config) #aaa </w:t>
-      </w:r>
-      <w:proofErr w:type="gramStart"/>
-      <w:r>
-        <w:t>new-model</w:t>
-      </w:r>
-      <w:proofErr w:type="gramEnd"/>
+        <w:t>R1 (config) #aaa new-model</w:t>
+      </w:r>
     </w:p>
     <w:p>
       <w:pPr>
@@ -1400,14 +1387,12 @@
           <w:numId w:val="1"/>
         </w:numPr>
       </w:pPr>
-      <w:proofErr w:type="spellStart"/>
       <w:r>
         <w:rPr>
           <w:highlight w:val="yellow"/>
         </w:rPr>
         <w:t>ppp</w:t>
       </w:r>
-      <w:proofErr w:type="spellEnd"/>
       <w:r>
         <w:t>: like the service providers</w:t>
       </w:r>
@@ -1811,13 +1796,8 @@
         <w:t>R</w:t>
       </w:r>
       <w:r>
-        <w:t xml:space="preserve">1 (config) #aaa </w:t>
-      </w:r>
-      <w:proofErr w:type="gramStart"/>
-      <w:r>
-        <w:t>new-model</w:t>
-      </w:r>
-      <w:proofErr w:type="gramEnd"/>
+        <w:t>1 (config) #aaa new-model</w:t>
+      </w:r>
     </w:p>
     <w:p>
       <w:pPr>
@@ -1848,9 +1828,11 @@
           <w:sz w:val="20"/>
           <w:szCs w:val="20"/>
         </w:rPr>
-        <w:t>radius-server-</w:t>
-      </w:r>
-      <w:proofErr w:type="spellStart"/>
+        <w:t>radius-server-ip</w:t>
+      </w:r>
+      <w:r>
+        <w:t xml:space="preserve"> key </w:t>
+      </w:r>
       <w:r>
         <w:rPr>
           <w:i/>
@@ -1858,11 +1840,364 @@
           <w:sz w:val="20"/>
           <w:szCs w:val="20"/>
         </w:rPr>
-        <w:t>ip</w:t>
-      </w:r>
-      <w:proofErr w:type="spellEnd"/>
-      <w:r>
-        <w:t xml:space="preserve"> key </w:t>
+        <w:t>shared-key</w:t>
+      </w:r>
+    </w:p>
+    <w:p>
+      <w:pPr>
+        <w:rPr>
+          <w:b/>
+          <w:bCs/>
+        </w:rPr>
+      </w:pPr>
+      <w:r>
+        <w:rPr>
+          <w:b/>
+          <w:bCs/>
+        </w:rPr>
+        <w:t>Protect the console port:</w:t>
+      </w:r>
+    </w:p>
+    <w:p>
+      <w:r>
+        <w:t>R1 (config) #</w:t>
+      </w:r>
+      <w:r>
+        <w:t>u</w:t>
+      </w:r>
+      <w:r>
+        <w:t>sername cisco password cisco</w:t>
+      </w:r>
+    </w:p>
+    <w:p>
+      <w:pPr>
+        <w:rPr>
+          <w:b/>
+          <w:bCs/>
+        </w:rPr>
+      </w:pPr>
+      <w:r>
+        <w:t xml:space="preserve">R1 (config) #aaa authentication </w:t>
+      </w:r>
+      <w:r>
+        <w:rPr>
+          <w:highlight w:val="yellow"/>
+        </w:rPr>
+        <w:t>login</w:t>
+      </w:r>
+      <w:r>
+        <w:t xml:space="preserve"> </w:t>
+      </w:r>
+      <w:r>
+        <w:rPr>
+          <w:highlight w:val="green"/>
+        </w:rPr>
+        <w:t>CONSOLENOAAA</w:t>
+      </w:r>
+      <w:r>
+        <w:t xml:space="preserve"> </w:t>
+      </w:r>
+      <w:r>
+        <w:rPr>
+          <w:highlight w:val="cyan"/>
+        </w:rPr>
+        <w:t>local</w:t>
+      </w:r>
+      <w:r>
+        <w:t xml:space="preserve"> </w:t>
+      </w:r>
+      <w:r>
+        <w:rPr>
+          <w:b/>
+          <w:bCs/>
+        </w:rPr>
+        <w:t>(W</w:t>
+      </w:r>
+      <w:r>
+        <w:rPr>
+          <w:b/>
+          <w:bCs/>
+        </w:rPr>
+        <w:t>arning!</w:t>
+      </w:r>
+      <w:r>
+        <w:rPr>
+          <w:b/>
+          <w:bCs/>
+        </w:rPr>
+        <w:t xml:space="preserve"> </w:t>
+      </w:r>
+      <w:r>
+        <w:rPr>
+          <w:b/>
+          <w:bCs/>
+        </w:rPr>
+        <w:t>Create user before)</w:t>
+      </w:r>
+    </w:p>
+    <w:p>
+      <w:r>
+        <w:t xml:space="preserve">R1 (config) #aaa authorization </w:t>
+      </w:r>
+      <w:r>
+        <w:rPr>
+          <w:highlight w:val="yellow"/>
+        </w:rPr>
+        <w:t>exec</w:t>
+      </w:r>
+      <w:r>
+        <w:t xml:space="preserve"> </w:t>
+      </w:r>
+      <w:r>
+        <w:rPr>
+          <w:highlight w:val="green"/>
+        </w:rPr>
+        <w:t>IWANTPRIV15</w:t>
+      </w:r>
+      <w:r>
+        <w:t xml:space="preserve"> </w:t>
+      </w:r>
+      <w:r>
+        <w:rPr>
+          <w:highlight w:val="cyan"/>
+        </w:rPr>
+        <w:t>none</w:t>
+      </w:r>
+    </w:p>
+    <w:p>
+      <w:r>
+        <w:t>R1 (config) #line console 0</w:t>
+      </w:r>
+    </w:p>
+    <w:p>
+      <w:r>
+        <w:t>R1 (config-line) #login authentication CONSOLENOAAA</w:t>
+      </w:r>
+    </w:p>
+    <w:p>
+      <w:r>
+        <w:t>R1 (config-line) #authorization exec IWANTPRIV15</w:t>
+      </w:r>
+    </w:p>
+    <w:p>
+      <w:pPr>
+        <w:rPr>
+          <w:b/>
+          <w:bCs/>
+        </w:rPr>
+      </w:pPr>
+      <w:r>
+        <w:rPr>
+          <w:b/>
+          <w:bCs/>
+        </w:rPr>
+        <w:t>Others with the RADIUS server:</w:t>
+      </w:r>
+    </w:p>
+    <w:p>
+      <w:r>
+        <w:t xml:space="preserve">R1 (config) #aaa authentication </w:t>
+      </w:r>
+      <w:r>
+        <w:rPr>
+          <w:highlight w:val="yellow"/>
+        </w:rPr>
+        <w:t>login</w:t>
+      </w:r>
+      <w:r>
+        <w:t xml:space="preserve"> </w:t>
+      </w:r>
+      <w:r>
+        <w:rPr>
+          <w:highlight w:val="green"/>
+        </w:rPr>
+        <w:t>default</w:t>
+      </w:r>
+      <w:r>
+        <w:t xml:space="preserve"> </w:t>
+      </w:r>
+      <w:r>
+        <w:rPr>
+          <w:highlight w:val="cyan"/>
+        </w:rPr>
+        <w:t>group radius</w:t>
+      </w:r>
+    </w:p>
+    <w:p>
+      <w:r>
+        <w:t xml:space="preserve">R1 (config) #aaa authorization </w:t>
+      </w:r>
+      <w:r>
+        <w:rPr>
+          <w:highlight w:val="yellow"/>
+        </w:rPr>
+        <w:t>exec</w:t>
+      </w:r>
+      <w:r>
+        <w:t xml:space="preserve"> </w:t>
+      </w:r>
+      <w:r>
+        <w:rPr>
+          <w:highlight w:val="green"/>
+        </w:rPr>
+        <w:t>default</w:t>
+      </w:r>
+      <w:r>
+        <w:t xml:space="preserve"> </w:t>
+      </w:r>
+      <w:r>
+        <w:rPr>
+          <w:highlight w:val="cyan"/>
+        </w:rPr>
+        <w:t>group radius</w:t>
+      </w:r>
+    </w:p>
+    <w:p>
+      <w:pPr>
+        <w:rPr>
+          <w:b/>
+          <w:bCs/>
+        </w:rPr>
+      </w:pPr>
+      <w:r>
+        <w:rPr>
+          <w:b/>
+          <w:bCs/>
+        </w:rPr>
+        <w:t>Configure SSH:</w:t>
+      </w:r>
+    </w:p>
+    <w:p>
+      <w:r>
+        <w:t>R1(config)</w:t>
+      </w:r>
+      <w:r>
+        <w:t xml:space="preserve"> #</w:t>
+      </w:r>
+      <w:r>
+        <w:t xml:space="preserve">ip domain-name </w:t>
+      </w:r>
+      <w:r>
+        <w:t>test.lan</w:t>
+      </w:r>
+    </w:p>
+    <w:p>
+      <w:r>
+        <w:t>R1 (config) #</w:t>
+      </w:r>
+      <w:r>
+        <w:t>crypto key generate rsa modulus 2048</w:t>
+      </w:r>
+    </w:p>
+    <w:p>
+      <w:r>
+        <w:t>R1 (config) #line vty 0 4</w:t>
+      </w:r>
+    </w:p>
+    <w:p>
+      <w:r>
+        <w:t>R1 (config-line) #transport input ssh</w:t>
+      </w:r>
+    </w:p>
+    <w:p>
+      <w:r>
+        <w:t>R1</w:t>
+      </w:r>
+      <w:r>
+        <w:t xml:space="preserve"> </w:t>
+      </w:r>
+      <w:r>
+        <w:t>(config-line)</w:t>
+      </w:r>
+      <w:r>
+        <w:t xml:space="preserve"> </w:t>
+      </w:r>
+      <w:r>
+        <w:t>#login authentication default</w:t>
+      </w:r>
+    </w:p>
+    <w:p>
+      <w:r>
+        <w:t>R1 (config-line) #authorization exec default</w:t>
+      </w:r>
+    </w:p>
+    <w:p>
+      <w:pPr>
+        <w:rPr>
+          <w:rFonts w:asciiTheme="majorHAnsi" w:eastAsiaTheme="majorEastAsia" w:hAnsiTheme="majorHAnsi" w:cstheme="majorBidi"/>
+          <w:color w:val="0F4761" w:themeColor="accent1" w:themeShade="BF"/>
+          <w:sz w:val="32"/>
+          <w:szCs w:val="32"/>
+        </w:rPr>
+      </w:pPr>
+      <w:r>
+        <w:br w:type="page"/>
+      </w:r>
+    </w:p>
+    <w:p>
+      <w:pPr>
+        <w:pStyle w:val="Titre2"/>
+      </w:pPr>
+      <w:bookmarkStart w:id="5" w:name="_Toc224829099"/>
+      <w:r>
+        <w:lastRenderedPageBreak/>
+        <w:t>A</w:t>
+      </w:r>
+      <w:r>
+        <w:t>uth</w:t>
+      </w:r>
+      <w:r>
+        <w:t xml:space="preserve">entication </w:t>
+      </w:r>
+      <w:r>
+        <w:t>proxy access</w:t>
+      </w:r>
+      <w:bookmarkEnd w:id="5"/>
+    </w:p>
+    <w:p>
+      <w:pPr>
+        <w:rPr>
+          <w:b/>
+          <w:bCs/>
+        </w:rPr>
+      </w:pPr>
+      <w:r>
+        <w:rPr>
+          <w:b/>
+          <w:bCs/>
+        </w:rPr>
+        <w:t>Enable AAA on the router:</w:t>
+      </w:r>
+    </w:p>
+    <w:p>
+      <w:r>
+        <w:t>R</w:t>
+      </w:r>
+      <w:r>
+        <w:t>1 (config) #aaa new-model</w:t>
+      </w:r>
+    </w:p>
+    <w:p>
+      <w:pPr>
+        <w:rPr>
+          <w:b/>
+          <w:bCs/>
+        </w:rPr>
+      </w:pPr>
+      <w:r>
+        <w:rPr>
+          <w:b/>
+          <w:bCs/>
+        </w:rPr>
+        <w:t>Specify the RADIUS server:</w:t>
+      </w:r>
+    </w:p>
+    <w:p>
+      <w:r>
+        <w:t>R</w:t>
+      </w:r>
+      <w:r>
+        <w:t xml:space="preserve">1 (config) #radius-server host </w:t>
       </w:r>
       <w:r>
         <w:rPr>
@@ -1871,311 +2206,10 @@
           <w:sz w:val="20"/>
           <w:szCs w:val="20"/>
         </w:rPr>
-        <w:t>shared-key</w:t>
-      </w:r>
-    </w:p>
-    <w:p>
-      <w:pPr>
-        <w:rPr>
-          <w:b/>
-          <w:bCs/>
-        </w:rPr>
-      </w:pPr>
-      <w:r>
-        <w:rPr>
-          <w:b/>
-          <w:bCs/>
-        </w:rPr>
-        <w:t>Protect the console port:</w:t>
-      </w:r>
-    </w:p>
-    <w:p>
-      <w:r>
-        <w:t>R1 (config) #</w:t>
-      </w:r>
-      <w:r>
-        <w:t>u</w:t>
-      </w:r>
-      <w:r>
-        <w:t>sername cisco password cisco</w:t>
-      </w:r>
-    </w:p>
-    <w:p>
-      <w:pPr>
-        <w:rPr>
-          <w:b/>
-          <w:bCs/>
-        </w:rPr>
-      </w:pPr>
-      <w:r>
-        <w:t xml:space="preserve">R1 (config) #aaa authentication </w:t>
-      </w:r>
-      <w:r>
-        <w:rPr>
-          <w:highlight w:val="yellow"/>
-        </w:rPr>
-        <w:t>login</w:t>
-      </w:r>
-      <w:r>
-        <w:t xml:space="preserve"> </w:t>
-      </w:r>
-      <w:r>
-        <w:rPr>
-          <w:highlight w:val="green"/>
-        </w:rPr>
-        <w:t>CONSOLENOAAA</w:t>
-      </w:r>
-      <w:r>
-        <w:t xml:space="preserve"> </w:t>
-      </w:r>
-      <w:r>
-        <w:rPr>
-          <w:highlight w:val="cyan"/>
-        </w:rPr>
-        <w:t>local</w:t>
-      </w:r>
-      <w:r>
-        <w:t xml:space="preserve"> (</w:t>
-      </w:r>
-      <w:r>
-        <w:rPr>
-          <w:b/>
-          <w:bCs/>
-        </w:rPr>
-        <w:t>Warning!</w:t>
-      </w:r>
-      <w:r>
-        <w:rPr>
-          <w:b/>
-          <w:bCs/>
-        </w:rPr>
-        <w:t xml:space="preserve"> </w:t>
-      </w:r>
-      <w:r>
-        <w:rPr>
-          <w:b/>
-          <w:bCs/>
-        </w:rPr>
-        <w:t>Create user before)</w:t>
-      </w:r>
-    </w:p>
-    <w:p>
-      <w:r>
-        <w:t xml:space="preserve">R1 (config) #aaa authorization </w:t>
-      </w:r>
-      <w:r>
-        <w:rPr>
-          <w:highlight w:val="yellow"/>
-        </w:rPr>
-        <w:t>exec</w:t>
-      </w:r>
-      <w:r>
-        <w:t xml:space="preserve"> </w:t>
-      </w:r>
-      <w:r>
-        <w:rPr>
-          <w:highlight w:val="green"/>
-        </w:rPr>
-        <w:t>IWANTPRIV15</w:t>
-      </w:r>
-      <w:r>
-        <w:t xml:space="preserve"> </w:t>
-      </w:r>
-      <w:r>
-        <w:rPr>
-          <w:highlight w:val="cyan"/>
-        </w:rPr>
-        <w:t>none</w:t>
-      </w:r>
-    </w:p>
-    <w:p>
-      <w:r>
-        <w:t>R1 (config) #line console 0</w:t>
-      </w:r>
-    </w:p>
-    <w:p>
-      <w:r>
-        <w:t>R1 (config-line) #login authentication CONSOLENOAAA</w:t>
-      </w:r>
-    </w:p>
-    <w:p>
-      <w:r>
-        <w:t>R1 (config-line) #authorization exec IWANTPRIV15</w:t>
-      </w:r>
-    </w:p>
-    <w:p>
-      <w:pPr>
-        <w:rPr>
-          <w:b/>
-          <w:bCs/>
-        </w:rPr>
-      </w:pPr>
-      <w:r>
-        <w:rPr>
-          <w:b/>
-          <w:bCs/>
-        </w:rPr>
-        <w:t>Others with the RADIUS server:</w:t>
-      </w:r>
-    </w:p>
-    <w:p>
-      <w:r>
-        <w:t xml:space="preserve">R1 (config) #aaa authentication </w:t>
-      </w:r>
-      <w:r>
-        <w:rPr>
-          <w:highlight w:val="yellow"/>
-        </w:rPr>
-        <w:t>login</w:t>
-      </w:r>
-      <w:r>
-        <w:t xml:space="preserve"> </w:t>
-      </w:r>
-      <w:r>
-        <w:rPr>
-          <w:highlight w:val="green"/>
-        </w:rPr>
-        <w:t>default</w:t>
-      </w:r>
-      <w:r>
-        <w:t xml:space="preserve"> </w:t>
-      </w:r>
-      <w:r>
-        <w:rPr>
-          <w:highlight w:val="cyan"/>
-        </w:rPr>
-        <w:t>group radius</w:t>
-      </w:r>
-    </w:p>
-    <w:p>
-      <w:r>
-        <w:t xml:space="preserve">R1 (config) #aaa authorization </w:t>
-      </w:r>
-      <w:r>
-        <w:rPr>
-          <w:highlight w:val="yellow"/>
-        </w:rPr>
-        <w:t>exec</w:t>
-      </w:r>
-      <w:r>
-        <w:t xml:space="preserve"> </w:t>
-      </w:r>
-      <w:r>
-        <w:rPr>
-          <w:highlight w:val="green"/>
-        </w:rPr>
-        <w:t>default</w:t>
-      </w:r>
-      <w:r>
-        <w:t xml:space="preserve"> </w:t>
-      </w:r>
-      <w:r>
-        <w:rPr>
-          <w:highlight w:val="cyan"/>
-        </w:rPr>
-        <w:t>group radius</w:t>
-      </w:r>
-    </w:p>
-    <w:p>
-      <w:r>
-        <w:t xml:space="preserve">R1 (config) #line </w:t>
-      </w:r>
-      <w:proofErr w:type="spellStart"/>
-      <w:r>
-        <w:t>vty</w:t>
-      </w:r>
-      <w:proofErr w:type="spellEnd"/>
-      <w:r>
-        <w:t xml:space="preserve"> 0 4</w:t>
-      </w:r>
-    </w:p>
-    <w:p>
-      <w:r>
-        <w:t>R1 (config-line) #authorization exec default</w:t>
-      </w:r>
-    </w:p>
-    <w:p>
-      <w:pPr>
-        <w:rPr>
-          <w:rFonts w:asciiTheme="majorHAnsi" w:eastAsiaTheme="majorEastAsia" w:hAnsiTheme="majorHAnsi" w:cstheme="majorBidi"/>
-          <w:color w:val="0F4761" w:themeColor="accent1" w:themeShade="BF"/>
-          <w:sz w:val="32"/>
-          <w:szCs w:val="32"/>
-        </w:rPr>
-      </w:pPr>
-      <w:r>
-        <w:br w:type="page"/>
-      </w:r>
-    </w:p>
-    <w:p>
-      <w:pPr>
-        <w:pStyle w:val="Titre2"/>
-      </w:pPr>
-      <w:bookmarkStart w:id="5" w:name="_Toc224829099"/>
-      <w:r>
-        <w:lastRenderedPageBreak/>
-        <w:t>A</w:t>
-      </w:r>
-      <w:r>
-        <w:t>uth</w:t>
-      </w:r>
-      <w:r>
-        <w:t xml:space="preserve">entication </w:t>
-      </w:r>
-      <w:r>
-        <w:t>proxy access</w:t>
-      </w:r>
-      <w:bookmarkEnd w:id="5"/>
-    </w:p>
-    <w:p>
-      <w:pPr>
-        <w:rPr>
-          <w:b/>
-          <w:bCs/>
-        </w:rPr>
-      </w:pPr>
-      <w:r>
-        <w:rPr>
-          <w:b/>
-          <w:bCs/>
-        </w:rPr>
-        <w:t>Enable AAA on the router:</w:t>
-      </w:r>
-    </w:p>
-    <w:p>
-      <w:r>
-        <w:t>R</w:t>
-      </w:r>
-      <w:r>
-        <w:t xml:space="preserve">1 (config) #aaa </w:t>
-      </w:r>
-      <w:proofErr w:type="gramStart"/>
-      <w:r>
-        <w:t>new-model</w:t>
-      </w:r>
-      <w:proofErr w:type="gramEnd"/>
-    </w:p>
-    <w:p>
-      <w:pPr>
-        <w:rPr>
-          <w:b/>
-          <w:bCs/>
-        </w:rPr>
-      </w:pPr>
-      <w:r>
-        <w:rPr>
-          <w:b/>
-          <w:bCs/>
-        </w:rPr>
-        <w:t>Specify the RADIUS server:</w:t>
-      </w:r>
-    </w:p>
-    <w:p>
-      <w:r>
-        <w:t>R</w:t>
-      </w:r>
-      <w:r>
-        <w:t xml:space="preserve">1 (config) #radius-server host </w:t>
+        <w:t>radius-server-ip</w:t>
+      </w:r>
+      <w:r>
+        <w:t xml:space="preserve"> key </w:t>
       </w:r>
       <w:r>
         <w:rPr>
@@ -2184,9 +2218,401 @@
           <w:sz w:val="20"/>
           <w:szCs w:val="20"/>
         </w:rPr>
-        <w:t>radius-server-</w:t>
-      </w:r>
-      <w:proofErr w:type="spellStart"/>
+        <w:t>shared-key</w:t>
+      </w:r>
+    </w:p>
+    <w:p>
+      <w:pPr>
+        <w:rPr>
+          <w:b/>
+          <w:bCs/>
+        </w:rPr>
+      </w:pPr>
+      <w:r>
+        <w:rPr>
+          <w:b/>
+          <w:bCs/>
+        </w:rPr>
+        <w:t>Protect the console port:</w:t>
+      </w:r>
+    </w:p>
+    <w:p>
+      <w:pPr>
+        <w:rPr>
+          <w:b/>
+          <w:bCs/>
+          <w:sz w:val="12"/>
+          <w:szCs w:val="12"/>
+        </w:rPr>
+      </w:pPr>
+      <w:r>
+        <w:t xml:space="preserve">R1 (config) #aaa authentication </w:t>
+      </w:r>
+      <w:r>
+        <w:rPr>
+          <w:highlight w:val="yellow"/>
+        </w:rPr>
+        <w:t>login</w:t>
+      </w:r>
+      <w:r>
+        <w:t xml:space="preserve"> </w:t>
+      </w:r>
+      <w:r>
+        <w:rPr>
+          <w:highlight w:val="green"/>
+        </w:rPr>
+        <w:t>CONSOLENOAAA</w:t>
+      </w:r>
+      <w:r>
+        <w:t xml:space="preserve"> </w:t>
+      </w:r>
+      <w:r>
+        <w:rPr>
+          <w:highlight w:val="cyan"/>
+        </w:rPr>
+        <w:t>local</w:t>
+      </w:r>
+      <w:r>
+        <w:t xml:space="preserve"> (</w:t>
+      </w:r>
+      <w:r>
+        <w:rPr>
+          <w:b/>
+          <w:bCs/>
+        </w:rPr>
+        <w:t>Warning! Create user before)</w:t>
+      </w:r>
+    </w:p>
+    <w:p>
+      <w:r>
+        <w:t>R1 (config) #line console 0</w:t>
+      </w:r>
+    </w:p>
+    <w:p>
+      <w:r>
+        <w:t>R1 (config-line) #login authentication CONSOLENOAAA</w:t>
+      </w:r>
+    </w:p>
+    <w:p>
+      <w:pPr>
+        <w:rPr>
+          <w:b/>
+          <w:bCs/>
+        </w:rPr>
+      </w:pPr>
+      <w:r>
+        <w:rPr>
+          <w:b/>
+          <w:bCs/>
+        </w:rPr>
+        <w:t>Change authorization of the console port:</w:t>
+      </w:r>
+    </w:p>
+    <w:p>
+      <w:r>
+        <w:t xml:space="preserve">R1 (config) #aaa authorization </w:t>
+      </w:r>
+      <w:r>
+        <w:rPr>
+          <w:highlight w:val="yellow"/>
+        </w:rPr>
+        <w:t>exec</w:t>
+      </w:r>
+      <w:r>
+        <w:t xml:space="preserve"> </w:t>
+      </w:r>
+      <w:r>
+        <w:rPr>
+          <w:highlight w:val="green"/>
+        </w:rPr>
+        <w:t>IWANTPRIV15</w:t>
+      </w:r>
+      <w:r>
+        <w:t xml:space="preserve"> </w:t>
+      </w:r>
+      <w:r>
+        <w:rPr>
+          <w:highlight w:val="cyan"/>
+        </w:rPr>
+        <w:t>none</w:t>
+      </w:r>
+    </w:p>
+    <w:p>
+      <w:r>
+        <w:t>R1 (config) #line console 0</w:t>
+      </w:r>
+    </w:p>
+    <w:p>
+      <w:r>
+        <w:t>R1 (config-line) #authorization exec IWANTPRIV15</w:t>
+      </w:r>
+    </w:p>
+    <w:p>
+      <w:pPr>
+        <w:rPr>
+          <w:b/>
+          <w:bCs/>
+        </w:rPr>
+      </w:pPr>
+      <w:r>
+        <w:rPr>
+          <w:b/>
+          <w:bCs/>
+        </w:rPr>
+        <w:t>Refer RADIUS for authentication &amp; authorization:</w:t>
+      </w:r>
+    </w:p>
+    <w:p>
+      <w:r>
+        <w:t>R1 (config) #</w:t>
+      </w:r>
+      <w:r>
+        <w:t xml:space="preserve">aaa authentication </w:t>
+      </w:r>
+      <w:r>
+        <w:rPr>
+          <w:highlight w:val="yellow"/>
+        </w:rPr>
+        <w:t>login</w:t>
+      </w:r>
+      <w:r>
+        <w:t xml:space="preserve"> </w:t>
+      </w:r>
+      <w:r>
+        <w:rPr>
+          <w:highlight w:val="green"/>
+        </w:rPr>
+        <w:t>default</w:t>
+      </w:r>
+      <w:r>
+        <w:t xml:space="preserve"> </w:t>
+      </w:r>
+      <w:r>
+        <w:rPr>
+          <w:highlight w:val="cyan"/>
+        </w:rPr>
+        <w:t>group radius</w:t>
+      </w:r>
+      <w:r>
+        <w:br/>
+      </w:r>
+      <w:r>
+        <w:t>R1 (config) #</w:t>
+      </w:r>
+      <w:r>
+        <w:t xml:space="preserve">aaa authorization </w:t>
+      </w:r>
+      <w:r>
+        <w:rPr>
+          <w:highlight w:val="yellow"/>
+        </w:rPr>
+        <w:t>auth-proxy</w:t>
+      </w:r>
+      <w:r>
+        <w:t xml:space="preserve"> </w:t>
+      </w:r>
+      <w:r>
+        <w:rPr>
+          <w:highlight w:val="green"/>
+        </w:rPr>
+        <w:t>default</w:t>
+      </w:r>
+      <w:r>
+        <w:t xml:space="preserve"> </w:t>
+      </w:r>
+      <w:r>
+        <w:rPr>
+          <w:highlight w:val="cyan"/>
+        </w:rPr>
+        <w:t>group radius</w:t>
+      </w:r>
+    </w:p>
+    <w:p>
+      <w:pPr>
+        <w:rPr>
+          <w:b/>
+          <w:bCs/>
+        </w:rPr>
+      </w:pPr>
+      <w:r>
+        <w:rPr>
+          <w:b/>
+          <w:bCs/>
+        </w:rPr>
+        <w:t>Enable the web server on the router:</w:t>
+      </w:r>
+    </w:p>
+    <w:p>
+      <w:r>
+        <w:t>R1 (config) #ip http server</w:t>
+      </w:r>
+    </w:p>
+    <w:p>
+      <w:pPr>
+        <w:rPr>
+          <w:b/>
+          <w:bCs/>
+        </w:rPr>
+      </w:pPr>
+      <w:r>
+        <w:rPr>
+          <w:b/>
+          <w:bCs/>
+        </w:rPr>
+        <w:t>Enable AAA for the web server:</w:t>
+      </w:r>
+    </w:p>
+    <w:p>
+      <w:r>
+        <w:t>R1 (config) #ip http authentication aaa</w:t>
+      </w:r>
+    </w:p>
+    <w:p>
+      <w:pPr>
+        <w:rPr>
+          <w:b/>
+          <w:bCs/>
+        </w:rPr>
+      </w:pPr>
+      <w:r>
+        <w:rPr>
+          <w:b/>
+          <w:bCs/>
+        </w:rPr>
+        <w:t>Create ACL to permit the user access the web server:</w:t>
+      </w:r>
+    </w:p>
+    <w:p>
+      <w:r>
+        <w:t>R1 (config) #access-list 100 permit tcp 192.168.1.0 0.0.0.255 host 192.168.</w:t>
+      </w:r>
+      <w:r>
+        <w:t>1</w:t>
+      </w:r>
+      <w:r>
+        <w:t>.</w:t>
+      </w:r>
+      <w:r>
+        <w:t>254</w:t>
+      </w:r>
+      <w:r>
+        <w:t xml:space="preserve"> eq 80</w:t>
+      </w:r>
+    </w:p>
+    <w:p>
+      <w:r>
+        <w:t>R1 (config) #</w:t>
+      </w:r>
+      <w:r>
+        <w:t>access-list 100 deny ip 192.168.1.0 0.0.0.255 any</w:t>
+      </w:r>
+    </w:p>
+    <w:p>
+      <w:pPr>
+        <w:rPr>
+          <w:b/>
+          <w:bCs/>
+        </w:rPr>
+      </w:pPr>
+      <w:r>
+        <w:rPr>
+          <w:b/>
+          <w:bCs/>
+        </w:rPr>
+        <w:t>Configure the proxy:</w:t>
+      </w:r>
+    </w:p>
+    <w:p>
+      <w:r>
+        <w:t>R1 (config) #ip auth-proxy name HTTPPROXY http list 100</w:t>
+      </w:r>
+    </w:p>
+    <w:p>
+      <w:pPr>
+        <w:rPr>
+          <w:b/>
+          <w:bCs/>
+        </w:rPr>
+      </w:pPr>
+      <w:r>
+        <w:rPr>
+          <w:b/>
+          <w:bCs/>
+        </w:rPr>
+        <w:t>Apply the proxy and the ACL on the interface facing the user:</w:t>
+      </w:r>
+    </w:p>
+    <w:p>
+      <w:r>
+        <w:t>R1 (config) #int g0/0/0</w:t>
+      </w:r>
+    </w:p>
+    <w:p>
+      <w:r>
+        <w:t>R1 (config-if) #ip auth-proxy HTTPPROXY</w:t>
+      </w:r>
+    </w:p>
+    <w:p>
+      <w:r>
+        <w:t>R1 (config-if) #ip access-group 100</w:t>
+      </w:r>
+      <w:r>
+        <w:t xml:space="preserve"> in</w:t>
+      </w:r>
+    </w:p>
+    <w:p>
+      <w:r>
+        <w:br w:type="page"/>
+      </w:r>
+    </w:p>
+    <w:p>
+      <w:pPr>
+        <w:pStyle w:val="Titre1"/>
+      </w:pPr>
+      <w:bookmarkStart w:id="6" w:name="_Toc224829100"/>
+      <w:r>
+        <w:lastRenderedPageBreak/>
+        <w:t xml:space="preserve">802.1X Ethernet </w:t>
+      </w:r>
+      <w:r>
+        <w:t>access</w:t>
+      </w:r>
+      <w:bookmarkEnd w:id="6"/>
+    </w:p>
+    <w:p>
+      <w:pPr>
+        <w:pStyle w:val="Titre2"/>
+      </w:pPr>
+      <w:bookmarkStart w:id="7" w:name="_Toc224829101"/>
+      <w:r>
+        <w:t>On the authenticator device</w:t>
+      </w:r>
+      <w:bookmarkEnd w:id="7"/>
+    </w:p>
+    <w:p>
+      <w:pPr>
+        <w:rPr>
+          <w:b/>
+          <w:bCs/>
+        </w:rPr>
+      </w:pPr>
+      <w:r>
+        <w:rPr>
+          <w:b/>
+          <w:bCs/>
+        </w:rPr>
+        <w:t>On the authenticator switch, configure AAA:</w:t>
+      </w:r>
+    </w:p>
+    <w:p>
+      <w:r>
+        <w:t>SW1 (config) #aaa new-model</w:t>
+      </w:r>
+    </w:p>
+    <w:p>
+      <w:r>
+        <w:t xml:space="preserve">SW1 (config) #radius-server host </w:t>
+      </w:r>
       <w:r>
         <w:rPr>
           <w:i/>
@@ -2194,9 +2620,8 @@
           <w:sz w:val="20"/>
           <w:szCs w:val="20"/>
         </w:rPr>
-        <w:t>ip</w:t>
-      </w:r>
-      <w:proofErr w:type="spellEnd"/>
+        <w:t>radius-server-ip</w:t>
+      </w:r>
       <w:r>
         <w:t xml:space="preserve"> key </w:t>
       </w:r>
@@ -2211,37 +2636,14 @@
       </w:r>
     </w:p>
     <w:p>
-      <w:pPr>
-        <w:rPr>
-          <w:b/>
-          <w:bCs/>
-        </w:rPr>
-      </w:pPr>
-      <w:r>
-        <w:rPr>
-          <w:b/>
-          <w:bCs/>
-        </w:rPr>
-        <w:t>Protect the console port:</w:t>
-      </w:r>
-    </w:p>
-    <w:p>
-      <w:pPr>
-        <w:rPr>
-          <w:b/>
-          <w:bCs/>
-          <w:sz w:val="12"/>
-          <w:szCs w:val="12"/>
-        </w:rPr>
-      </w:pPr>
-      <w:r>
-        <w:t xml:space="preserve">R1 (config) #aaa authentication </w:t>
+      <w:r>
+        <w:t xml:space="preserve">SW1 (config) #aaa authentication </w:t>
       </w:r>
       <w:r>
         <w:rPr>
           <w:highlight w:val="yellow"/>
         </w:rPr>
-        <w:t>login</w:t>
+        <w:t>dot1x</w:t>
       </w:r>
       <w:r>
         <w:t xml:space="preserve"> </w:t>
@@ -2250,7 +2652,7 @@
         <w:rPr>
           <w:highlight w:val="green"/>
         </w:rPr>
-        <w:t>CONSOLENOAAA</w:t>
+        <w:t>default</w:t>
       </w:r>
       <w:r>
         <w:t xml:space="preserve"> </w:t>
@@ -2259,53 +2661,18 @@
         <w:rPr>
           <w:highlight w:val="cyan"/>
         </w:rPr>
-        <w:t>local</w:t>
-      </w:r>
-      <w:r>
-        <w:t xml:space="preserve"> (</w:t>
-      </w:r>
-      <w:r>
-        <w:rPr>
-          <w:b/>
-          <w:bCs/>
-        </w:rPr>
-        <w:t>Warning! Create user before)</w:t>
-      </w:r>
-    </w:p>
-    <w:p>
-      <w:r>
-        <w:t>R1 (config) #line console 0</w:t>
-      </w:r>
-    </w:p>
-    <w:p>
-      <w:r>
-        <w:t>R1 (config-line) #login authentication CONSOLENOAAA</w:t>
-      </w:r>
-    </w:p>
-    <w:p>
-      <w:pPr>
-        <w:rPr>
-          <w:b/>
-          <w:bCs/>
-        </w:rPr>
-      </w:pPr>
-      <w:r>
-        <w:rPr>
-          <w:b/>
-          <w:bCs/>
-        </w:rPr>
-        <w:t>Change authorization of the console port:</w:t>
-      </w:r>
-    </w:p>
-    <w:p>
-      <w:r>
-        <w:t xml:space="preserve">R1 (config) #aaa authorization </w:t>
+        <w:t>group radius</w:t>
+      </w:r>
+    </w:p>
+    <w:p>
+      <w:r>
+        <w:t xml:space="preserve">SW1 (config) #aaa authorization </w:t>
       </w:r>
       <w:r>
         <w:rPr>
           <w:highlight w:val="yellow"/>
         </w:rPr>
-        <w:t>exec</w:t>
+        <w:t>network</w:t>
       </w:r>
       <w:r>
         <w:t xml:space="preserve"> </w:t>
@@ -2314,7 +2681,7 @@
         <w:rPr>
           <w:highlight w:val="green"/>
         </w:rPr>
-        <w:t>IWANTPRIV15</w:t>
+        <w:t>default</w:t>
       </w:r>
       <w:r>
         <w:t xml:space="preserve"> </w:t>
@@ -2323,700 +2690,236 @@
         <w:rPr>
           <w:highlight w:val="cyan"/>
         </w:rPr>
-        <w:t>none</w:t>
-      </w:r>
-    </w:p>
-    <w:p>
-      <w:r>
-        <w:t>R1 (config) #line console 0</w:t>
-      </w:r>
-    </w:p>
-    <w:p>
-      <w:r>
-        <w:t>R1 (config-line) #authorization exec IWANTPRIV15</w:t>
-      </w:r>
-    </w:p>
-    <w:p>
-      <w:pPr>
-        <w:rPr>
-          <w:b/>
-          <w:bCs/>
-        </w:rPr>
-      </w:pPr>
-      <w:r>
-        <w:rPr>
-          <w:b/>
-          <w:bCs/>
-        </w:rPr>
-        <w:t>Refer RADIUS for authentication &amp; authorization:</w:t>
-      </w:r>
-    </w:p>
-    <w:p>
-      <w:r>
-        <w:t>R1 (config) #</w:t>
-      </w:r>
-      <w:r>
-        <w:t xml:space="preserve">aaa authentication </w:t>
-      </w:r>
-      <w:r>
-        <w:rPr>
-          <w:highlight w:val="yellow"/>
-        </w:rPr>
-        <w:t>login</w:t>
+        <w:t>group radius</w:t>
+      </w:r>
+    </w:p>
+    <w:p>
+      <w:pPr>
+        <w:rPr>
+          <w:b/>
+          <w:bCs/>
+        </w:rPr>
+      </w:pPr>
+      <w:r>
+        <w:rPr>
+          <w:b/>
+          <w:bCs/>
+        </w:rPr>
+        <w:t>Enable the routing on the switch:</w:t>
+      </w:r>
+    </w:p>
+    <w:p>
+      <w:r>
+        <w:t>SW1 (config) #ip</w:t>
+      </w:r>
+      <w:r>
+        <w:t>-</w:t>
+      </w:r>
+      <w:r>
+        <w:t>routing</w:t>
+      </w:r>
+    </w:p>
+    <w:p>
+      <w:pPr>
+        <w:rPr>
+          <w:b/>
+          <w:bCs/>
+        </w:rPr>
+      </w:pPr>
+      <w:r>
+        <w:rPr>
+          <w:b/>
+          <w:bCs/>
+        </w:rPr>
+        <w:t>Enable the 802.1X protocol</w:t>
+      </w:r>
+      <w:r>
+        <w:rPr>
+          <w:b/>
+          <w:bCs/>
+        </w:rPr>
+        <w:t xml:space="preserve"> on the switch</w:t>
+      </w:r>
+      <w:r>
+        <w:rPr>
+          <w:b/>
+          <w:bCs/>
+        </w:rPr>
+        <w:t>:</w:t>
+      </w:r>
+    </w:p>
+    <w:p>
+      <w:r>
+        <w:t>SW1 (config) #dot1x system-auth-control</w:t>
+      </w:r>
+    </w:p>
+    <w:p>
+      <w:pPr>
+        <w:rPr>
+          <w:b/>
+          <w:bCs/>
+        </w:rPr>
+      </w:pPr>
+      <w:r>
+        <w:rPr>
+          <w:b/>
+          <w:bCs/>
+        </w:rPr>
+        <w:t>Create some VLANs</w:t>
+      </w:r>
+      <w:r>
+        <w:rPr>
+          <w:b/>
+          <w:bCs/>
+        </w:rPr>
+        <w:t xml:space="preserve"> (X times if X VLANs)</w:t>
+      </w:r>
+      <w:r>
+        <w:rPr>
+          <w:b/>
+          <w:bCs/>
+        </w:rPr>
+        <w:t>:</w:t>
+      </w:r>
+    </w:p>
+    <w:p>
+      <w:r>
+        <w:t>SW1 (config) #</w:t>
+      </w:r>
+      <w:r>
+        <w:t>int vlan 2</w:t>
+      </w:r>
+    </w:p>
+    <w:p>
+      <w:r>
+        <w:t>SW1 (config</w:t>
+      </w:r>
+      <w:r>
+        <w:t>-if</w:t>
+      </w:r>
+      <w:r>
+        <w:t>) #</w:t>
+      </w:r>
+      <w:r>
+        <w:t>ip address 192.168.2.254 255.255.255.0</w:t>
+      </w:r>
+    </w:p>
+    <w:p>
+      <w:pPr>
+        <w:rPr>
+          <w:b/>
+          <w:bCs/>
+        </w:rPr>
+      </w:pPr>
+      <w:r>
+        <w:rPr>
+          <w:b/>
+          <w:bCs/>
+        </w:rPr>
+        <w:t>Configure DHCP</w:t>
+      </w:r>
+      <w:r>
+        <w:rPr>
+          <w:b/>
+          <w:bCs/>
+        </w:rPr>
+        <w:t xml:space="preserve"> (X pools for X groups)</w:t>
+      </w:r>
+      <w:r>
+        <w:rPr>
+          <w:b/>
+          <w:bCs/>
+        </w:rPr>
+        <w:t>:</w:t>
+      </w:r>
+    </w:p>
+    <w:p>
+      <w:r>
+        <w:t>SW1 (config) #</w:t>
+      </w:r>
+      <w:r>
+        <w:t>ip dhcp excluded-address 192.168.2.2</w:t>
+      </w:r>
+      <w:r>
+        <w:t>54</w:t>
+      </w:r>
+      <w:r>
+        <w:t xml:space="preserve"> 192.168.2.254</w:t>
+      </w:r>
+    </w:p>
+    <w:p>
+      <w:r>
+        <w:t>SW1 (config) #</w:t>
+      </w:r>
+      <w:r>
+        <w:t xml:space="preserve">ip dhcp pool </w:t>
+      </w:r>
+      <w:r>
+        <w:t>GROUP2</w:t>
+      </w:r>
+    </w:p>
+    <w:p>
+      <w:r>
+        <w:t xml:space="preserve">SW1 </w:t>
+      </w:r>
+      <w:r>
+        <w:t>(dhcp-config) #network 192.168.2.0 255.255.255.0</w:t>
+      </w:r>
+    </w:p>
+    <w:p>
+      <w:r>
+        <w:t>SW</w:t>
+      </w:r>
+      <w:r>
+        <w:t>1</w:t>
       </w:r>
       <w:r>
         <w:t xml:space="preserve"> </w:t>
       </w:r>
       <w:r>
-        <w:rPr>
-          <w:highlight w:val="green"/>
-        </w:rPr>
-        <w:t>default</w:t>
-      </w:r>
-      <w:r>
-        <w:t xml:space="preserve"> </w:t>
-      </w:r>
-      <w:r>
-        <w:rPr>
-          <w:highlight w:val="cyan"/>
-        </w:rPr>
-        <w:t>group radius</w:t>
-      </w:r>
-      <w:r>
-        <w:br/>
-      </w:r>
-      <w:r>
-        <w:t>R1 (config) #</w:t>
-      </w:r>
-      <w:r>
-        <w:t xml:space="preserve">aaa authorization </w:t>
-      </w:r>
-      <w:r>
-        <w:rPr>
-          <w:highlight w:val="yellow"/>
-        </w:rPr>
-        <w:t>auth-proxy</w:t>
-      </w:r>
-      <w:r>
-        <w:t xml:space="preserve"> </w:t>
-      </w:r>
-      <w:r>
-        <w:rPr>
-          <w:highlight w:val="green"/>
-        </w:rPr>
-        <w:t>default</w:t>
-      </w:r>
-      <w:r>
-        <w:t xml:space="preserve"> </w:t>
-      </w:r>
-      <w:r>
-        <w:rPr>
-          <w:highlight w:val="cyan"/>
-        </w:rPr>
-        <w:t>group radius</w:t>
-      </w:r>
-    </w:p>
-    <w:p>
-      <w:pPr>
-        <w:rPr>
-          <w:b/>
-          <w:bCs/>
-        </w:rPr>
-      </w:pPr>
-      <w:r>
-        <w:rPr>
-          <w:b/>
-          <w:bCs/>
-        </w:rPr>
-        <w:t>Enable the web server on the router:</w:t>
-      </w:r>
-    </w:p>
-    <w:p>
-      <w:r>
-        <w:t>R1 (config) #ip http server</w:t>
-      </w:r>
-    </w:p>
-    <w:p>
-      <w:pPr>
-        <w:rPr>
-          <w:b/>
-          <w:bCs/>
-        </w:rPr>
-      </w:pPr>
-      <w:r>
-        <w:rPr>
-          <w:b/>
-          <w:bCs/>
-        </w:rPr>
-        <w:t>Enable AAA for the web server:</w:t>
-      </w:r>
-    </w:p>
-    <w:p>
-      <w:r>
-        <w:t xml:space="preserve">R1 (config) #ip http authentication </w:t>
-      </w:r>
-      <w:proofErr w:type="spellStart"/>
-      <w:r>
-        <w:t>aaa</w:t>
-      </w:r>
-      <w:proofErr w:type="spellEnd"/>
-    </w:p>
-    <w:p>
-      <w:pPr>
-        <w:rPr>
-          <w:b/>
-          <w:bCs/>
-        </w:rPr>
-      </w:pPr>
-      <w:r>
-        <w:rPr>
-          <w:b/>
-          <w:bCs/>
-        </w:rPr>
-        <w:t>Create ACL to permit the user access the web server:</w:t>
-      </w:r>
-    </w:p>
-    <w:p>
-      <w:r>
-        <w:t xml:space="preserve">R1 (config) #access-list 100 permit </w:t>
-      </w:r>
-      <w:proofErr w:type="spellStart"/>
-      <w:r>
-        <w:t>tcp</w:t>
-      </w:r>
-      <w:proofErr w:type="spellEnd"/>
-      <w:r>
-        <w:t xml:space="preserve"> 192.168.1.0 0.0.0.255 host 192.168.</w:t>
-      </w:r>
-      <w:r>
-        <w:t>1</w:t>
-      </w:r>
-      <w:r>
-        <w:t>.</w:t>
-      </w:r>
-      <w:r>
-        <w:t>254</w:t>
-      </w:r>
-      <w:r>
-        <w:t xml:space="preserve"> </w:t>
-      </w:r>
-      <w:proofErr w:type="spellStart"/>
-      <w:r>
-        <w:t>eq</w:t>
-      </w:r>
-      <w:proofErr w:type="spellEnd"/>
-      <w:r>
-        <w:t xml:space="preserve"> 80</w:t>
-      </w:r>
-    </w:p>
-    <w:p>
-      <w:r>
-        <w:t>R1 (config) #</w:t>
-      </w:r>
-      <w:r>
-        <w:t xml:space="preserve">access-list 100 deny </w:t>
-      </w:r>
-      <w:proofErr w:type="spellStart"/>
-      <w:r>
-        <w:t>ip</w:t>
-      </w:r>
-      <w:proofErr w:type="spellEnd"/>
-      <w:r>
-        <w:t xml:space="preserve"> 192.168.1.0 0.0.0.255 any</w:t>
-      </w:r>
-    </w:p>
-    <w:p>
-      <w:pPr>
-        <w:rPr>
-          <w:b/>
-          <w:bCs/>
-        </w:rPr>
-      </w:pPr>
-      <w:r>
-        <w:rPr>
-          <w:b/>
-          <w:bCs/>
-        </w:rPr>
-        <w:t>Configure the proxy:</w:t>
-      </w:r>
-    </w:p>
-    <w:p>
-      <w:r>
-        <w:t>R1 (config) #ip auth-proxy name HTTPPROXY http list 100</w:t>
-      </w:r>
-    </w:p>
-    <w:p>
-      <w:pPr>
-        <w:rPr>
-          <w:b/>
-          <w:bCs/>
-        </w:rPr>
-      </w:pPr>
-      <w:r>
-        <w:rPr>
-          <w:b/>
-          <w:bCs/>
-        </w:rPr>
-        <w:t>Apply the proxy and the ACL on the interface facing the user:</w:t>
-      </w:r>
-    </w:p>
-    <w:p>
-      <w:r>
-        <w:t>R1 (config) #int g0/0/0</w:t>
-      </w:r>
-    </w:p>
-    <w:p>
-      <w:r>
-        <w:t>R1 (config-if) #ip auth-proxy HTTPPROXY</w:t>
-      </w:r>
-    </w:p>
-    <w:p>
-      <w:r>
-        <w:t>R1 (config-if) #ip access-group 100</w:t>
-      </w:r>
-      <w:r>
-        <w:t xml:space="preserve"> in</w:t>
-      </w:r>
-    </w:p>
-    <w:p>
-      <w:r>
-        <w:br w:type="page"/>
-      </w:r>
-    </w:p>
-    <w:p>
-      <w:pPr>
-        <w:pStyle w:val="Titre1"/>
-      </w:pPr>
-      <w:bookmarkStart w:id="6" w:name="_Toc224829100"/>
-      <w:r>
-        <w:lastRenderedPageBreak/>
-        <w:t xml:space="preserve">802.1X Ethernet </w:t>
-      </w:r>
-      <w:r>
-        <w:t>access</w:t>
-      </w:r>
-      <w:bookmarkEnd w:id="6"/>
-    </w:p>
-    <w:p>
-      <w:pPr>
-        <w:pStyle w:val="Titre2"/>
-      </w:pPr>
-      <w:bookmarkStart w:id="7" w:name="_Toc224829101"/>
-      <w:r>
-        <w:t>On the authenticator device</w:t>
-      </w:r>
-      <w:bookmarkEnd w:id="7"/>
-    </w:p>
-    <w:p>
-      <w:pPr>
-        <w:rPr>
-          <w:b/>
-          <w:bCs/>
-        </w:rPr>
-      </w:pPr>
-      <w:r>
-        <w:rPr>
-          <w:b/>
-          <w:bCs/>
-        </w:rPr>
-        <w:t>On the authenticator switch, configure AAA:</w:t>
-      </w:r>
-    </w:p>
-    <w:p>
-      <w:r>
-        <w:t xml:space="preserve">SW1 (config) #aaa </w:t>
-      </w:r>
-      <w:proofErr w:type="gramStart"/>
-      <w:r>
-        <w:t>new-model</w:t>
-      </w:r>
-      <w:proofErr w:type="gramEnd"/>
-    </w:p>
-    <w:p>
-      <w:r>
-        <w:t>SW1 (config) #</w:t>
-      </w:r>
-      <w:r>
-        <w:t xml:space="preserve">radius-server host </w:t>
-      </w:r>
-      <w:r>
-        <w:rPr>
-          <w:i/>
-          <w:iCs/>
+        <w:t>(dhcp-config) #default-router 192.168.2.254</w:t>
+      </w:r>
+    </w:p>
+    <w:p>
+      <w:r>
+        <w:t>SW1 (config) #service dhcp</w:t>
+      </w:r>
+    </w:p>
+    <w:p>
+      <w:pPr>
+        <w:rPr>
+          <w:b/>
+          <w:bCs/>
+        </w:rPr>
+      </w:pPr>
+      <w:r>
+        <w:rPr>
+          <w:b/>
+          <w:bCs/>
+        </w:rPr>
+        <w:t>On each interface facing end user:</w:t>
+      </w:r>
+    </w:p>
+    <w:p>
+      <w:pPr>
+        <w:rPr>
           <w:sz w:val="20"/>
           <w:szCs w:val="20"/>
         </w:rPr>
-        <w:t>radius-server-</w:t>
-      </w:r>
-      <w:proofErr w:type="spellStart"/>
-      <w:r>
-        <w:rPr>
-          <w:i/>
-          <w:iCs/>
+      </w:pPr>
+      <w:r>
+        <w:rPr>
           <w:sz w:val="20"/>
           <w:szCs w:val="20"/>
         </w:rPr>
-        <w:t>ip</w:t>
-      </w:r>
-      <w:proofErr w:type="spellEnd"/>
-      <w:r>
-        <w:t xml:space="preserve"> key </w:t>
-      </w:r>
-      <w:r>
-        <w:rPr>
-          <w:i/>
-          <w:iCs/>
+        <w:t>SW1 (config-if) #</w:t>
+      </w:r>
+      <w:r>
+        <w:rPr>
           <w:sz w:val="20"/>
           <w:szCs w:val="20"/>
         </w:rPr>
-        <w:t>shared-key</w:t>
-      </w:r>
-    </w:p>
-    <w:p>
-      <w:r>
-        <w:t>SW1 (config) #</w:t>
-      </w:r>
-      <w:r>
-        <w:t xml:space="preserve">aaa authentication </w:t>
-      </w:r>
-      <w:r>
-        <w:rPr>
-          <w:highlight w:val="yellow"/>
-        </w:rPr>
-        <w:t>dot1x</w:t>
-      </w:r>
-      <w:r>
-        <w:t xml:space="preserve"> </w:t>
-      </w:r>
-      <w:r>
-        <w:rPr>
-          <w:highlight w:val="green"/>
-        </w:rPr>
-        <w:t>default</w:t>
-      </w:r>
-      <w:r>
-        <w:t xml:space="preserve"> </w:t>
-      </w:r>
-      <w:r>
-        <w:rPr>
-          <w:highlight w:val="cyan"/>
-        </w:rPr>
-        <w:t>group radius</w:t>
-      </w:r>
-    </w:p>
-    <w:p>
-      <w:r>
-        <w:t>SW1 (config) #</w:t>
-      </w:r>
-      <w:r>
-        <w:t xml:space="preserve">aaa authorization </w:t>
-      </w:r>
-      <w:r>
-        <w:rPr>
-          <w:highlight w:val="yellow"/>
-        </w:rPr>
-        <w:t>network</w:t>
-      </w:r>
-      <w:r>
-        <w:t xml:space="preserve"> </w:t>
-      </w:r>
-      <w:r>
-        <w:rPr>
-          <w:highlight w:val="green"/>
-        </w:rPr>
-        <w:t>default</w:t>
-      </w:r>
-      <w:r>
-        <w:t xml:space="preserve"> </w:t>
-      </w:r>
-      <w:r>
-        <w:rPr>
-          <w:highlight w:val="cyan"/>
-        </w:rPr>
-        <w:t>group radius</w:t>
-      </w:r>
-    </w:p>
-    <w:p>
-      <w:pPr>
-        <w:rPr>
-          <w:b/>
-          <w:bCs/>
-        </w:rPr>
-      </w:pPr>
-      <w:r>
-        <w:rPr>
-          <w:b/>
-          <w:bCs/>
-        </w:rPr>
-        <w:t>Enable the routing on the switch:</w:t>
-      </w:r>
-    </w:p>
-    <w:p>
-      <w:r>
-        <w:t>SW1 (config) #</w:t>
-      </w:r>
-      <w:r>
-        <w:t>ip</w:t>
-      </w:r>
-      <w:r>
-        <w:t>-</w:t>
-      </w:r>
-      <w:r>
-        <w:t>routing</w:t>
-      </w:r>
-    </w:p>
-    <w:p>
-      <w:pPr>
-        <w:rPr>
-          <w:b/>
-          <w:bCs/>
-        </w:rPr>
-      </w:pPr>
-      <w:r>
-        <w:rPr>
-          <w:b/>
-          <w:bCs/>
-        </w:rPr>
-        <w:t xml:space="preserve">Enable the </w:t>
-      </w:r>
-      <w:r>
-        <w:rPr>
-          <w:b/>
-          <w:bCs/>
-        </w:rPr>
-        <w:t>802.1X</w:t>
-      </w:r>
-      <w:r>
-        <w:rPr>
-          <w:b/>
-          <w:bCs/>
-        </w:rPr>
-        <w:t xml:space="preserve"> protocol</w:t>
-      </w:r>
-      <w:r>
-        <w:rPr>
-          <w:b/>
-          <w:bCs/>
-        </w:rPr>
-        <w:t xml:space="preserve"> on the switch</w:t>
-      </w:r>
-      <w:r>
-        <w:rPr>
-          <w:b/>
-          <w:bCs/>
-        </w:rPr>
-        <w:t>:</w:t>
-      </w:r>
-    </w:p>
-    <w:p>
-      <w:r>
-        <w:t>SW1 (config) #</w:t>
-      </w:r>
-      <w:r>
-        <w:t>dot1x system-auth-control</w:t>
-      </w:r>
-    </w:p>
-    <w:p>
-      <w:pPr>
-        <w:rPr>
-          <w:b/>
-          <w:bCs/>
-        </w:rPr>
-      </w:pPr>
-      <w:r>
-        <w:rPr>
-          <w:b/>
-          <w:bCs/>
-        </w:rPr>
-        <w:t>Create some VLANs</w:t>
-      </w:r>
-      <w:r>
-        <w:rPr>
-          <w:b/>
-          <w:bCs/>
-        </w:rPr>
-        <w:t xml:space="preserve"> (X times if X VLANs)</w:t>
-      </w:r>
-      <w:r>
-        <w:rPr>
-          <w:b/>
-          <w:bCs/>
-        </w:rPr>
-        <w:t>:</w:t>
-      </w:r>
-    </w:p>
-    <w:p>
-      <w:r>
-        <w:t>SW1 (config) #</w:t>
-      </w:r>
-      <w:r>
-        <w:t xml:space="preserve">int </w:t>
-      </w:r>
-      <w:proofErr w:type="spellStart"/>
-      <w:r>
-        <w:t>vlan</w:t>
-      </w:r>
-      <w:proofErr w:type="spellEnd"/>
-      <w:r>
-        <w:t xml:space="preserve"> 2</w:t>
-      </w:r>
-    </w:p>
-    <w:p>
-      <w:r>
-        <w:t>SW1 (config</w:t>
-      </w:r>
-      <w:r>
-        <w:t>-if</w:t>
-      </w:r>
-      <w:r>
-        <w:t>) #</w:t>
-      </w:r>
-      <w:r>
-        <w:t>ip address 192.168.2.254 255.255.255.0</w:t>
-      </w:r>
-    </w:p>
-    <w:p>
-      <w:pPr>
-        <w:rPr>
-          <w:b/>
-          <w:bCs/>
-        </w:rPr>
-      </w:pPr>
-      <w:r>
-        <w:rPr>
-          <w:b/>
-          <w:bCs/>
-        </w:rPr>
-        <w:t>Configure DHCP</w:t>
-      </w:r>
-      <w:r>
-        <w:rPr>
-          <w:b/>
-          <w:bCs/>
-        </w:rPr>
-        <w:t xml:space="preserve"> (X pools for X groups)</w:t>
-      </w:r>
-      <w:r>
-        <w:rPr>
-          <w:b/>
-          <w:bCs/>
-        </w:rPr>
-        <w:t>:</w:t>
-      </w:r>
-    </w:p>
-    <w:p>
-      <w:r>
-        <w:t>SW1 (config) #</w:t>
-      </w:r>
-      <w:r>
-        <w:t xml:space="preserve">ip </w:t>
-      </w:r>
-      <w:proofErr w:type="spellStart"/>
-      <w:r>
-        <w:t>dhcp</w:t>
-      </w:r>
-      <w:proofErr w:type="spellEnd"/>
-      <w:r>
-        <w:t xml:space="preserve"> </w:t>
-      </w:r>
-      <w:proofErr w:type="gramStart"/>
-      <w:r>
-        <w:t>excluded-address</w:t>
-      </w:r>
-      <w:proofErr w:type="gramEnd"/>
-      <w:r>
-        <w:t xml:space="preserve"> 192.168.2.2</w:t>
-      </w:r>
-      <w:r>
-        <w:t>54</w:t>
-      </w:r>
-      <w:r>
-        <w:t xml:space="preserve"> 192.168.2.254</w:t>
-      </w:r>
-    </w:p>
-    <w:p>
-      <w:r>
-        <w:t>SW1 (config) #</w:t>
-      </w:r>
-      <w:r>
-        <w:t xml:space="preserve">ip </w:t>
-      </w:r>
-      <w:proofErr w:type="spellStart"/>
-      <w:r>
-        <w:t>dhcp</w:t>
-      </w:r>
-      <w:proofErr w:type="spellEnd"/>
-      <w:r>
-        <w:t xml:space="preserve"> pool </w:t>
-      </w:r>
-      <w:r>
-        <w:t>GROUP2</w:t>
-      </w:r>
-    </w:p>
-    <w:p>
-      <w:r>
-        <w:t>SW1</w:t>
-      </w:r>
-      <w:r>
-        <w:t xml:space="preserve"> </w:t>
-      </w:r>
-      <w:r>
-        <w:t>(</w:t>
-      </w:r>
-      <w:proofErr w:type="spellStart"/>
-      <w:r>
-        <w:t>dhcp</w:t>
-      </w:r>
-      <w:proofErr w:type="spellEnd"/>
-      <w:r>
-        <w:t>-config) #network 192.168.2.0 255.255.255.0</w:t>
-      </w:r>
-    </w:p>
-    <w:p>
-      <w:r>
-        <w:t>SW</w:t>
-      </w:r>
-      <w:r>
-        <w:t>1</w:t>
-      </w:r>
-      <w:r>
-        <w:t xml:space="preserve"> </w:t>
-      </w:r>
-      <w:r>
-        <w:t>(</w:t>
-      </w:r>
-      <w:proofErr w:type="spellStart"/>
-      <w:r>
-        <w:t>dhcp</w:t>
-      </w:r>
-      <w:proofErr w:type="spellEnd"/>
-      <w:r>
-        <w:t>-config) #default-router 192.168.2.254</w:t>
-      </w:r>
-    </w:p>
-    <w:p>
-      <w:r>
-        <w:t xml:space="preserve">SW1 (config) #service </w:t>
-      </w:r>
-      <w:proofErr w:type="spellStart"/>
-      <w:r>
-        <w:t>dhcp</w:t>
-      </w:r>
-      <w:proofErr w:type="spellEnd"/>
-    </w:p>
-    <w:p>
-      <w:pPr>
-        <w:rPr>
-          <w:b/>
-          <w:bCs/>
-        </w:rPr>
-      </w:pPr>
-      <w:r>
-        <w:rPr>
-          <w:b/>
-          <w:bCs/>
-        </w:rPr>
-        <w:t>On each interface facing end user:</w:t>
+        <w:t>spanning-tree portfast</w:t>
       </w:r>
     </w:p>
     <w:p>
@@ -3031,38 +2934,89 @@
           <w:sz w:val="20"/>
           <w:szCs w:val="20"/>
         </w:rPr>
-        <w:t>SW1 (config</w:t>
-      </w:r>
-      <w:r>
+        <w:t>SW1 (config-if) #switchport mode access</w:t>
+      </w:r>
+    </w:p>
+    <w:p>
+      <w:pPr>
+        <w:rPr>
+          <w:b/>
+          <w:bCs/>
+        </w:rPr>
+      </w:pPr>
+      <w:r>
+        <w:rPr>
+          <w:b/>
+          <w:bCs/>
+        </w:rPr>
+        <w:t>On each interface facing end user</w:t>
+      </w:r>
+      <w:r>
+        <w:rPr>
+          <w:b/>
+          <w:bCs/>
+        </w:rPr>
+        <w:t>, e</w:t>
+      </w:r>
+      <w:r>
+        <w:rPr>
+          <w:b/>
+          <w:bCs/>
+        </w:rPr>
+        <w:t>nable 802.1X verifications on the interface</w:t>
+      </w:r>
+      <w:r>
+        <w:rPr>
+          <w:b/>
+          <w:bCs/>
+        </w:rPr>
+        <w:t>:</w:t>
+      </w:r>
+    </w:p>
+    <w:p>
+      <w:pPr>
         <w:rPr>
           <w:sz w:val="20"/>
           <w:szCs w:val="20"/>
         </w:rPr>
-        <w:t>-if</w:t>
-      </w:r>
+      </w:pPr>
       <w:r>
         <w:rPr>
           <w:sz w:val="20"/>
           <w:szCs w:val="20"/>
         </w:rPr>
-        <w:t>) #</w:t>
-      </w:r>
-      <w:r>
+        <w:t>SW1 (config-if) #dot1x port-control auto</w:t>
+      </w:r>
+    </w:p>
+    <w:p>
+      <w:pPr>
+        <w:rPr>
+          <w:sz w:val="10"/>
+          <w:szCs w:val="10"/>
+        </w:rPr>
+      </w:pPr>
+      <w:r>
+        <w:rPr>
+          <w:sz w:val="10"/>
+          <w:szCs w:val="10"/>
+        </w:rPr>
+        <w:t>Or</w:t>
+      </w:r>
+    </w:p>
+    <w:p>
+      <w:pPr>
         <w:rPr>
           <w:sz w:val="20"/>
           <w:szCs w:val="20"/>
         </w:rPr>
-        <w:t xml:space="preserve">spanning-tree </w:t>
-      </w:r>
-      <w:proofErr w:type="spellStart"/>
+      </w:pPr>
       <w:r>
         <w:rPr>
           <w:sz w:val="20"/>
           <w:szCs w:val="20"/>
         </w:rPr>
-        <w:t>portfast</w:t>
-      </w:r>
-      <w:proofErr w:type="spellEnd"/>
+        <w:t>SW1 (config-if) #dot1x pae authenticator</w:t>
+      </w:r>
     </w:p>
     <w:p>
       <w:pPr>
@@ -3076,256 +3030,102 @@
           <w:sz w:val="20"/>
           <w:szCs w:val="20"/>
         </w:rPr>
-        <w:t>SW1 (config-if) #</w:t>
-      </w:r>
-      <w:r>
+        <w:t>SW1 (config-if) #authentication port-control auto</w:t>
+      </w:r>
+    </w:p>
+    <w:p>
+      <w:pPr>
+        <w:rPr>
+          <w:b/>
+          <w:bCs/>
+        </w:rPr>
+      </w:pPr>
+      <w:r>
+        <w:rPr>
+          <w:b/>
+          <w:bCs/>
+        </w:rPr>
+        <w:t>If 2 MAC addresses</w:t>
+      </w:r>
+      <w:r>
+        <w:rPr>
+          <w:b/>
+          <w:bCs/>
+        </w:rPr>
+        <w:t xml:space="preserve"> are</w:t>
+      </w:r>
+      <w:r>
+        <w:rPr>
+          <w:b/>
+          <w:bCs/>
+        </w:rPr>
+        <w:t xml:space="preserve"> on the same interface</w:t>
+      </w:r>
+      <w:r>
+        <w:rPr>
+          <w:b/>
+          <w:bCs/>
+        </w:rPr>
+        <w:t>, o</w:t>
+      </w:r>
+      <w:r>
+        <w:rPr>
+          <w:b/>
+          <w:bCs/>
+        </w:rPr>
+        <w:t>n each interface facing end user</w:t>
+      </w:r>
+      <w:r>
+        <w:rPr>
+          <w:b/>
+          <w:bCs/>
+        </w:rPr>
+        <w:t>:</w:t>
+      </w:r>
+    </w:p>
+    <w:p>
+      <w:pPr>
         <w:rPr>
           <w:sz w:val="20"/>
           <w:szCs w:val="20"/>
         </w:rPr>
-        <w:t>switchport mode access</w:t>
-      </w:r>
-    </w:p>
-    <w:p>
-      <w:pPr>
-        <w:rPr>
-          <w:b/>
-          <w:bCs/>
-        </w:rPr>
-      </w:pPr>
-      <w:r>
-        <w:rPr>
-          <w:b/>
-          <w:bCs/>
-        </w:rPr>
-        <w:t>On each interface facing end user</w:t>
-      </w:r>
-      <w:r>
-        <w:rPr>
-          <w:b/>
-          <w:bCs/>
-        </w:rPr>
-        <w:t>, e</w:t>
-      </w:r>
-      <w:r>
-        <w:rPr>
-          <w:b/>
-          <w:bCs/>
-        </w:rPr>
-        <w:t>nable 802.1X verifications on the interface</w:t>
-      </w:r>
-      <w:r>
-        <w:rPr>
-          <w:b/>
-          <w:bCs/>
-        </w:rPr>
-        <w:t>:</w:t>
-      </w:r>
-    </w:p>
-    <w:p>
-      <w:pPr>
+      </w:pPr>
+      <w:r>
         <w:rPr>
           <w:sz w:val="20"/>
           <w:szCs w:val="20"/>
         </w:rPr>
-      </w:pPr>
-      <w:r>
+        <w:t>SW1 (config-if) #authentication host-mode multi-host</w:t>
+      </w:r>
+    </w:p>
+    <w:p>
+      <w:pPr>
+        <w:rPr>
+          <w:sz w:val="10"/>
+          <w:szCs w:val="10"/>
+        </w:rPr>
+      </w:pPr>
+      <w:r>
+        <w:rPr>
+          <w:sz w:val="10"/>
+          <w:szCs w:val="10"/>
+        </w:rPr>
+        <w:t>Or</w:t>
+      </w:r>
+    </w:p>
+    <w:p>
+      <w:pPr>
         <w:rPr>
           <w:sz w:val="20"/>
           <w:szCs w:val="20"/>
         </w:rPr>
-        <w:t>SW1 (config-if) #</w:t>
-      </w:r>
+      </w:pPr>
       <w:r>
         <w:rPr>
           <w:sz w:val="20"/>
           <w:szCs w:val="20"/>
         </w:rPr>
-        <w:t>dot1x port-control auto</w:t>
-      </w:r>
-    </w:p>
-    <w:p>
-      <w:pPr>
-        <w:rPr>
-          <w:sz w:val="10"/>
-          <w:szCs w:val="10"/>
-        </w:rPr>
-      </w:pPr>
-      <w:r>
-        <w:rPr>
-          <w:sz w:val="10"/>
-          <w:szCs w:val="10"/>
-        </w:rPr>
-        <w:t>Or</w:t>
-      </w:r>
-    </w:p>
-    <w:p>
-      <w:pPr>
-        <w:rPr>
-          <w:sz w:val="20"/>
-          <w:szCs w:val="20"/>
-        </w:rPr>
-      </w:pPr>
-      <w:r>
-        <w:rPr>
-          <w:sz w:val="20"/>
-          <w:szCs w:val="20"/>
-        </w:rPr>
-        <w:t>SW1 (config-if) #</w:t>
-      </w:r>
-      <w:r>
-        <w:rPr>
-          <w:sz w:val="20"/>
-          <w:szCs w:val="20"/>
-        </w:rPr>
-        <w:t xml:space="preserve">dot1x </w:t>
-      </w:r>
-      <w:proofErr w:type="spellStart"/>
-      <w:r>
-        <w:rPr>
-          <w:sz w:val="20"/>
-          <w:szCs w:val="20"/>
-        </w:rPr>
-        <w:t>pae</w:t>
-      </w:r>
-      <w:proofErr w:type="spellEnd"/>
-      <w:r>
-        <w:rPr>
-          <w:sz w:val="20"/>
-          <w:szCs w:val="20"/>
-        </w:rPr>
-        <w:t xml:space="preserve"> authenticator</w:t>
-      </w:r>
-    </w:p>
-    <w:p>
-      <w:pPr>
-        <w:rPr>
-          <w:sz w:val="20"/>
-          <w:szCs w:val="20"/>
-        </w:rPr>
-      </w:pPr>
-      <w:r>
-        <w:rPr>
-          <w:sz w:val="20"/>
-          <w:szCs w:val="20"/>
-        </w:rPr>
-        <w:t>SW1 (config-if) #</w:t>
-      </w:r>
-      <w:r>
-        <w:rPr>
-          <w:sz w:val="20"/>
-          <w:szCs w:val="20"/>
-        </w:rPr>
-        <w:t>authentication port-control auto</w:t>
-      </w:r>
-    </w:p>
-    <w:p>
-      <w:pPr>
-        <w:rPr>
-          <w:b/>
-          <w:bCs/>
-        </w:rPr>
-      </w:pPr>
-      <w:r>
-        <w:rPr>
-          <w:b/>
-          <w:bCs/>
-        </w:rPr>
-        <w:t>If 2 MAC addresses</w:t>
-      </w:r>
-      <w:r>
-        <w:rPr>
-          <w:b/>
-          <w:bCs/>
-        </w:rPr>
-        <w:t xml:space="preserve"> are</w:t>
-      </w:r>
-      <w:r>
-        <w:rPr>
-          <w:b/>
-          <w:bCs/>
-        </w:rPr>
-        <w:t xml:space="preserve"> on the same interface</w:t>
-      </w:r>
-      <w:r>
-        <w:rPr>
-          <w:b/>
-          <w:bCs/>
-        </w:rPr>
-        <w:t>, o</w:t>
-      </w:r>
-      <w:r>
-        <w:rPr>
-          <w:b/>
-          <w:bCs/>
-        </w:rPr>
-        <w:t>n each interface facing end user</w:t>
-      </w:r>
-      <w:r>
-        <w:rPr>
-          <w:b/>
-          <w:bCs/>
-        </w:rPr>
-        <w:t>:</w:t>
-      </w:r>
-    </w:p>
-    <w:p>
-      <w:pPr>
-        <w:rPr>
-          <w:sz w:val="20"/>
-          <w:szCs w:val="20"/>
-        </w:rPr>
-      </w:pPr>
-      <w:r>
-        <w:rPr>
-          <w:sz w:val="20"/>
-          <w:szCs w:val="20"/>
-        </w:rPr>
-        <w:t>SW1 (config-if) #</w:t>
-      </w:r>
-      <w:r>
-        <w:rPr>
-          <w:sz w:val="20"/>
-          <w:szCs w:val="20"/>
-        </w:rPr>
-        <w:t>authentication host-mode multi-host</w:t>
-      </w:r>
-    </w:p>
-    <w:p>
-      <w:pPr>
-        <w:rPr>
-          <w:sz w:val="10"/>
-          <w:szCs w:val="10"/>
-        </w:rPr>
-      </w:pPr>
-      <w:r>
-        <w:rPr>
-          <w:sz w:val="10"/>
-          <w:szCs w:val="10"/>
-        </w:rPr>
-        <w:t>Or</w:t>
-      </w:r>
-    </w:p>
-    <w:p>
-      <w:pPr>
-        <w:rPr>
-          <w:sz w:val="20"/>
-          <w:szCs w:val="20"/>
-        </w:rPr>
-      </w:pPr>
-      <w:r>
-        <w:rPr>
-          <w:sz w:val="20"/>
-          <w:szCs w:val="20"/>
-        </w:rPr>
-        <w:t>SW1 (config-if) #</w:t>
-      </w:r>
-      <w:r>
-        <w:rPr>
-          <w:sz w:val="20"/>
-          <w:szCs w:val="20"/>
-        </w:rPr>
-        <w:t>dot1x host-mode multi-host</w:t>
+        <w:t>SW1 (config-if) #dot1x host-mode multi-host</w:t>
       </w:r>
     </w:p>
     <w:p>
@@ -3360,26 +3160,8 @@
           <w:bCs/>
           <w:lang w:val="fr-BE"/>
         </w:rPr>
-        <w:t>(Configuration automatique du réseau câblé in french</w:t>
-      </w:r>
-      <w:proofErr w:type="gramStart"/>
-      <w:r>
-        <w:rPr>
-          <w:b/>
-          <w:bCs/>
-          <w:lang w:val="fr-BE"/>
-        </w:rPr>
-        <w:t>)</w:t>
-      </w:r>
-      <w:r>
-        <w:rPr>
-          <w:b/>
-          <w:bCs/>
-          <w:lang w:val="fr-BE"/>
-        </w:rPr>
-        <w:t>:</w:t>
-      </w:r>
-      <w:proofErr w:type="gramEnd"/>
+        <w:t>(Configuration automatique du réseau câblé in french):</w:t>
+      </w:r>
     </w:p>
     <w:p>
       <w:pPr>
@@ -3389,22 +3171,15 @@
           <w:numId w:val="4"/>
         </w:numPr>
       </w:pPr>
-      <w:proofErr w:type="spellStart"/>
-      <w:r>
-        <w:t>Win+R</w:t>
-      </w:r>
-      <w:proofErr w:type="spellEnd"/>
-      <w:r>
-        <w:t xml:space="preserve"> </w:t>
+      <w:r>
+        <w:t xml:space="preserve">Win+R </w:t>
       </w:r>
       <w:r>
         <w:sym w:font="Wingdings" w:char="F0E0"/>
       </w:r>
-      <w:proofErr w:type="spellStart"/>
       <w:r>
         <w:t>services.msc</w:t>
       </w:r>
-      <w:proofErr w:type="spellEnd"/>
     </w:p>
     <w:p>
       <w:pPr>
@@ -3429,6 +3204,9 @@
         <w:jc w:val="center"/>
       </w:pPr>
       <w:r>
+        <w:rPr>
+          <w:noProof/>
+        </w:rPr>
         <w:drawing>
           <wp:inline distT="0" distB="0" distL="0" distR="0" wp14:anchorId="2311DD9C" wp14:editId="4BF369F8">
             <wp:extent cx="4057865" cy="2133600"/>
@@ -3516,15 +3294,7 @@
         </w:numPr>
       </w:pPr>
       <w:r>
-        <w:t xml:space="preserve">Convert it to </w:t>
-      </w:r>
-      <w:proofErr w:type="gramStart"/>
-      <w:r>
-        <w:t>a .DER</w:t>
-      </w:r>
-      <w:proofErr w:type="gramEnd"/>
-      <w:r>
-        <w:t xml:space="preserve"> format</w:t>
+        <w:t>Convert it to a .DER format</w:t>
       </w:r>
     </w:p>
     <w:p>
@@ -3580,22 +3350,15 @@
       <w:r>
         <w:sym w:font="Wingdings" w:char="F0E0"/>
       </w:r>
-      <w:proofErr w:type="spellStart"/>
-      <w:r>
-        <w:t>Win+R</w:t>
-      </w:r>
-      <w:proofErr w:type="spellEnd"/>
-      <w:r>
-        <w:t xml:space="preserve"> </w:t>
+      <w:r>
+        <w:t xml:space="preserve">Win+R </w:t>
       </w:r>
       <w:r>
         <w:sym w:font="Wingdings" w:char="F0E0"/>
       </w:r>
-      <w:proofErr w:type="spellStart"/>
       <w:r>
         <w:t>ncpa.cpl</w:t>
       </w:r>
-      <w:proofErr w:type="spellEnd"/>
     </w:p>
     <w:p>
       <w:pPr>
@@ -3769,6 +3532,7 @@
       </w:pPr>
       <w:r>
         <w:rPr>
+          <w:noProof/>
           <w:sz w:val="20"/>
           <w:szCs w:val="20"/>
         </w:rPr>
@@ -3818,6 +3582,7 @@
       </w:pPr>
       <w:r>
         <w:rPr>
+          <w:noProof/>
           <w:sz w:val="20"/>
           <w:szCs w:val="20"/>
         </w:rPr>
@@ -3868,6 +3633,7 @@
       </w:pPr>
       <w:r>
         <w:rPr>
+          <w:noProof/>
           <w:sz w:val="20"/>
           <w:szCs w:val="20"/>
         </w:rPr>
@@ -4544,16 +4310,11 @@
       <w:r>
         <w:t xml:space="preserve"> Create a new policy (click </w:t>
       </w:r>
-      <w:proofErr w:type="gramStart"/>
       <w:r>
         <w:t>on</w:t>
       </w:r>
       <w:r>
-        <w:t xml:space="preserve"> ”</w:t>
-      </w:r>
-      <w:proofErr w:type="gramEnd"/>
-      <w:r>
-        <w:t>+”</w:t>
+        <w:t xml:space="preserve"> ”+”</w:t>
       </w:r>
       <w:r>
         <w:t xml:space="preserve">) </w:t>
@@ -4793,16 +4554,11 @@
       <w:r>
         <w:t xml:space="preserve">click </w:t>
       </w:r>
-      <w:proofErr w:type="gramStart"/>
       <w:r>
         <w:t>on</w:t>
       </w:r>
       <w:r>
-        <w:t xml:space="preserve"> ”</w:t>
-      </w:r>
-      <w:proofErr w:type="gramEnd"/>
-      <w:r>
-        <w:t>+”</w:t>
+        <w:t xml:space="preserve"> ”+”</w:t>
       </w:r>
       <w:r>
         <w:t>)</w:t>
@@ -4924,18 +4680,10 @@
     </w:p>
     <w:p>
       <w:r>
-        <w:t xml:space="preserve">In the </w:t>
-      </w:r>
-      <w:proofErr w:type="gramStart"/>
-      <w:r>
-        <w:t xml:space="preserve">column </w:t>
-      </w:r>
-      <w:r>
-        <w:t>”View</w:t>
-      </w:r>
-      <w:proofErr w:type="gramEnd"/>
-      <w:r>
-        <w:t xml:space="preserve">” click </w:t>
+        <w:t xml:space="preserve">In the column </w:t>
+      </w:r>
+      <w:r>
+        <w:t xml:space="preserve">”View” click </w:t>
       </w:r>
       <w:r>
         <w:t>on the right arrow</w:t>
@@ -4984,11 +4732,7 @@
     </w:p>
     <w:p>
       <w:r>
-        <w:t xml:space="preserve">In the </w:t>
-      </w:r>
-      <w:proofErr w:type="gramStart"/>
-      <w:r>
-        <w:t>column</w:t>
+        <w:t>In the column</w:t>
       </w:r>
       <w:r>
         <w:t xml:space="preserve"> </w:t>
@@ -5002,7 +4746,6 @@
       <w:r>
         <w:t>Use</w:t>
       </w:r>
-      <w:proofErr w:type="gramEnd"/>
       <w:r>
         <w:rPr>
           <w:rFonts w:ascii="Aptos" w:hAnsi="Aptos" w:cs="Aptos"/>
@@ -5170,13 +4913,8 @@
       <w:r>
         <w:t xml:space="preserve">ose the </w:t>
       </w:r>
-      <w:proofErr w:type="gramStart"/>
-      <w:r>
-        <w:t>icon ”Identity</w:t>
-      </w:r>
-      <w:proofErr w:type="gramEnd"/>
-      <w:r>
-        <w:t xml:space="preserve"> Group-Name” </w:t>
+      <w:r>
+        <w:t xml:space="preserve">icon ”Identity Group-Name” </w:t>
       </w:r>
       <w:r>
         <w:sym w:font="Wingdings" w:char="F0E0"/>
@@ -5199,18 +4937,10 @@
     </w:p>
     <w:p>
       <w:r>
-        <w:t xml:space="preserve">In the </w:t>
-      </w:r>
-      <w:proofErr w:type="gramStart"/>
-      <w:r>
-        <w:t>column</w:t>
-      </w:r>
-      <w:r>
-        <w:t xml:space="preserve"> ”Results</w:t>
-      </w:r>
-      <w:proofErr w:type="gramEnd"/>
-      <w:r>
-        <w:t>/Profiles”</w:t>
+        <w:t>In the column</w:t>
+      </w:r>
+      <w:r>
+        <w:t xml:space="preserve"> ”Results/Profiles”</w:t>
       </w:r>
       <w:r>
         <w:t xml:space="preserve"> (</w:t>
@@ -5218,16 +4948,11 @@
       <w:r>
         <w:t xml:space="preserve">click </w:t>
       </w:r>
-      <w:proofErr w:type="gramStart"/>
       <w:r>
         <w:t>on</w:t>
       </w:r>
       <w:r>
-        <w:t xml:space="preserve"> ”</w:t>
-      </w:r>
-      <w:proofErr w:type="gramEnd"/>
-      <w:r>
-        <w:t>+”</w:t>
+        <w:t xml:space="preserve"> ”+”</w:t>
       </w:r>
       <w:r>
         <w:t xml:space="preserve">) </w:t>
@@ -5236,29 +4961,16 @@
         <w:sym w:font="Wingdings" w:char="F0E0"/>
       </w:r>
       <w:r>
-        <w:t xml:space="preserve">Create </w:t>
-      </w:r>
-      <w:proofErr w:type="gramStart"/>
-      <w:r>
-        <w:t>a</w:t>
-      </w:r>
-      <w:r>
-        <w:t xml:space="preserve"> ”New</w:t>
-      </w:r>
-      <w:proofErr w:type="gramEnd"/>
-      <w:r>
-        <w:t xml:space="preserve"> authorization profile” (click </w:t>
-      </w:r>
-      <w:proofErr w:type="gramStart"/>
+        <w:t>Create a</w:t>
+      </w:r>
+      <w:r>
+        <w:t xml:space="preserve"> ”New authorization profile” (click </w:t>
+      </w:r>
       <w:r>
         <w:t>on</w:t>
       </w:r>
       <w:r>
-        <w:t xml:space="preserve"> ”</w:t>
-      </w:r>
-      <w:proofErr w:type="gramEnd"/>
-      <w:r>
-        <w:t>+”)</w:t>
+        <w:t xml:space="preserve"> ”+”)</w:t>
       </w:r>
       <w:r>
         <w:t xml:space="preserve"> </w:t>
@@ -5279,15 +4991,7 @@
         <w:t>r a</w:t>
       </w:r>
       <w:r>
-        <w:t xml:space="preserve"> cisco </w:t>
-      </w:r>
-      <w:proofErr w:type="spellStart"/>
-      <w:r>
-        <w:t>av</w:t>
-      </w:r>
-      <w:proofErr w:type="spellEnd"/>
-      <w:r>
-        <w:t>-pair</w:t>
+        <w:t xml:space="preserve"> cisco av-pair</w:t>
       </w:r>
       <w:r>
         <w:t>)</w:t>
@@ -5306,18 +5010,10 @@
     </w:p>
     <w:p>
       <w:r>
-        <w:t xml:space="preserve">In the column Use </w:t>
-      </w:r>
-      <w:proofErr w:type="gramStart"/>
-      <w:r>
-        <w:t>choose</w:t>
-      </w:r>
-      <w:r>
-        <w:t xml:space="preserve"> ”Internal</w:t>
-      </w:r>
-      <w:proofErr w:type="gramEnd"/>
-      <w:r>
-        <w:t xml:space="preserve"> Users” </w:t>
+        <w:t>In the column Use choose</w:t>
+      </w:r>
+      <w:r>
+        <w:t xml:space="preserve"> ”Internal Users” </w:t>
       </w:r>
       <w:r>
         <w:sym w:font="Wingdings" w:char="F0E0"/>
@@ -5484,92 +5180,24 @@
       </w:r>
     </w:p>
     <w:p>
-      <w:proofErr w:type="spellStart"/>
-      <w:proofErr w:type="gramStart"/>
-      <w:r>
-        <w:t>shell:priv</w:t>
-      </w:r>
-      <w:proofErr w:type="gramEnd"/>
-      <w:r>
-        <w:t>-lvl</w:t>
-      </w:r>
-      <w:proofErr w:type="spellEnd"/>
-      <w:r>
-        <w:t>=15</w:t>
-      </w:r>
-    </w:p>
-    <w:p>
-      <w:proofErr w:type="spellStart"/>
-      <w:r>
-        <w:t>auth-</w:t>
-      </w:r>
-      <w:proofErr w:type="gramStart"/>
-      <w:r>
-        <w:t>proxy:priv</w:t>
-      </w:r>
-      <w:proofErr w:type="gramEnd"/>
-      <w:r>
-        <w:t>-lvl</w:t>
-      </w:r>
-      <w:proofErr w:type="spellEnd"/>
-      <w:r>
-        <w:t xml:space="preserve">=15 </w:t>
-      </w:r>
-    </w:p>
-    <w:p>
-      <w:r>
-        <w:t>auth-</w:t>
-      </w:r>
-      <w:proofErr w:type="gramStart"/>
-      <w:r>
-        <w:t>proxy:proxyacl</w:t>
-      </w:r>
-      <w:proofErr w:type="gramEnd"/>
-      <w:r>
-        <w:t xml:space="preserve">#1=permit </w:t>
-      </w:r>
-      <w:proofErr w:type="spellStart"/>
-      <w:r>
-        <w:t>icmp</w:t>
-      </w:r>
-      <w:proofErr w:type="spellEnd"/>
-      <w:r>
-        <w:t xml:space="preserve"> any </w:t>
-      </w:r>
-      <w:proofErr w:type="spellStart"/>
-      <w:r>
-        <w:t>any</w:t>
-      </w:r>
-      <w:proofErr w:type="spellEnd"/>
-      <w:r>
-        <w:t xml:space="preserve"> </w:t>
-      </w:r>
-    </w:p>
-    <w:p>
-      <w:r>
-        <w:t>auth-</w:t>
-      </w:r>
-      <w:proofErr w:type="gramStart"/>
-      <w:r>
-        <w:t>proxy:proxyacl</w:t>
-      </w:r>
-      <w:proofErr w:type="gramEnd"/>
-      <w:r>
-        <w:t xml:space="preserve">#2=permit </w:t>
-      </w:r>
-      <w:proofErr w:type="spellStart"/>
-      <w:r>
-        <w:t>tcp</w:t>
-      </w:r>
-      <w:proofErr w:type="spellEnd"/>
-      <w:r>
-        <w:t xml:space="preserve"> any </w:t>
-      </w:r>
-      <w:proofErr w:type="spellStart"/>
-      <w:r>
-        <w:t>any</w:t>
-      </w:r>
-      <w:proofErr w:type="spellEnd"/>
+      <w:r>
+        <w:t>shell:priv-lvl=15</w:t>
+      </w:r>
+    </w:p>
+    <w:p>
+      <w:r>
+        <w:t xml:space="preserve">auth-proxy:priv-lvl=15 </w:t>
+      </w:r>
+    </w:p>
+    <w:p>
+      <w:r>
+        <w:t xml:space="preserve">auth-proxy:proxyacl#1=permit icmp any any </w:t>
+      </w:r>
+    </w:p>
+    <w:p>
+      <w:r>
+        <w:t>auth-proxy:proxyacl#2=permit tcp any any</w:t>
+      </w:r>
     </w:p>
     <w:sectPr>
       <w:pgSz w:w="11906" w:h="16838"/>
